--- a/eng/docx/59.content.docx
+++ b/eng/docx/59.content.docx
@@ -7,6 +7,15 @@
       <w:r/>
     </w:p>
     <w:p>
+      <w:pPr>
+        <w:pStyle w:val="Heading2"/>
+      </w:pPr>
+      <w:r>
+        <w:t>Resource: Study Notes (Tyndale)</w:t>
+      </w:r>
+      <w:r/>
+    </w:p>
+    <w:p>
       <w:r/>
       <w:r>
         <w:rPr>
@@ -46,7 +55,7 @@
         <w:pStyle w:val="Heading1"/>
       </w:pPr>
       <w:r>
-        <w:t>Aquifer Open Study Notes</w:t>
+        <w:t>Study Notes (Tyndale)</w:t>
       </w:r>
     </w:p>
     <w:p>
@@ -55,6 +64,51 @@
           <w:headerReference w:type="even" r:id="rId8"/>
           <w:headerReference w:type="default" r:id="rId9"/>
           <w:footerReference w:type="default" r:id="rId10"/>
+          <w:footnotePr>
+            <w:numRestart w:val="eachSect"/>
+          </w:footnotePr>
+          <w:type w:val="continuous"/>
+          <w:pgSz w:w="12240" w:h="15840" w:code="1"/>
+          <w:pgMar w:top="1440" w:right="1440" w:bottom="1440" w:left="1440" w:header="504" w:footer="504" w:gutter="0"/>
+          <w:cols w:space="708"/>
+          <w:titlePg/>
+          <w:docGrid w:linePitch="360"/>
+        </w:sectPr>
+      </w:pPr>
+    </w:p>
+    <w:p>
+      <w:r/>
+    </w:p>
+    <w:p>
+      <w:pPr>
+        <w:pStyle w:val="Heading2"/>
+      </w:pPr>
+      <w:r>
+        <w:t>JAS</w:t>
+      </w:r>
+      <w:r/>
+    </w:p>
+    <w:p>
+      <w:r/>
+      <w:r>
+        <w:rPr>
+          <w:i/>
+        </w:rPr>
+        <w:t>James 1:1, James 1:2, James 1:2–4, James 1:5–8, James 1:6, James 1:8, James 1:9, James 1:9–11, James 1:10, James 1:12, James 1:12–27, James 1:13, James 1:14, James 1:15, James 1:17, James 1:18, James 1:21, James 1:22, James 1:22–23, James 1:24, James 1:25, James 1:26–27, James 2:1, James 2:1–4, James 2:2, James 2:3–4, James 2:5, James 2:7, James 2:8, James 2:8–13, James 2:9, James 2:12, James 2:13, James 2:14, James 2:14–26, James 2:15–16, James 2:18–19, James 2:19, James 2:20–26, James 2:22, James 2:23, James 2:24, James 2:25, James 2:26, James 3:1, James 3:2, James 3:6, James 3:8, James 3:9, James 3:11, James 3:13, James 3:14, James 3:15, James 3:18, James 4:1, James 4:2, James 4:4, James 4:4–10, James 4:5, James 4:7, James 4:8, James 4:10, James 4:11, James 4:11–12, James 4:13–16, James 4:15, James 4:16, James 4:17, James 5:1–6, James 5:2, James 5:3, James 5:4, James 5:6, James 5:7–8, James 5:9, James 5:10, James 5:11, James 5:12, James 5:14, James 5:15, James 5:17, James 5:19–20, James 5:20</w:t>
+      </w:r>
+      <w:r/>
+    </w:p>
+    <w:p>
+      <w:r/>
+      <w:r>
+        <w:t xml:space="preserve"> </w:t>
+      </w:r>
+      <w:r/>
+      <w:r/>
+    </w:p>
+    <w:p>
+      <w:pPr>
+        <w:sectPr>
           <w:footnotePr>
             <w:numRestart w:val="eachSect"/>
           </w:footnotePr>

--- a/eng/docx/59.content.docx
+++ b/eng/docx/59.content.docx
@@ -163,13 +163,6 @@
         <w:rPr>
           <w:lang w:val="en_US" w:bidi="en_US"/>
         </w:rPr>
-      </w:r>
-      <w:r>
-        <w:rPr>
-          <w:i/>
-          <w:lang w:val="en_US" w:bidi="en_US"/>
-        </w:rPr>
-        <w:t>James 1:1, James 1:2, James 1:2–4, James 1:5–8, James 1:6, James 1:8, James 1:9, James 1:9–11, James 1:10, James 1:12, James 1:12–27, James 1:13, James 1:14, James 1:15, James 1:17, James 1:18, James 1:21, James 1:22, James 1:22–23, James 1:24, James 1:25, James 1:26–27, James 2:1, James 2:1–4, James 2:2, James 2:3–4, James 2:5, James 2:7, James 2:8, James 2:8–13, James 2:9, James 2:12, James 2:13, James 2:14, James 2:14–26, James 2:15–16, James 2:18–19, James 2:19, James 2:20–26, James 2:22, James 2:23, James 2:24, James 2:25, James 2:26, James 3:1, James 3:2, James 3:6, James 3:8, James 3:9, James 3:11, James 3:13, James 3:14, James 3:15, James 3:18, James 4:1, James 4:2, James 4:4, James 4:4–10, James 4:5, James 4:7, James 4:8, James 4:10, James 4:11, James 4:11–12, James 4:13–16, James 4:15, James 4:16, James 4:17, James 5:1–6, James 5:2, James 5:3, James 5:4, James 5:6, James 5:7–8, James 5:9, James 5:10, James 5:11, James 5:12, James 5:14, James 5:15, James 5:17, James 5:19–20, James 5:20</w:t>
       </w:r>
       <w:r>
         <w:rPr>

--- a/eng/docx/59.content.docx
+++ b/eng/docx/59.content.docx
@@ -150,19 +150,6 @@
           <w:lang w:val="en_US" w:bidi="en_US"/>
         </w:rPr>
         <w:t>JAS</w:t>
-      </w:r>
-      <w:r>
-        <w:rPr>
-          <w:lang w:val="en_US" w:bidi="en_US"/>
-        </w:rPr>
-      </w:r>
-    </w:p>
-    <w:p>
-      <w:pPr/>
-      <w:r>
-        <w:rPr>
-          <w:lang w:val="en_US" w:bidi="en_US"/>
-        </w:rPr>
       </w:r>
       <w:r>
         <w:rPr>

--- a/eng/docx/59.content.docx
+++ b/eng/docx/59.content.docx
@@ -19,7 +19,7 @@
         <w:rPr>
           <w:lang w:val="en_US" w:bidi="en_US"/>
         </w:rPr>
-        <w:t>Resource: Study Notes (Tyndale)</w:t>
+        <w:t>Resource: Tyndale Open Study Notes</w:t>
       </w:r>
       <w:r>
         <w:rPr>
@@ -112,7 +112,7 @@
         <w:rPr>
           <w:lang w:val="en_US" w:bidi="en_US"/>
         </w:rPr>
-        <w:t>Study Notes (Tyndale)</w:t>
+        <w:t>Tyndale Open Study Notes</w:t>
       </w:r>
     </w:p>
     <w:p>

--- a/eng/docx/59.content.docx
+++ b/eng/docx/59.content.docx
@@ -10273,7 +10273,7 @@
         <w:rPr>
           <w:lang w:val="en_US" w:bidi="en_US"/>
         </w:rPr>
-        <w:t>). Swearing an oath in the Lord's name meant asking Him to enforce it (</w:t>
+        <w:t>). Swearing an oath in the Lord's name meant asking God to enforce it (</w:t>
       </w:r>
       <w:hyperlink r:id="rId242">
         <w:r>

--- a/eng/docx/59.content.docx
+++ b/eng/docx/59.content.docx
@@ -19,7 +19,7 @@
         <w:rPr>
           <w:lang w:val="en_US" w:bidi="en_US"/>
         </w:rPr>
-        <w:t>Resource: Tyndale Open Study Notes</w:t>
+        <w:t>Resource: Aquifer Open Study Notes</w:t>
       </w:r>
       <w:r>
         <w:rPr>
@@ -112,7 +112,7 @@
         <w:rPr>
           <w:lang w:val="en_US" w:bidi="en_US"/>
         </w:rPr>
-        <w:t>Tyndale Open Study Notes</w:t>
+        <w:t>Aquifer Open Study Notes</w:t>
       </w:r>
     </w:p>
     <w:p>

--- a/eng/docx/59.content.docx
+++ b/eng/docx/59.content.docx
@@ -313,36 +313,24 @@
         </w:rPr>
         <w:t xml:space="preserve"> 9:2; compare </w:t>
       </w:r>
-      <w:hyperlink r:id="rId13">
-        <w:r>
-          <w:rPr>
-            <w:lang w:val="en_US" w:bidi="en_US"/>
-          </w:rPr>
-          <w:rPr>
-            <w:color w:val="0000EE"/>
-            <w:u w:val="single"/>
-          </w:rPr>
-          <w:t>Ezekiel 37:15–28</w:t>
-        </w:r>
-      </w:hyperlink>
+      <w:r>
+        <w:rPr>
+          <w:lang w:val="en_US" w:bidi="en_US"/>
+        </w:rPr>
+        <w:t>Ezekiel 37:15–28</w:t>
+      </w:r>
       <w:r>
         <w:rPr>
           <w:lang w:val="en_US" w:bidi="en_US"/>
         </w:rPr>
         <w:t xml:space="preserve">; </w:t>
       </w:r>
-      <w:hyperlink r:id="rId14">
-        <w:r>
-          <w:rPr>
-            <w:lang w:val="en_US" w:bidi="en_US"/>
-          </w:rPr>
-          <w:rPr>
-            <w:color w:val="0000EE"/>
-            <w:u w:val="single"/>
-          </w:rPr>
-          <w:t>Matthew 19:28</w:t>
-        </w:r>
-      </w:hyperlink>
+      <w:r>
+        <w:rPr>
+          <w:lang w:val="en_US" w:bidi="en_US"/>
+        </w:rPr>
+        <w:t>Matthew 19:28</w:t>
+      </w:r>
       <w:r>
         <w:rPr>
           <w:lang w:val="en_US" w:bidi="en_US"/>
@@ -387,72 +375,48 @@
         </w:rPr>
         <w:t>): Jews scattered abroad were living outside Palestine (</w:t>
       </w:r>
-      <w:hyperlink r:id="rId15">
-        <w:r>
-          <w:rPr>
-            <w:lang w:val="en_US" w:bidi="en_US"/>
-          </w:rPr>
-          <w:rPr>
-            <w:color w:val="0000EE"/>
-            <w:u w:val="single"/>
-          </w:rPr>
-          <w:t>John 7:35</w:t>
-        </w:r>
-      </w:hyperlink>
+      <w:r>
+        <w:rPr>
+          <w:lang w:val="en_US" w:bidi="en_US"/>
+        </w:rPr>
+        <w:t>John 7:35</w:t>
+      </w:r>
       <w:r>
         <w:rPr>
           <w:lang w:val="en_US" w:bidi="en_US"/>
         </w:rPr>
         <w:t xml:space="preserve">; </w:t>
       </w:r>
-      <w:hyperlink r:id="rId16">
-        <w:r>
-          <w:rPr>
-            <w:lang w:val="en_US" w:bidi="en_US"/>
-          </w:rPr>
-          <w:rPr>
-            <w:color w:val="0000EE"/>
-            <w:u w:val="single"/>
-          </w:rPr>
-          <w:t>Acts 2:5</w:t>
-        </w:r>
-      </w:hyperlink>
+      <w:r>
+        <w:rPr>
+          <w:lang w:val="en_US" w:bidi="en_US"/>
+        </w:rPr>
+        <w:t>Acts 2:5</w:t>
+      </w:r>
       <w:r>
         <w:rPr>
           <w:lang w:val="en_US" w:bidi="en_US"/>
         </w:rPr>
         <w:t xml:space="preserve">; </w:t>
       </w:r>
-      <w:hyperlink r:id="rId17">
-        <w:r>
-          <w:rPr>
-            <w:lang w:val="en_US" w:bidi="en_US"/>
-          </w:rPr>
-          <w:rPr>
-            <w:color w:val="0000EE"/>
-            <w:u w:val="single"/>
-          </w:rPr>
-          <w:t>8:1</w:t>
-        </w:r>
-      </w:hyperlink>
+      <w:r>
+        <w:rPr>
+          <w:lang w:val="en_US" w:bidi="en_US"/>
+        </w:rPr>
+        <w:t>8:1</w:t>
+      </w:r>
       <w:r>
         <w:rPr>
           <w:lang w:val="en_US" w:bidi="en_US"/>
         </w:rPr>
         <w:t xml:space="preserve">; </w:t>
       </w:r>
-      <w:hyperlink r:id="rId18">
-        <w:r>
-          <w:rPr>
-            <w:lang w:val="en_US" w:bidi="en_US"/>
-          </w:rPr>
-          <w:rPr>
-            <w:color w:val="0000EE"/>
-            <w:u w:val="single"/>
-          </w:rPr>
-          <w:t>11:19</w:t>
-        </w:r>
-      </w:hyperlink>
+      <w:r>
+        <w:rPr>
+          <w:lang w:val="en_US" w:bidi="en_US"/>
+        </w:rPr>
+        <w:t>11:19</w:t>
+      </w:r>
       <w:r>
         <w:rPr>
           <w:lang w:val="en_US" w:bidi="en_US"/>
@@ -497,72 +461,48 @@
         </w:rPr>
         <w:t>): This was a common greeting in first-century Greek letters and in personal interactions (</w:t>
       </w:r>
-      <w:hyperlink r:id="rId19">
-        <w:r>
-          <w:rPr>
-            <w:lang w:val="en_US" w:bidi="en_US"/>
-          </w:rPr>
-          <w:rPr>
-            <w:color w:val="0000EE"/>
-            <w:u w:val="single"/>
-          </w:rPr>
-          <w:t>Acts 15:23</w:t>
-        </w:r>
-      </w:hyperlink>
+      <w:r>
+        <w:rPr>
+          <w:lang w:val="en_US" w:bidi="en_US"/>
+        </w:rPr>
+        <w:t>Acts 15:23</w:t>
+      </w:r>
       <w:r>
         <w:rPr>
           <w:lang w:val="en_US" w:bidi="en_US"/>
         </w:rPr>
         <w:t xml:space="preserve">; </w:t>
       </w:r>
-      <w:hyperlink r:id="rId20">
-        <w:r>
-          <w:rPr>
-            <w:lang w:val="en_US" w:bidi="en_US"/>
-          </w:rPr>
-          <w:rPr>
-            <w:color w:val="0000EE"/>
-            <w:u w:val="single"/>
-          </w:rPr>
-          <w:t>23:26</w:t>
-        </w:r>
-      </w:hyperlink>
+      <w:r>
+        <w:rPr>
+          <w:lang w:val="en_US" w:bidi="en_US"/>
+        </w:rPr>
+        <w:t>23:26</w:t>
+      </w:r>
       <w:r>
         <w:rPr>
           <w:lang w:val="en_US" w:bidi="en_US"/>
         </w:rPr>
         <w:t xml:space="preserve">; </w:t>
       </w:r>
-      <w:hyperlink r:id="rId21">
-        <w:r>
-          <w:rPr>
-            <w:lang w:val="en_US" w:bidi="en_US"/>
-          </w:rPr>
-          <w:rPr>
-            <w:color w:val="0000EE"/>
-            <w:u w:val="single"/>
-          </w:rPr>
-          <w:t>Matthew 26:49</w:t>
-        </w:r>
-      </w:hyperlink>
+      <w:r>
+        <w:rPr>
+          <w:lang w:val="en_US" w:bidi="en_US"/>
+        </w:rPr>
+        <w:t>Matthew 26:49</w:t>
+      </w:r>
       <w:r>
         <w:rPr>
           <w:lang w:val="en_US" w:bidi="en_US"/>
         </w:rPr>
         <w:t xml:space="preserve">; </w:t>
       </w:r>
-      <w:hyperlink r:id="rId22">
-        <w:r>
-          <w:rPr>
-            <w:lang w:val="en_US" w:bidi="en_US"/>
-          </w:rPr>
-          <w:rPr>
-            <w:color w:val="0000EE"/>
-            <w:u w:val="single"/>
-          </w:rPr>
-          <w:t>Luke 1:28</w:t>
-        </w:r>
-      </w:hyperlink>
+      <w:r>
+        <w:rPr>
+          <w:lang w:val="en_US" w:bidi="en_US"/>
+        </w:rPr>
+        <w:t>Luke 1:28</w:t>
+      </w:r>
       <w:r>
         <w:rPr>
           <w:lang w:val="en_US" w:bidi="en_US"/>
@@ -671,18 +611,12 @@
         </w:rPr>
         <w:t xml:space="preserve">) sounds similar to the Greek word for "greetings" that he used at the beginning of his letter in </w:t>
       </w:r>
-      <w:hyperlink r:id="rId23">
-        <w:r>
-          <w:rPr>
-            <w:lang w:val="en_US" w:bidi="en_US"/>
-          </w:rPr>
-          <w:rPr>
-            <w:color w:val="0000EE"/>
-            <w:u w:val="single"/>
-          </w:rPr>
-          <w:t>1:1</w:t>
-        </w:r>
-      </w:hyperlink>
+      <w:r>
+        <w:rPr>
+          <w:lang w:val="en_US" w:bidi="en_US"/>
+        </w:rPr>
+        <w:t>1:1</w:t>
+      </w:r>
       <w:r>
         <w:rPr>
           <w:lang w:val="en_US" w:bidi="en_US"/>
@@ -737,36 +671,24 @@
         </w:rPr>
         <w:t>Enduring challenges and temptations is a common theme (</w:t>
       </w:r>
-      <w:hyperlink r:id="rId24">
-        <w:r>
-          <w:rPr>
-            <w:lang w:val="en_US" w:bidi="en_US"/>
-          </w:rPr>
-          <w:rPr>
-            <w:color w:val="0000EE"/>
-            <w:u w:val="single"/>
-          </w:rPr>
-          <w:t>1:12–15</w:t>
-        </w:r>
-      </w:hyperlink>
+      <w:r>
+        <w:rPr>
+          <w:lang w:val="en_US" w:bidi="en_US"/>
+        </w:rPr>
+        <w:t>1:12–15</w:t>
+      </w:r>
       <w:r>
         <w:rPr>
           <w:lang w:val="en_US" w:bidi="en_US"/>
         </w:rPr>
         <w:t xml:space="preserve">; </w:t>
       </w:r>
-      <w:hyperlink r:id="rId25">
-        <w:r>
-          <w:rPr>
-            <w:lang w:val="en_US" w:bidi="en_US"/>
-          </w:rPr>
-          <w:rPr>
-            <w:color w:val="0000EE"/>
-            <w:u w:val="single"/>
-          </w:rPr>
-          <w:t>5:7–12</w:t>
-        </w:r>
-      </w:hyperlink>
+      <w:r>
+        <w:rPr>
+          <w:lang w:val="en_US" w:bidi="en_US"/>
+        </w:rPr>
+        <w:t>5:7–12</w:t>
+      </w:r>
       <w:r>
         <w:rPr>
           <w:lang w:val="en_US" w:bidi="en_US"/>
@@ -785,18 +707,12 @@
         </w:rPr>
         <w:t>" (</w:t>
       </w:r>
-      <w:hyperlink r:id="rId26">
-        <w:r>
-          <w:rPr>
-            <w:lang w:val="en_US" w:bidi="en_US"/>
-          </w:rPr>
-          <w:rPr>
-            <w:color w:val="0000EE"/>
-            <w:u w:val="single"/>
-          </w:rPr>
-          <w:t>5:19–20</w:t>
-        </w:r>
-      </w:hyperlink>
+      <w:r>
+        <w:rPr>
+          <w:lang w:val="en_US" w:bidi="en_US"/>
+        </w:rPr>
+        <w:t>5:19–20</w:t>
+      </w:r>
       <w:r>
         <w:rPr>
           <w:lang w:val="en_US" w:bidi="en_US"/>
@@ -851,18 +767,12 @@
         </w:rPr>
         <w:t xml:space="preserve">James introduces wisdom as a common theme (compare </w:t>
       </w:r>
-      <w:hyperlink r:id="rId27">
-        <w:r>
-          <w:rPr>
-            <w:lang w:val="en_US" w:bidi="en_US"/>
-          </w:rPr>
-          <w:rPr>
-            <w:color w:val="0000EE"/>
-            <w:u w:val="single"/>
-          </w:rPr>
-          <w:t>3:13–18</w:t>
-        </w:r>
-      </w:hyperlink>
+      <w:r>
+        <w:rPr>
+          <w:lang w:val="en_US" w:bidi="en_US"/>
+        </w:rPr>
+        <w:t>3:13–18</w:t>
+      </w:r>
       <w:r>
         <w:rPr>
           <w:lang w:val="en_US" w:bidi="en_US"/>
@@ -930,18 +840,12 @@
         </w:rPr>
         <w:t xml:space="preserve"> The Greek is often translated "Do not doubt, for a person who doubts," but it means someone torn between loyalty to God and the world (see </w:t>
       </w:r>
-      <w:hyperlink r:id="rId28">
-        <w:r>
-          <w:rPr>
-            <w:lang w:val="en_US" w:bidi="en_US"/>
-          </w:rPr>
-          <w:rPr>
-            <w:color w:val="0000EE"/>
-            <w:u w:val="single"/>
-          </w:rPr>
-          <w:t>1:8</w:t>
-        </w:r>
-      </w:hyperlink>
+      <w:r>
+        <w:rPr>
+          <w:lang w:val="en_US" w:bidi="en_US"/>
+        </w:rPr>
+        <w:t>1:8</w:t>
+      </w:r>
       <w:r>
         <w:rPr>
           <w:lang w:val="en_US" w:bidi="en_US"/>
@@ -1058,126 +962,84 @@
         </w:rPr>
         <w:t>: In the New Testament, boasting is often seen as negative (</w:t>
       </w:r>
-      <w:hyperlink r:id="rId29">
-        <w:r>
-          <w:rPr>
-            <w:lang w:val="en_US" w:bidi="en_US"/>
-          </w:rPr>
-          <w:rPr>
-            <w:color w:val="0000EE"/>
-            <w:u w:val="single"/>
-          </w:rPr>
-          <w:t>3:14</w:t>
-        </w:r>
-      </w:hyperlink>
+      <w:r>
+        <w:rPr>
+          <w:lang w:val="en_US" w:bidi="en_US"/>
+        </w:rPr>
+        <w:t>3:14</w:t>
+      </w:r>
       <w:r>
         <w:rPr>
           <w:lang w:val="en_US" w:bidi="en_US"/>
         </w:rPr>
         <w:t xml:space="preserve">; </w:t>
       </w:r>
-      <w:hyperlink r:id="rId30">
-        <w:r>
-          <w:rPr>
-            <w:lang w:val="en_US" w:bidi="en_US"/>
-          </w:rPr>
-          <w:rPr>
-            <w:color w:val="0000EE"/>
-            <w:u w:val="single"/>
-          </w:rPr>
-          <w:t>4:16</w:t>
-        </w:r>
-      </w:hyperlink>
+      <w:r>
+        <w:rPr>
+          <w:lang w:val="en_US" w:bidi="en_US"/>
+        </w:rPr>
+        <w:t>4:16</w:t>
+      </w:r>
       <w:r>
         <w:rPr>
           <w:lang w:val="en_US" w:bidi="en_US"/>
         </w:rPr>
         <w:t xml:space="preserve">; </w:t>
       </w:r>
-      <w:hyperlink r:id="rId31">
-        <w:r>
-          <w:rPr>
-            <w:lang w:val="en_US" w:bidi="en_US"/>
-          </w:rPr>
-          <w:rPr>
-            <w:color w:val="0000EE"/>
-            <w:u w:val="single"/>
-          </w:rPr>
-          <w:t>Ephesians 2:9</w:t>
-        </w:r>
-      </w:hyperlink>
+      <w:r>
+        <w:rPr>
+          <w:lang w:val="en_US" w:bidi="en_US"/>
+        </w:rPr>
+        <w:t>Ephesians 2:9</w:t>
+      </w:r>
       <w:r>
         <w:rPr>
           <w:lang w:val="en_US" w:bidi="en_US"/>
         </w:rPr>
         <w:t>). But here it refers to being proud of what God has done (</w:t>
       </w:r>
-      <w:hyperlink r:id="rId32">
-        <w:r>
-          <w:rPr>
-            <w:lang w:val="en_US" w:bidi="en_US"/>
-          </w:rPr>
-          <w:rPr>
-            <w:color w:val="0000EE"/>
-            <w:u w:val="single"/>
-          </w:rPr>
-          <w:t>James 2:5</w:t>
-        </w:r>
-      </w:hyperlink>
+      <w:r>
+        <w:rPr>
+          <w:lang w:val="en_US" w:bidi="en_US"/>
+        </w:rPr>
+        <w:t>James 2:5</w:t>
+      </w:r>
       <w:r>
         <w:rPr>
           <w:lang w:val="en_US" w:bidi="en_US"/>
         </w:rPr>
         <w:t xml:space="preserve">; </w:t>
       </w:r>
-      <w:hyperlink r:id="rId33">
-        <w:r>
-          <w:rPr>
-            <w:lang w:val="en_US" w:bidi="en_US"/>
-          </w:rPr>
-          <w:rPr>
-            <w:color w:val="0000EE"/>
-            <w:u w:val="single"/>
-          </w:rPr>
-          <w:t>Romans 15:18</w:t>
-        </w:r>
-      </w:hyperlink>
+      <w:r>
+        <w:rPr>
+          <w:lang w:val="en_US" w:bidi="en_US"/>
+        </w:rPr>
+        <w:t>Romans 15:18</w:t>
+      </w:r>
       <w:r>
         <w:rPr>
           <w:lang w:val="en_US" w:bidi="en_US"/>
         </w:rPr>
         <w:t xml:space="preserve">; </w:t>
       </w:r>
-      <w:hyperlink r:id="rId34">
-        <w:r>
-          <w:rPr>
-            <w:lang w:val="en_US" w:bidi="en_US"/>
-          </w:rPr>
-          <w:rPr>
-            <w:color w:val="0000EE"/>
-            <w:u w:val="single"/>
-          </w:rPr>
-          <w:t>1 Corinthians 1:31</w:t>
-        </w:r>
-      </w:hyperlink>
+      <w:r>
+        <w:rPr>
+          <w:lang w:val="en_US" w:bidi="en_US"/>
+        </w:rPr>
+        <w:t>1 Corinthians 1:31</w:t>
+      </w:r>
       <w:r>
         <w:rPr>
           <w:lang w:val="en_US" w:bidi="en_US"/>
         </w:rPr>
         <w:t xml:space="preserve">; </w:t>
       </w:r>
-      <w:hyperlink r:id="rId35">
-        <w:r>
-          <w:rPr>
-            <w:lang w:val="en_US" w:bidi="en_US"/>
-          </w:rPr>
-          <w:rPr>
-            <w:color w:val="0000EE"/>
-            <w:u w:val="single"/>
-          </w:rPr>
-          <w:t>Galatians 6:14</w:t>
-        </w:r>
-      </w:hyperlink>
+      <w:r>
+        <w:rPr>
+          <w:lang w:val="en_US" w:bidi="en_US"/>
+        </w:rPr>
+        <w:t>Galatians 6:14</w:t>
+      </w:r>
       <w:r>
         <w:rPr>
           <w:lang w:val="en_US" w:bidi="en_US"/>
@@ -1232,36 +1094,24 @@
         </w:rPr>
         <w:t xml:space="preserve">James writes often about poverty and wealth in his letter (compare chapter </w:t>
       </w:r>
-      <w:hyperlink r:id="rId36">
-        <w:r>
-          <w:rPr>
-            <w:lang w:val="en_US" w:bidi="en_US"/>
-          </w:rPr>
-          <w:rPr>
-            <w:color w:val="0000EE"/>
-            <w:u w:val="single"/>
-          </w:rPr>
-          <w:t>2</w:t>
-        </w:r>
-      </w:hyperlink>
+      <w:r>
+        <w:rPr>
+          <w:lang w:val="en_US" w:bidi="en_US"/>
+        </w:rPr>
+        <w:t>2</w:t>
+      </w:r>
       <w:r>
         <w:rPr>
           <w:lang w:val="en_US" w:bidi="en_US"/>
         </w:rPr>
         <w:t xml:space="preserve">; </w:t>
       </w:r>
-      <w:hyperlink r:id="rId37">
-        <w:r>
-          <w:rPr>
-            <w:lang w:val="en_US" w:bidi="en_US"/>
-          </w:rPr>
-          <w:rPr>
-            <w:color w:val="0000EE"/>
-            <w:u w:val="single"/>
-          </w:rPr>
-          <w:t>4:13–5:11</w:t>
-        </w:r>
-      </w:hyperlink>
+      <w:r>
+        <w:rPr>
+          <w:lang w:val="en_US" w:bidi="en_US"/>
+        </w:rPr>
+        <w:t>4:13–5:11</w:t>
+      </w:r>
       <w:r>
         <w:rPr>
           <w:lang w:val="en_US" w:bidi="en_US"/>
@@ -1316,36 +1166,24 @@
         </w:rPr>
         <w:t xml:space="preserve">James uses irony when he describes the terrible fate waiting for ungodly rich people. These are wealthy people who make themselves powerful by mistreating those who are poor and unable to protect themselves (see </w:t>
       </w:r>
-      <w:hyperlink r:id="rId38">
-        <w:r>
-          <w:rPr>
-            <w:lang w:val="en_US" w:bidi="en_US"/>
-          </w:rPr>
-          <w:rPr>
-            <w:color w:val="0000EE"/>
-            <w:u w:val="single"/>
-          </w:rPr>
-          <w:t>2:6–8</w:t>
-        </w:r>
-      </w:hyperlink>
+      <w:r>
+        <w:rPr>
+          <w:lang w:val="en_US" w:bidi="en_US"/>
+        </w:rPr>
+        <w:t>2:6–8</w:t>
+      </w:r>
       <w:r>
         <w:rPr>
           <w:lang w:val="en_US" w:bidi="en_US"/>
         </w:rPr>
         <w:t xml:space="preserve">; </w:t>
       </w:r>
-      <w:hyperlink r:id="rId39">
-        <w:r>
-          <w:rPr>
-            <w:lang w:val="en_US" w:bidi="en_US"/>
-          </w:rPr>
-          <w:rPr>
-            <w:color w:val="0000EE"/>
-            <w:u w:val="single"/>
-          </w:rPr>
-          <w:t>5:1–6</w:t>
-        </w:r>
-      </w:hyperlink>
+      <w:r>
+        <w:rPr>
+          <w:lang w:val="en_US" w:bidi="en_US"/>
+        </w:rPr>
+        <w:t>5:1–6</w:t>
+      </w:r>
       <w:r>
         <w:rPr>
           <w:lang w:val="en_US" w:bidi="en_US"/>
@@ -1407,72 +1245,48 @@
         </w:rPr>
         <w:t xml:space="preserve"> (see </w:t>
       </w:r>
-      <w:hyperlink r:id="rId40">
-        <w:r>
-          <w:rPr>
-            <w:lang w:val="en_US" w:bidi="en_US"/>
-          </w:rPr>
-          <w:rPr>
-            <w:color w:val="0000EE"/>
-            <w:u w:val="single"/>
-          </w:rPr>
-          <w:t>1:22–25</w:t>
-        </w:r>
-      </w:hyperlink>
+      <w:r>
+        <w:rPr>
+          <w:lang w:val="en_US" w:bidi="en_US"/>
+        </w:rPr>
+        <w:t>1:22–25</w:t>
+      </w:r>
       <w:r>
         <w:rPr>
           <w:lang w:val="en_US" w:bidi="en_US"/>
         </w:rPr>
         <w:t xml:space="preserve">; </w:t>
       </w:r>
-      <w:hyperlink r:id="rId32">
-        <w:r>
-          <w:rPr>
-            <w:lang w:val="en_US" w:bidi="en_US"/>
-          </w:rPr>
-          <w:rPr>
-            <w:color w:val="0000EE"/>
-            <w:u w:val="single"/>
-          </w:rPr>
-          <w:t>2:5</w:t>
-        </w:r>
-      </w:hyperlink>
+      <w:r>
+        <w:rPr>
+          <w:lang w:val="en_US" w:bidi="en_US"/>
+        </w:rPr>
+        <w:t>2:5</w:t>
+      </w:r>
       <w:r>
         <w:rPr>
           <w:lang w:val="en_US" w:bidi="en_US"/>
         </w:rPr>
         <w:t xml:space="preserve">; </w:t>
       </w:r>
-      <w:hyperlink r:id="rId41">
-        <w:r>
-          <w:rPr>
-            <w:lang w:val="en_US" w:bidi="en_US"/>
-          </w:rPr>
-          <w:rPr>
-            <w:color w:val="0000EE"/>
-            <w:u w:val="single"/>
-          </w:rPr>
-          <w:t>Deuteronomy 7:9</w:t>
-        </w:r>
-      </w:hyperlink>
+      <w:r>
+        <w:rPr>
+          <w:lang w:val="en_US" w:bidi="en_US"/>
+        </w:rPr>
+        <w:t>Deuteronomy 7:9</w:t>
+      </w:r>
       <w:r>
         <w:rPr>
           <w:lang w:val="en_US" w:bidi="en_US"/>
         </w:rPr>
         <w:t xml:space="preserve">; </w:t>
       </w:r>
-      <w:hyperlink r:id="rId42">
-        <w:r>
-          <w:rPr>
-            <w:lang w:val="en_US" w:bidi="en_US"/>
-          </w:rPr>
-          <w:rPr>
-            <w:color w:val="0000EE"/>
-            <w:u w:val="single"/>
-          </w:rPr>
-          <w:t>1 John 5:2</w:t>
-        </w:r>
-      </w:hyperlink>
+      <w:r>
+        <w:rPr>
+          <w:lang w:val="en_US" w:bidi="en_US"/>
+        </w:rPr>
+        <w:t>1 John 5:2</w:t>
+      </w:r>
       <w:r>
         <w:rPr>
           <w:lang w:val="en_US" w:bidi="en_US"/>
@@ -1527,126 +1341,84 @@
         </w:rPr>
         <w:t xml:space="preserve">James discusses three topics from </w:t>
       </w:r>
-      <w:hyperlink r:id="rId43">
-        <w:r>
-          <w:rPr>
-            <w:lang w:val="en_US" w:bidi="en_US"/>
-          </w:rPr>
-          <w:rPr>
-            <w:color w:val="0000EE"/>
-            <w:u w:val="single"/>
-          </w:rPr>
-          <w:t>1:2–11</w:t>
-        </w:r>
-      </w:hyperlink>
+      <w:r>
+        <w:rPr>
+          <w:lang w:val="en_US" w:bidi="en_US"/>
+        </w:rPr>
+        <w:t>1:2–11</w:t>
+      </w:r>
       <w:r>
         <w:rPr>
           <w:lang w:val="en_US" w:bidi="en_US"/>
         </w:rPr>
         <w:t xml:space="preserve"> and adds new insights to each. External challenges (in </w:t>
       </w:r>
-      <w:hyperlink r:id="rId44">
-        <w:r>
-          <w:rPr>
-            <w:lang w:val="en_US" w:bidi="en_US"/>
-          </w:rPr>
-          <w:rPr>
-            <w:color w:val="0000EE"/>
-            <w:u w:val="single"/>
-          </w:rPr>
-          <w:t>1:2–4</w:t>
-        </w:r>
-      </w:hyperlink>
+      <w:r>
+        <w:rPr>
+          <w:lang w:val="en_US" w:bidi="en_US"/>
+        </w:rPr>
+        <w:t>1:2–4</w:t>
+      </w:r>
       <w:r>
         <w:rPr>
           <w:lang w:val="en_US" w:bidi="en_US"/>
         </w:rPr>
         <w:t xml:space="preserve">) become internal temptations (in </w:t>
       </w:r>
-      <w:hyperlink r:id="rId45">
-        <w:r>
-          <w:rPr>
-            <w:lang w:val="en_US" w:bidi="en_US"/>
-          </w:rPr>
-          <w:rPr>
-            <w:color w:val="0000EE"/>
-            <w:u w:val="single"/>
-          </w:rPr>
-          <w:t>1:11–18</w:t>
-        </w:r>
-      </w:hyperlink>
+      <w:r>
+        <w:rPr>
+          <w:lang w:val="en_US" w:bidi="en_US"/>
+        </w:rPr>
+        <w:t>1:11–18</w:t>
+      </w:r>
       <w:r>
         <w:rPr>
           <w:lang w:val="en_US" w:bidi="en_US"/>
         </w:rPr>
         <w:t xml:space="preserve">). The need for wisdom (in </w:t>
       </w:r>
-      <w:hyperlink r:id="rId46">
-        <w:r>
-          <w:rPr>
-            <w:lang w:val="en_US" w:bidi="en_US"/>
-          </w:rPr>
-          <w:rPr>
-            <w:color w:val="0000EE"/>
-            <w:u w:val="single"/>
-          </w:rPr>
-          <w:t>1:5–8</w:t>
-        </w:r>
-      </w:hyperlink>
+      <w:r>
+        <w:rPr>
+          <w:lang w:val="en_US" w:bidi="en_US"/>
+        </w:rPr>
+        <w:t>1:5–8</w:t>
+      </w:r>
       <w:r>
         <w:rPr>
           <w:lang w:val="en_US" w:bidi="en_US"/>
         </w:rPr>
         <w:t xml:space="preserve">) connects to controlling angry speech (in </w:t>
       </w:r>
-      <w:hyperlink r:id="rId47">
-        <w:r>
-          <w:rPr>
-            <w:lang w:val="en_US" w:bidi="en_US"/>
-          </w:rPr>
-          <w:rPr>
-            <w:color w:val="0000EE"/>
-            <w:u w:val="single"/>
-          </w:rPr>
-          <w:t>1:19–21</w:t>
-        </w:r>
-      </w:hyperlink>
+      <w:r>
+        <w:rPr>
+          <w:lang w:val="en_US" w:bidi="en_US"/>
+        </w:rPr>
+        <w:t>1:19–21</w:t>
+      </w:r>
       <w:r>
         <w:rPr>
           <w:lang w:val="en_US" w:bidi="en_US"/>
         </w:rPr>
         <w:t>). Poverty and wealth relate to acting on God's word (</w:t>
       </w:r>
-      <w:hyperlink r:id="rId40">
-        <w:r>
-          <w:rPr>
-            <w:lang w:val="en_US" w:bidi="en_US"/>
-          </w:rPr>
-          <w:rPr>
-            <w:color w:val="0000EE"/>
-            <w:u w:val="single"/>
-          </w:rPr>
-          <w:t>1:22–25</w:t>
-        </w:r>
-      </w:hyperlink>
+      <w:r>
+        <w:rPr>
+          <w:lang w:val="en_US" w:bidi="en_US"/>
+        </w:rPr>
+        <w:t>1:22–25</w:t>
+      </w:r>
       <w:r>
         <w:rPr>
           <w:lang w:val="en_US" w:bidi="en_US"/>
         </w:rPr>
         <w:t>). This section then summarizes these ideas (</w:t>
       </w:r>
-      <w:hyperlink r:id="rId48">
-        <w:r>
-          <w:rPr>
-            <w:lang w:val="en_US" w:bidi="en_US"/>
-          </w:rPr>
-          <w:rPr>
-            <w:color w:val="0000EE"/>
-            <w:u w:val="single"/>
-          </w:rPr>
-          <w:t>1:26–27</w:t>
-        </w:r>
-      </w:hyperlink>
+      <w:r>
+        <w:rPr>
+          <w:lang w:val="en_US" w:bidi="en_US"/>
+        </w:rPr>
+        <w:t>1:26–27</w:t>
+      </w:r>
       <w:r>
         <w:rPr>
           <w:lang w:val="en_US" w:bidi="en_US"/>
@@ -1714,72 +1486,48 @@
         </w:rPr>
         <w:t xml:space="preserve">, an old Greek rhetorical method where an imaginary opponent gives a different opinion. This lets him express and quickly counter the possible objections of the reader (also in </w:t>
       </w:r>
-      <w:hyperlink r:id="rId49">
-        <w:r>
-          <w:rPr>
-            <w:lang w:val="en_US" w:bidi="en_US"/>
-          </w:rPr>
-          <w:rPr>
-            <w:color w:val="0000EE"/>
-            <w:u w:val="single"/>
-          </w:rPr>
-          <w:t>2:3</w:t>
-        </w:r>
-      </w:hyperlink>
+      <w:r>
+        <w:rPr>
+          <w:lang w:val="en_US" w:bidi="en_US"/>
+        </w:rPr>
+        <w:t>2:3</w:t>
+      </w:r>
       <w:r>
         <w:rPr>
           <w:lang w:val="en_US" w:bidi="en_US"/>
         </w:rPr>
         <w:t xml:space="preserve">, </w:t>
       </w:r>
-      <w:hyperlink r:id="rId50">
-        <w:r>
-          <w:rPr>
-            <w:lang w:val="en_US" w:bidi="en_US"/>
-          </w:rPr>
-          <w:rPr>
-            <w:color w:val="0000EE"/>
-            <w:u w:val="single"/>
-          </w:rPr>
-          <w:t>16</w:t>
-        </w:r>
-      </w:hyperlink>
+      <w:r>
+        <w:rPr>
+          <w:lang w:val="en_US" w:bidi="en_US"/>
+        </w:rPr>
+        <w:t>16</w:t>
+      </w:r>
       <w:r>
         <w:rPr>
           <w:lang w:val="en_US" w:bidi="en_US"/>
         </w:rPr>
         <w:t xml:space="preserve">, </w:t>
       </w:r>
-      <w:hyperlink r:id="rId51">
-        <w:r>
-          <w:rPr>
-            <w:lang w:val="en_US" w:bidi="en_US"/>
-          </w:rPr>
-          <w:rPr>
-            <w:color w:val="0000EE"/>
-            <w:u w:val="single"/>
-          </w:rPr>
-          <w:t>18</w:t>
-        </w:r>
-      </w:hyperlink>
+      <w:r>
+        <w:rPr>
+          <w:lang w:val="en_US" w:bidi="en_US"/>
+        </w:rPr>
+        <w:t>18</w:t>
+      </w:r>
       <w:r>
         <w:rPr>
           <w:lang w:val="en_US" w:bidi="en_US"/>
         </w:rPr>
         <w:t xml:space="preserve">; </w:t>
       </w:r>
-      <w:hyperlink r:id="rId52">
-        <w:r>
-          <w:rPr>
-            <w:lang w:val="en_US" w:bidi="en_US"/>
-          </w:rPr>
-          <w:rPr>
-            <w:color w:val="0000EE"/>
-            <w:u w:val="single"/>
-          </w:rPr>
-          <w:t>4:13</w:t>
-        </w:r>
-      </w:hyperlink>
+      <w:r>
+        <w:rPr>
+          <w:lang w:val="en_US" w:bidi="en_US"/>
+        </w:rPr>
+        <w:t>4:13</w:t>
+      </w:r>
       <w:r>
         <w:rPr>
           <w:lang w:val="en_US" w:bidi="en_US"/>
@@ -1928,18 +1676,12 @@
         </w:rPr>
         <w:t>in as if it were a baby. If this “baby” sin becomes mature, it results in death. This spiritual death stands in direct opposition to "crown of life" (</w:t>
       </w:r>
-      <w:hyperlink r:id="rId53">
-        <w:r>
-          <w:rPr>
-            <w:lang w:val="en_US" w:bidi="en_US"/>
-          </w:rPr>
-          <w:rPr>
-            <w:color w:val="0000EE"/>
-            <w:u w:val="single"/>
-          </w:rPr>
-          <w:t>1:12</w:t>
-        </w:r>
-      </w:hyperlink>
+      <w:r>
+        <w:rPr>
+          <w:lang w:val="en_US" w:bidi="en_US"/>
+        </w:rPr>
+        <w:t>1:12</w:t>
+      </w:r>
       <w:r>
         <w:rPr>
           <w:lang w:val="en_US" w:bidi="en_US"/>
@@ -2014,36 +1756,24 @@
         </w:rPr>
         <w:t>(see footnote). This is because he created everything in the sky (</w:t>
       </w:r>
-      <w:hyperlink r:id="rId54">
-        <w:r>
-          <w:rPr>
-            <w:lang w:val="en_US" w:bidi="en_US"/>
-          </w:rPr>
-          <w:rPr>
-            <w:color w:val="0000EE"/>
-            <w:u w:val="single"/>
-          </w:rPr>
-          <w:t>Genesis 1:3</w:t>
-        </w:r>
-      </w:hyperlink>
+      <w:r>
+        <w:rPr>
+          <w:lang w:val="en_US" w:bidi="en_US"/>
+        </w:rPr>
+        <w:t>Genesis 1:3</w:t>
+      </w:r>
       <w:r>
         <w:rPr>
           <w:lang w:val="en_US" w:bidi="en_US"/>
         </w:rPr>
         <w:t xml:space="preserve">, </w:t>
       </w:r>
-      <w:hyperlink r:id="rId55">
-        <w:r>
-          <w:rPr>
-            <w:lang w:val="en_US" w:bidi="en_US"/>
-          </w:rPr>
-          <w:rPr>
-            <w:color w:val="0000EE"/>
-            <w:u w:val="single"/>
-          </w:rPr>
-          <w:t>14–17</w:t>
-        </w:r>
-      </w:hyperlink>
+      <w:r>
+        <w:rPr>
+          <w:lang w:val="en_US" w:bidi="en_US"/>
+        </w:rPr>
+        <w:t>14–17</w:t>
+      </w:r>
       <w:r>
         <w:rPr>
           <w:lang w:val="en_US" w:bidi="en_US"/>
@@ -2109,36 +1839,24 @@
         </w:rPr>
         <w:t>is the good news about Jesus (</w:t>
       </w:r>
-      <w:hyperlink r:id="rId56">
-        <w:r>
-          <w:rPr>
-            <w:lang w:val="en_US" w:bidi="en_US"/>
-          </w:rPr>
-          <w:rPr>
-            <w:color w:val="0000EE"/>
-            <w:u w:val="single"/>
-          </w:rPr>
-          <w:t>1:21–23</w:t>
-        </w:r>
-      </w:hyperlink>
+      <w:r>
+        <w:rPr>
+          <w:lang w:val="en_US" w:bidi="en_US"/>
+        </w:rPr>
+        <w:t>1:21–23</w:t>
+      </w:r>
       <w:r>
         <w:rPr>
           <w:lang w:val="en_US" w:bidi="en_US"/>
         </w:rPr>
         <w:t xml:space="preserve">; </w:t>
       </w:r>
-      <w:hyperlink r:id="rId57">
-        <w:r>
-          <w:rPr>
-            <w:lang w:val="en_US" w:bidi="en_US"/>
-          </w:rPr>
-          <w:rPr>
-            <w:color w:val="0000EE"/>
-            <w:u w:val="single"/>
-          </w:rPr>
-          <w:t>1 Peter 1:23–25</w:t>
-        </w:r>
-      </w:hyperlink>
+      <w:r>
+        <w:rPr>
+          <w:lang w:val="en_US" w:bidi="en_US"/>
+        </w:rPr>
+        <w:t>1 Peter 1:23–25</w:t>
+      </w:r>
       <w:r>
         <w:rPr>
           <w:lang w:val="en_US" w:bidi="en_US"/>
@@ -2170,72 +1888,48 @@
         </w:rPr>
         <w:t xml:space="preserve">: The image of a mother giving birth shows the full extent of God’s parental love for his children (compare </w:t>
       </w:r>
-      <w:hyperlink r:id="rId58">
-        <w:r>
-          <w:rPr>
-            <w:lang w:val="en_US" w:bidi="en_US"/>
-          </w:rPr>
-          <w:rPr>
-            <w:color w:val="0000EE"/>
-            <w:u w:val="single"/>
-          </w:rPr>
-          <w:t>Luke 13:34</w:t>
-        </w:r>
-      </w:hyperlink>
+      <w:r>
+        <w:rPr>
+          <w:lang w:val="en_US" w:bidi="en_US"/>
+        </w:rPr>
+        <w:t>Luke 13:34</w:t>
+      </w:r>
       <w:r>
         <w:rPr>
           <w:lang w:val="en_US" w:bidi="en_US"/>
         </w:rPr>
         <w:t xml:space="preserve">; </w:t>
       </w:r>
-      <w:hyperlink r:id="rId59">
-        <w:r>
-          <w:rPr>
-            <w:lang w:val="en_US" w:bidi="en_US"/>
-          </w:rPr>
-          <w:rPr>
-            <w:color w:val="0000EE"/>
-            <w:u w:val="single"/>
-          </w:rPr>
-          <w:t>John 1:13</w:t>
-        </w:r>
-      </w:hyperlink>
+      <w:r>
+        <w:rPr>
+          <w:lang w:val="en_US" w:bidi="en_US"/>
+        </w:rPr>
+        <w:t>John 1:13</w:t>
+      </w:r>
       <w:r>
         <w:rPr>
           <w:lang w:val="en_US" w:bidi="en_US"/>
         </w:rPr>
         <w:t xml:space="preserve">; </w:t>
       </w:r>
-      <w:hyperlink r:id="rId60">
-        <w:r>
-          <w:rPr>
-            <w:lang w:val="en_US" w:bidi="en_US"/>
-          </w:rPr>
-          <w:rPr>
-            <w:color w:val="0000EE"/>
-            <w:u w:val="single"/>
-          </w:rPr>
-          <w:t>3:3–8</w:t>
-        </w:r>
-      </w:hyperlink>
+      <w:r>
+        <w:rPr>
+          <w:lang w:val="en_US" w:bidi="en_US"/>
+        </w:rPr>
+        <w:t>3:3–8</w:t>
+      </w:r>
       <w:r>
         <w:rPr>
           <w:lang w:val="en_US" w:bidi="en_US"/>
         </w:rPr>
         <w:t xml:space="preserve">; </w:t>
       </w:r>
-      <w:hyperlink r:id="rId61">
-        <w:r>
-          <w:rPr>
-            <w:lang w:val="en_US" w:bidi="en_US"/>
-          </w:rPr>
-          <w:rPr>
-            <w:color w:val="0000EE"/>
-            <w:u w:val="single"/>
-          </w:rPr>
-          <w:t>1 Peter 1:23</w:t>
-        </w:r>
-      </w:hyperlink>
+      <w:r>
+        <w:rPr>
+          <w:lang w:val="en_US" w:bidi="en_US"/>
+        </w:rPr>
+        <w:t>1 Peter 1:23</w:t>
+      </w:r>
       <w:r>
         <w:rPr>
           <w:lang w:val="en_US" w:bidi="en_US"/>
@@ -2267,90 +1961,60 @@
         </w:rPr>
         <w:t xml:space="preserve"> (compare </w:t>
       </w:r>
-      <w:hyperlink r:id="rId62">
-        <w:r>
-          <w:rPr>
-            <w:lang w:val="en_US" w:bidi="en_US"/>
-          </w:rPr>
-          <w:rPr>
-            <w:color w:val="0000EE"/>
-            <w:u w:val="single"/>
-          </w:rPr>
-          <w:t>Exodus 23:16</w:t>
-        </w:r>
-      </w:hyperlink>
+      <w:r>
+        <w:rPr>
+          <w:lang w:val="en_US" w:bidi="en_US"/>
+        </w:rPr>
+        <w:t>Exodus 23:16</w:t>
+      </w:r>
       <w:r>
         <w:rPr>
           <w:lang w:val="en_US" w:bidi="en_US"/>
         </w:rPr>
         <w:t xml:space="preserve">; </w:t>
       </w:r>
-      <w:hyperlink r:id="rId63">
-        <w:r>
-          <w:rPr>
-            <w:lang w:val="en_US" w:bidi="en_US"/>
-          </w:rPr>
-          <w:rPr>
-            <w:color w:val="0000EE"/>
-            <w:u w:val="single"/>
-          </w:rPr>
-          <w:t>Leviticus 23:9–14</w:t>
-        </w:r>
-      </w:hyperlink>
+      <w:r>
+        <w:rPr>
+          <w:lang w:val="en_US" w:bidi="en_US"/>
+        </w:rPr>
+        <w:t>Leviticus 23:9–14</w:t>
+      </w:r>
       <w:r>
         <w:rPr>
           <w:lang w:val="en_US" w:bidi="en_US"/>
         </w:rPr>
         <w:t xml:space="preserve">; </w:t>
       </w:r>
-      <w:hyperlink r:id="rId64">
-        <w:r>
-          <w:rPr>
-            <w:lang w:val="en_US" w:bidi="en_US"/>
-          </w:rPr>
-          <w:rPr>
-            <w:color w:val="0000EE"/>
-            <w:u w:val="single"/>
-          </w:rPr>
-          <w:t>1 Corinthians 15:20</w:t>
-        </w:r>
-      </w:hyperlink>
+      <w:r>
+        <w:rPr>
+          <w:lang w:val="en_US" w:bidi="en_US"/>
+        </w:rPr>
+        <w:t>1 Corinthians 15:20</w:t>
+      </w:r>
       <w:r>
         <w:rPr>
           <w:lang w:val="en_US" w:bidi="en_US"/>
         </w:rPr>
         <w:t xml:space="preserve">; </w:t>
       </w:r>
-      <w:hyperlink r:id="rId65">
-        <w:r>
-          <w:rPr>
-            <w:lang w:val="en_US" w:bidi="en_US"/>
-          </w:rPr>
-          <w:rPr>
-            <w:color w:val="0000EE"/>
-            <w:u w:val="single"/>
-          </w:rPr>
-          <w:t>Colossians 1:18</w:t>
-        </w:r>
-      </w:hyperlink>
+      <w:r>
+        <w:rPr>
+          <w:lang w:val="en_US" w:bidi="en_US"/>
+        </w:rPr>
+        <w:t>Colossians 1:18</w:t>
+      </w:r>
       <w:r>
         <w:rPr>
           <w:lang w:val="en_US" w:bidi="en_US"/>
         </w:rPr>
         <w:t>): Christians are examples of the ultimate restoration of all creation (</w:t>
       </w:r>
-      <w:hyperlink r:id="rId66">
-        <w:r>
-          <w:rPr>
-            <w:lang w:val="en_US" w:bidi="en_US"/>
-          </w:rPr>
-          <w:rPr>
-            <w:color w:val="0000EE"/>
-            <w:u w:val="single"/>
-          </w:rPr>
-          <w:t>Romans 8:20–22</w:t>
-        </w:r>
-      </w:hyperlink>
+      <w:r>
+        <w:rPr>
+          <w:lang w:val="en_US" w:bidi="en_US"/>
+        </w:rPr>
+        <w:t>Romans 8:20–22</w:t>
+      </w:r>
       <w:r>
         <w:rPr>
           <w:lang w:val="en_US" w:bidi="en_US"/>
@@ -2448,36 +2112,24 @@
         </w:rPr>
         <w:t xml:space="preserve">(compare </w:t>
       </w:r>
-      <w:hyperlink r:id="rId67">
-        <w:r>
-          <w:rPr>
-            <w:lang w:val="en_US" w:bidi="en_US"/>
-          </w:rPr>
-          <w:rPr>
-            <w:color w:val="0000EE"/>
-            <w:u w:val="single"/>
-          </w:rPr>
-          <w:t>Ephesians 4:22</w:t>
-        </w:r>
-      </w:hyperlink>
+      <w:r>
+        <w:rPr>
+          <w:lang w:val="en_US" w:bidi="en_US"/>
+        </w:rPr>
+        <w:t>Ephesians 4:22</w:t>
+      </w:r>
       <w:r>
         <w:rPr>
           <w:lang w:val="en_US" w:bidi="en_US"/>
         </w:rPr>
         <w:t xml:space="preserve">; </w:t>
       </w:r>
-      <w:hyperlink r:id="rId68">
-        <w:r>
-          <w:rPr>
-            <w:lang w:val="en_US" w:bidi="en_US"/>
-          </w:rPr>
-          <w:rPr>
-            <w:color w:val="0000EE"/>
-            <w:u w:val="single"/>
-          </w:rPr>
-          <w:t>1 Peter 2:1</w:t>
-        </w:r>
-      </w:hyperlink>
+      <w:r>
+        <w:rPr>
+          <w:lang w:val="en_US" w:bidi="en_US"/>
+        </w:rPr>
+        <w:t>1 Peter 2:1</w:t>
+      </w:r>
       <w:r>
         <w:rPr>
           <w:lang w:val="en_US" w:bidi="en_US"/>
@@ -2509,18 +2161,12 @@
         </w:rPr>
         <w:t xml:space="preserve">: James emphasizes that Christians should respond to a word God has placed within us. This fulfills </w:t>
       </w:r>
-      <w:hyperlink r:id="rId69">
-        <w:r>
-          <w:rPr>
-            <w:lang w:val="en_US" w:bidi="en_US"/>
-          </w:rPr>
-          <w:rPr>
-            <w:color w:val="0000EE"/>
-            <w:u w:val="single"/>
-          </w:rPr>
-          <w:t>Jeremiah 31:31–34</w:t>
-        </w:r>
-      </w:hyperlink>
+      <w:r>
+        <w:rPr>
+          <w:lang w:val="en_US" w:bidi="en_US"/>
+        </w:rPr>
+        <w:t>Jeremiah 31:31–34</w:t>
+      </w:r>
       <w:r>
         <w:rPr>
           <w:lang w:val="en_US" w:bidi="en_US"/>
@@ -2545,54 +2191,36 @@
         </w:rPr>
         <w:t xml:space="preserve">The sould refers to the whole person (also in </w:t>
       </w:r>
-      <w:hyperlink r:id="rId70">
-        <w:r>
-          <w:rPr>
-            <w:lang w:val="en_US" w:bidi="en_US"/>
-          </w:rPr>
-          <w:rPr>
-            <w:color w:val="0000EE"/>
-            <w:u w:val="single"/>
-          </w:rPr>
-          <w:t>James 5:20</w:t>
-        </w:r>
-      </w:hyperlink>
+      <w:r>
+        <w:rPr>
+          <w:lang w:val="en_US" w:bidi="en_US"/>
+        </w:rPr>
+        <w:t>James 5:20</w:t>
+      </w:r>
       <w:r>
         <w:rPr>
           <w:lang w:val="en_US" w:bidi="en_US"/>
         </w:rPr>
         <w:t xml:space="preserve">; see </w:t>
       </w:r>
-      <w:hyperlink r:id="rId71">
-        <w:r>
-          <w:rPr>
-            <w:lang w:val="en_US" w:bidi="en_US"/>
-          </w:rPr>
-          <w:rPr>
-            <w:color w:val="0000EE"/>
-            <w:u w:val="single"/>
-          </w:rPr>
-          <w:t>Genesis 2:7</w:t>
-        </w:r>
-      </w:hyperlink>
+      <w:r>
+        <w:rPr>
+          <w:lang w:val="en_US" w:bidi="en_US"/>
+        </w:rPr>
+        <w:t>Genesis 2:7</w:t>
+      </w:r>
       <w:r>
         <w:rPr>
           <w:lang w:val="en_US" w:bidi="en_US"/>
         </w:rPr>
         <w:t xml:space="preserve">; </w:t>
       </w:r>
-      <w:hyperlink r:id="rId72">
-        <w:r>
-          <w:rPr>
-            <w:lang w:val="en_US" w:bidi="en_US"/>
-          </w:rPr>
-          <w:rPr>
-            <w:color w:val="0000EE"/>
-            <w:u w:val="single"/>
-          </w:rPr>
-          <w:t>1 Peter 3:20</w:t>
-        </w:r>
-      </w:hyperlink>
+      <w:r>
+        <w:rPr>
+          <w:lang w:val="en_US" w:bidi="en_US"/>
+        </w:rPr>
+        <w:t>1 Peter 3:20</w:t>
+      </w:r>
       <w:r>
         <w:rPr>
           <w:lang w:val="en_US" w:bidi="en_US"/>
@@ -2647,72 +2275,48 @@
         </w:rPr>
         <w:t>Reading the scriptures was an important part of worship (</w:t>
       </w:r>
-      <w:hyperlink r:id="rId73">
-        <w:r>
-          <w:rPr>
-            <w:lang w:val="en_US" w:bidi="en_US"/>
-          </w:rPr>
-          <w:rPr>
-            <w:color w:val="0000EE"/>
-            <w:u w:val="single"/>
-          </w:rPr>
-          <w:t>Luke 4:16–17</w:t>
-        </w:r>
-      </w:hyperlink>
+      <w:r>
+        <w:rPr>
+          <w:lang w:val="en_US" w:bidi="en_US"/>
+        </w:rPr>
+        <w:t>Luke 4:16–17</w:t>
+      </w:r>
       <w:r>
         <w:rPr>
           <w:lang w:val="en_US" w:bidi="en_US"/>
         </w:rPr>
         <w:t xml:space="preserve">; </w:t>
       </w:r>
-      <w:hyperlink r:id="rId74">
-        <w:r>
-          <w:rPr>
-            <w:lang w:val="en_US" w:bidi="en_US"/>
-          </w:rPr>
-          <w:rPr>
-            <w:color w:val="0000EE"/>
-            <w:u w:val="single"/>
-          </w:rPr>
-          <w:t>Acts 13:13–16</w:t>
-        </w:r>
-      </w:hyperlink>
+      <w:r>
+        <w:rPr>
+          <w:lang w:val="en_US" w:bidi="en_US"/>
+        </w:rPr>
+        <w:t>Acts 13:13–16</w:t>
+      </w:r>
       <w:r>
         <w:rPr>
           <w:lang w:val="en_US" w:bidi="en_US"/>
         </w:rPr>
         <w:t xml:space="preserve">; </w:t>
       </w:r>
-      <w:hyperlink r:id="rId75">
-        <w:r>
-          <w:rPr>
-            <w:lang w:val="en_US" w:bidi="en_US"/>
-          </w:rPr>
-          <w:rPr>
-            <w:color w:val="0000EE"/>
-            <w:u w:val="single"/>
-          </w:rPr>
-          <w:t>Colossians 4:16</w:t>
-        </w:r>
-      </w:hyperlink>
+      <w:r>
+        <w:rPr>
+          <w:lang w:val="en_US" w:bidi="en_US"/>
+        </w:rPr>
+        <w:t>Colossians 4:16</w:t>
+      </w:r>
       <w:r>
         <w:rPr>
           <w:lang w:val="en_US" w:bidi="en_US"/>
         </w:rPr>
         <w:t xml:space="preserve">; </w:t>
       </w:r>
-      <w:hyperlink r:id="rId76">
-        <w:r>
-          <w:rPr>
-            <w:lang w:val="en_US" w:bidi="en_US"/>
-          </w:rPr>
-          <w:rPr>
-            <w:color w:val="0000EE"/>
-            <w:u w:val="single"/>
-          </w:rPr>
-          <w:t>1 Timothy 4:13</w:t>
-        </w:r>
-      </w:hyperlink>
+      <w:r>
+        <w:rPr>
+          <w:lang w:val="en_US" w:bidi="en_US"/>
+        </w:rPr>
+        <w:t>1 Timothy 4:13</w:t>
+      </w:r>
       <w:r>
         <w:rPr>
           <w:lang w:val="en_US" w:bidi="en_US"/>
@@ -2767,72 +2371,48 @@
         </w:rPr>
         <w:t>In several parts of the letter, James seems to ponder the teachings of Jesus. These verses show the teachings of Jesus (</w:t>
       </w:r>
-      <w:hyperlink r:id="rId77">
-        <w:r>
-          <w:rPr>
-            <w:lang w:val="en_US" w:bidi="en_US"/>
-          </w:rPr>
-          <w:rPr>
-            <w:color w:val="0000EE"/>
-            <w:u w:val="single"/>
-          </w:rPr>
-          <w:t>Matthew 7:24</w:t>
-        </w:r>
-      </w:hyperlink>
+      <w:r>
+        <w:rPr>
+          <w:lang w:val="en_US" w:bidi="en_US"/>
+        </w:rPr>
+        <w:t>Matthew 7:24</w:t>
+      </w:r>
       <w:r>
         <w:rPr>
           <w:lang w:val="en_US" w:bidi="en_US"/>
         </w:rPr>
         <w:t xml:space="preserve">, </w:t>
       </w:r>
-      <w:hyperlink r:id="rId78">
-        <w:r>
-          <w:rPr>
-            <w:lang w:val="en_US" w:bidi="en_US"/>
-          </w:rPr>
-          <w:rPr>
-            <w:color w:val="0000EE"/>
-            <w:u w:val="single"/>
-          </w:rPr>
-          <w:t>26</w:t>
-        </w:r>
-      </w:hyperlink>
+      <w:r>
+        <w:rPr>
+          <w:lang w:val="en_US" w:bidi="en_US"/>
+        </w:rPr>
+        <w:t>26</w:t>
+      </w:r>
       <w:r>
         <w:rPr>
           <w:lang w:val="en_US" w:bidi="en_US"/>
         </w:rPr>
         <w:t xml:space="preserve">; </w:t>
       </w:r>
-      <w:hyperlink r:id="rId79">
-        <w:r>
-          <w:rPr>
-            <w:lang w:val="en_US" w:bidi="en_US"/>
-          </w:rPr>
-          <w:rPr>
-            <w:color w:val="0000EE"/>
-            <w:u w:val="single"/>
-          </w:rPr>
-          <w:t>Luke 6:46</w:t>
-        </w:r>
-      </w:hyperlink>
+      <w:r>
+        <w:rPr>
+          <w:lang w:val="en_US" w:bidi="en_US"/>
+        </w:rPr>
+        <w:t>Luke 6:46</w:t>
+      </w:r>
       <w:r>
         <w:rPr>
           <w:lang w:val="en_US" w:bidi="en_US"/>
         </w:rPr>
         <w:t xml:space="preserve">, </w:t>
       </w:r>
-      <w:hyperlink r:id="rId80">
-        <w:r>
-          <w:rPr>
-            <w:lang w:val="en_US" w:bidi="en_US"/>
-          </w:rPr>
-          <w:rPr>
-            <w:color w:val="0000EE"/>
-            <w:u w:val="single"/>
-          </w:rPr>
-          <w:t>49</w:t>
-        </w:r>
-      </w:hyperlink>
+      <w:r>
+        <w:rPr>
+          <w:lang w:val="en_US" w:bidi="en_US"/>
+        </w:rPr>
+        <w:t>49</w:t>
+      </w:r>
       <w:r>
         <w:rPr>
           <w:lang w:val="en_US" w:bidi="en_US"/>
@@ -2894,18 +2474,12 @@
         </w:rPr>
         <w:t xml:space="preserve">: The issue is not the poor quality of an ancient mirror, but the viewer's lack of attention (see </w:t>
       </w:r>
-      <w:hyperlink r:id="rId81">
-        <w:r>
-          <w:rPr>
-            <w:lang w:val="en_US" w:bidi="en_US"/>
-          </w:rPr>
-          <w:rPr>
-            <w:color w:val="0000EE"/>
-            <w:u w:val="single"/>
-          </w:rPr>
-          <w:t>Matthew 7:24–27</w:t>
-        </w:r>
-      </w:hyperlink>
+      <w:r>
+        <w:rPr>
+          <w:lang w:val="en_US" w:bidi="en_US"/>
+        </w:rPr>
+        <w:t>Matthew 7:24–27</w:t>
+      </w:r>
       <w:r>
         <w:rPr>
           <w:lang w:val="en_US" w:bidi="en_US"/>
@@ -2960,54 +2534,36 @@
         </w:rPr>
         <w:t>God's word gives us new life and salvation (</w:t>
       </w:r>
-      <w:hyperlink r:id="rId82">
-        <w:r>
-          <w:rPr>
-            <w:lang w:val="en_US" w:bidi="en_US"/>
-          </w:rPr>
-          <w:rPr>
-            <w:color w:val="0000EE"/>
-            <w:u w:val="single"/>
-          </w:rPr>
-          <w:t>1:18</w:t>
-        </w:r>
-      </w:hyperlink>
+      <w:r>
+        <w:rPr>
+          <w:lang w:val="en_US" w:bidi="en_US"/>
+        </w:rPr>
+        <w:t>1:18</w:t>
+      </w:r>
       <w:r>
         <w:rPr>
           <w:lang w:val="en_US" w:bidi="en_US"/>
         </w:rPr>
         <w:t xml:space="preserve">, </w:t>
       </w:r>
-      <w:hyperlink r:id="rId83">
-        <w:r>
-          <w:rPr>
-            <w:lang w:val="en_US" w:bidi="en_US"/>
-          </w:rPr>
-          <w:rPr>
-            <w:color w:val="0000EE"/>
-            <w:u w:val="single"/>
-          </w:rPr>
-          <w:t>21</w:t>
-        </w:r>
-      </w:hyperlink>
+      <w:r>
+        <w:rPr>
+          <w:lang w:val="en_US" w:bidi="en_US"/>
+        </w:rPr>
+        <w:t>21</w:t>
+      </w:r>
       <w:r>
         <w:rPr>
           <w:lang w:val="en_US" w:bidi="en_US"/>
         </w:rPr>
         <w:t>). But it also requires us to follow its teachings (</w:t>
       </w:r>
-      <w:hyperlink r:id="rId40">
-        <w:r>
-          <w:rPr>
-            <w:lang w:val="en_US" w:bidi="en_US"/>
-          </w:rPr>
-          <w:rPr>
-            <w:color w:val="0000EE"/>
-            <w:u w:val="single"/>
-          </w:rPr>
-          <w:t>1:22–25</w:t>
-        </w:r>
-      </w:hyperlink>
+      <w:r>
+        <w:rPr>
+          <w:lang w:val="en_US" w:bidi="en_US"/>
+        </w:rPr>
+        <w:t>1:22–25</w:t>
+      </w:r>
       <w:r>
         <w:rPr>
           <w:lang w:val="en_US" w:bidi="en_US"/>
@@ -3073,18 +2629,12 @@
         </w:rPr>
         <w:t xml:space="preserve">: James uses this image to show that controlling your tongue reflects the condition of your heart and direction of life (compare </w:t>
       </w:r>
-      <w:hyperlink r:id="rId84">
-        <w:r>
-          <w:rPr>
-            <w:lang w:val="en_US" w:bidi="en_US"/>
-          </w:rPr>
-          <w:rPr>
-            <w:color w:val="0000EE"/>
-            <w:u w:val="single"/>
-          </w:rPr>
-          <w:t>3:1–13</w:t>
-        </w:r>
-      </w:hyperlink>
+      <w:r>
+        <w:rPr>
+          <w:lang w:val="en_US" w:bidi="en_US"/>
+        </w:rPr>
+        <w:t>3:1–13</w:t>
+      </w:r>
       <w:r>
         <w:rPr>
           <w:lang w:val="en_US" w:bidi="en_US"/>
@@ -3116,54 +2666,36 @@
         </w:rPr>
         <w:t xml:space="preserve"> were the most vulnerable people in ancient society. They relied on others for support because the husband and father provided economic help and social connections (</w:t>
       </w:r>
-      <w:hyperlink r:id="rId85">
-        <w:r>
-          <w:rPr>
-            <w:lang w:val="en_US" w:bidi="en_US"/>
-          </w:rPr>
-          <w:rPr>
-            <w:color w:val="0000EE"/>
-            <w:u w:val="single"/>
-          </w:rPr>
-          <w:t>Exodus 22:22–24</w:t>
-        </w:r>
-      </w:hyperlink>
+      <w:r>
+        <w:rPr>
+          <w:lang w:val="en_US" w:bidi="en_US"/>
+        </w:rPr>
+        <w:t>Exodus 22:22–24</w:t>
+      </w:r>
       <w:r>
         <w:rPr>
           <w:lang w:val="en_US" w:bidi="en_US"/>
         </w:rPr>
         <w:t xml:space="preserve">; </w:t>
       </w:r>
-      <w:hyperlink r:id="rId86">
-        <w:r>
-          <w:rPr>
-            <w:lang w:val="en_US" w:bidi="en_US"/>
-          </w:rPr>
-          <w:rPr>
-            <w:color w:val="0000EE"/>
-            <w:u w:val="single"/>
-          </w:rPr>
-          <w:t>Deuteronomy 10:18</w:t>
-        </w:r>
-      </w:hyperlink>
+      <w:r>
+        <w:rPr>
+          <w:lang w:val="en_US" w:bidi="en_US"/>
+        </w:rPr>
+        <w:t>Deuteronomy 10:18</w:t>
+      </w:r>
       <w:r>
         <w:rPr>
           <w:lang w:val="en_US" w:bidi="en_US"/>
         </w:rPr>
         <w:t xml:space="preserve">). God calls Christians to especially care for those who are helpless (compare </w:t>
       </w:r>
-      <w:hyperlink r:id="rId87">
-        <w:r>
-          <w:rPr>
-            <w:lang w:val="en_US" w:bidi="en_US"/>
-          </w:rPr>
-          <w:rPr>
-            <w:color w:val="0000EE"/>
-            <w:u w:val="single"/>
-          </w:rPr>
-          <w:t>1 Timothy 5:3–16</w:t>
-        </w:r>
-      </w:hyperlink>
+      <w:r>
+        <w:rPr>
+          <w:lang w:val="en_US" w:bidi="en_US"/>
+        </w:rPr>
+        <w:t>1 Timothy 5:3–16</w:t>
+      </w:r>
       <w:r>
         <w:rPr>
           <w:lang w:val="en_US" w:bidi="en_US"/>
@@ -3201,72 +2733,48 @@
         </w:rPr>
         <w:t xml:space="preserve"> is hostile to God (compare </w:t>
       </w:r>
-      <w:hyperlink r:id="rId88">
-        <w:r>
-          <w:rPr>
-            <w:lang w:val="en_US" w:bidi="en_US"/>
-          </w:rPr>
-          <w:rPr>
-            <w:color w:val="0000EE"/>
-            <w:u w:val="single"/>
-          </w:rPr>
-          <w:t>James 3:15</w:t>
-        </w:r>
-      </w:hyperlink>
+      <w:r>
+        <w:rPr>
+          <w:lang w:val="en_US" w:bidi="en_US"/>
+        </w:rPr>
+        <w:t>James 3:15</w:t>
+      </w:r>
       <w:r>
         <w:rPr>
           <w:lang w:val="en_US" w:bidi="en_US"/>
         </w:rPr>
         <w:t xml:space="preserve">; </w:t>
       </w:r>
-      <w:hyperlink r:id="rId89">
-        <w:r>
-          <w:rPr>
-            <w:lang w:val="en_US" w:bidi="en_US"/>
-          </w:rPr>
-          <w:rPr>
-            <w:color w:val="0000EE"/>
-            <w:u w:val="single"/>
-          </w:rPr>
-          <w:t>4:4</w:t>
-        </w:r>
-      </w:hyperlink>
+      <w:r>
+        <w:rPr>
+          <w:lang w:val="en_US" w:bidi="en_US"/>
+        </w:rPr>
+        <w:t>4:4</w:t>
+      </w:r>
       <w:r>
         <w:rPr>
           <w:lang w:val="en_US" w:bidi="en_US"/>
         </w:rPr>
         <w:t xml:space="preserve">; </w:t>
       </w:r>
-      <w:hyperlink r:id="rId90">
-        <w:r>
-          <w:rPr>
-            <w:lang w:val="en_US" w:bidi="en_US"/>
-          </w:rPr>
-          <w:rPr>
-            <w:color w:val="0000EE"/>
-            <w:u w:val="single"/>
-          </w:rPr>
-          <w:t>Romans 12:2</w:t>
-        </w:r>
-      </w:hyperlink>
+      <w:r>
+        <w:rPr>
+          <w:lang w:val="en_US" w:bidi="en_US"/>
+        </w:rPr>
+        <w:t>Romans 12:2</w:t>
+      </w:r>
       <w:r>
         <w:rPr>
           <w:lang w:val="en_US" w:bidi="en_US"/>
         </w:rPr>
         <w:t xml:space="preserve">; </w:t>
       </w:r>
-      <w:hyperlink r:id="rId91">
-        <w:r>
-          <w:rPr>
-            <w:lang w:val="en_US" w:bidi="en_US"/>
-          </w:rPr>
-          <w:rPr>
-            <w:color w:val="0000EE"/>
-            <w:u w:val="single"/>
-          </w:rPr>
-          <w:t>1 John 2:15–17</w:t>
-        </w:r>
-      </w:hyperlink>
+      <w:r>
+        <w:rPr>
+          <w:lang w:val="en_US" w:bidi="en_US"/>
+        </w:rPr>
+        <w:t>1 John 2:15–17</w:t>
+      </w:r>
       <w:r>
         <w:rPr>
           <w:lang w:val="en_US" w:bidi="en_US"/>
@@ -3371,108 +2879,72 @@
         </w:rPr>
         <w:t>of either sex. James often starts a new section with this loving greeting, seeking their loyal response (</w:t>
       </w:r>
-      <w:hyperlink r:id="rId92">
-        <w:r>
-          <w:rPr>
-            <w:lang w:val="en_US" w:bidi="en_US"/>
-          </w:rPr>
-          <w:rPr>
-            <w:color w:val="0000EE"/>
-            <w:u w:val="single"/>
-          </w:rPr>
-          <w:t>1:2</w:t>
-        </w:r>
-      </w:hyperlink>
+      <w:r>
+        <w:rPr>
+          <w:lang w:val="en_US" w:bidi="en_US"/>
+        </w:rPr>
+        <w:t>1:2</w:t>
+      </w:r>
       <w:r>
         <w:rPr>
           <w:lang w:val="en_US" w:bidi="en_US"/>
         </w:rPr>
         <w:t xml:space="preserve">, </w:t>
       </w:r>
-      <w:hyperlink r:id="rId93">
-        <w:r>
-          <w:rPr>
-            <w:lang w:val="en_US" w:bidi="en_US"/>
-          </w:rPr>
-          <w:rPr>
-            <w:color w:val="0000EE"/>
-            <w:u w:val="single"/>
-          </w:rPr>
-          <w:t>16</w:t>
-        </w:r>
-      </w:hyperlink>
+      <w:r>
+        <w:rPr>
+          <w:lang w:val="en_US" w:bidi="en_US"/>
+        </w:rPr>
+        <w:t>16</w:t>
+      </w:r>
       <w:r>
         <w:rPr>
           <w:lang w:val="en_US" w:bidi="en_US"/>
         </w:rPr>
         <w:t xml:space="preserve">; </w:t>
       </w:r>
-      <w:hyperlink r:id="rId94">
-        <w:r>
-          <w:rPr>
-            <w:lang w:val="en_US" w:bidi="en_US"/>
-          </w:rPr>
-          <w:rPr>
-            <w:color w:val="0000EE"/>
-            <w:u w:val="single"/>
-          </w:rPr>
-          <w:t>2:14</w:t>
-        </w:r>
-      </w:hyperlink>
+      <w:r>
+        <w:rPr>
+          <w:lang w:val="en_US" w:bidi="en_US"/>
+        </w:rPr>
+        <w:t>2:14</w:t>
+      </w:r>
       <w:r>
         <w:rPr>
           <w:lang w:val="en_US" w:bidi="en_US"/>
         </w:rPr>
         <w:t xml:space="preserve">; </w:t>
       </w:r>
-      <w:hyperlink r:id="rId95">
-        <w:r>
-          <w:rPr>
-            <w:lang w:val="en_US" w:bidi="en_US"/>
-          </w:rPr>
-          <w:rPr>
-            <w:color w:val="0000EE"/>
-            <w:u w:val="single"/>
-          </w:rPr>
-          <w:t>3:1</w:t>
-        </w:r>
-      </w:hyperlink>
+      <w:r>
+        <w:rPr>
+          <w:lang w:val="en_US" w:bidi="en_US"/>
+        </w:rPr>
+        <w:t>3:1</w:t>
+      </w:r>
       <w:r>
         <w:rPr>
           <w:lang w:val="en_US" w:bidi="en_US"/>
         </w:rPr>
         <w:t xml:space="preserve">; </w:t>
       </w:r>
-      <w:hyperlink r:id="rId96">
-        <w:r>
-          <w:rPr>
-            <w:lang w:val="en_US" w:bidi="en_US"/>
-          </w:rPr>
-          <w:rPr>
-            <w:color w:val="0000EE"/>
-            <w:u w:val="single"/>
-          </w:rPr>
-          <w:t>5:7</w:t>
-        </w:r>
-      </w:hyperlink>
+      <w:r>
+        <w:rPr>
+          <w:lang w:val="en_US" w:bidi="en_US"/>
+        </w:rPr>
+        <w:t>5:7</w:t>
+      </w:r>
       <w:r>
         <w:rPr>
           <w:lang w:val="en_US" w:bidi="en_US"/>
         </w:rPr>
         <w:t xml:space="preserve">, </w:t>
       </w:r>
-      <w:hyperlink r:id="rId97">
-        <w:r>
-          <w:rPr>
-            <w:lang w:val="en_US" w:bidi="en_US"/>
-          </w:rPr>
-          <w:rPr>
-            <w:color w:val="0000EE"/>
-            <w:u w:val="single"/>
-          </w:rPr>
-          <w:t>19</w:t>
-        </w:r>
-      </w:hyperlink>
+      <w:r>
+        <w:rPr>
+          <w:lang w:val="en_US" w:bidi="en_US"/>
+        </w:rPr>
+        <w:t>19</w:t>
+      </w:r>
       <w:r>
         <w:rPr>
           <w:lang w:val="en_US" w:bidi="en_US"/>
@@ -3510,18 +2982,12 @@
         </w:rPr>
         <w:t xml:space="preserve"> with the glory of a well-dressed man (</w:t>
       </w:r>
-      <w:hyperlink r:id="rId98">
-        <w:r>
-          <w:rPr>
-            <w:lang w:val="en_US" w:bidi="en_US"/>
-          </w:rPr>
-          <w:rPr>
-            <w:color w:val="0000EE"/>
-            <w:u w:val="single"/>
-          </w:rPr>
-          <w:t>2:2</w:t>
-        </w:r>
-      </w:hyperlink>
+      <w:r>
+        <w:rPr>
+          <w:lang w:val="en_US" w:bidi="en_US"/>
+        </w:rPr>
+        <w:t>2:2</w:t>
+      </w:r>
       <w:r>
         <w:rPr>
           <w:lang w:val="en_US" w:bidi="en_US"/>
@@ -3727,36 +3193,24 @@
         </w:rPr>
         <w:t>People often focus on wealthy individuals due to their social status, political power, and potential generosity. By serving and publicly honoring the wealthy, the church could receive economic benefits. James warns that this favoritism shows evil motives, creating a divide between loyalty to God and a desire for worldly wealth (</w:t>
       </w:r>
-      <w:hyperlink r:id="rId99">
-        <w:r>
-          <w:rPr>
-            <w:lang w:val="en_US" w:bidi="en_US"/>
-          </w:rPr>
-          <w:rPr>
-            <w:color w:val="0000EE"/>
-            <w:u w:val="single"/>
-          </w:rPr>
-          <w:t>1:6</w:t>
-        </w:r>
-      </w:hyperlink>
+      <w:r>
+        <w:rPr>
+          <w:lang w:val="en_US" w:bidi="en_US"/>
+        </w:rPr>
+        <w:t>1:6</w:t>
+      </w:r>
       <w:r>
         <w:rPr>
           <w:lang w:val="en_US" w:bidi="en_US"/>
         </w:rPr>
         <w:t xml:space="preserve">; </w:t>
       </w:r>
-      <w:hyperlink r:id="rId89">
-        <w:r>
-          <w:rPr>
-            <w:lang w:val="en_US" w:bidi="en_US"/>
-          </w:rPr>
-          <w:rPr>
-            <w:color w:val="0000EE"/>
-            <w:u w:val="single"/>
-          </w:rPr>
-          <w:t>4:4</w:t>
-        </w:r>
-      </w:hyperlink>
+      <w:r>
+        <w:rPr>
+          <w:lang w:val="en_US" w:bidi="en_US"/>
+        </w:rPr>
+        <w:t>4:4</w:t>
+      </w:r>
       <w:r>
         <w:rPr>
           <w:lang w:val="en_US" w:bidi="en_US"/>
@@ -3822,72 +3276,48 @@
         </w:rPr>
         <w:t xml:space="preserve">: James uses this rhetorical device for emphasis (see </w:t>
       </w:r>
-      <w:hyperlink r:id="rId100">
-        <w:r>
-          <w:rPr>
-            <w:lang w:val="en_US" w:bidi="en_US"/>
-          </w:rPr>
-          <w:rPr>
-            <w:color w:val="0000EE"/>
-            <w:u w:val="single"/>
-          </w:rPr>
-          <w:t>Deuteronomy 6:3</w:t>
-        </w:r>
-      </w:hyperlink>
+      <w:r>
+        <w:rPr>
+          <w:lang w:val="en_US" w:bidi="en_US"/>
+        </w:rPr>
+        <w:t>Deuteronomy 6:3</w:t>
+      </w:r>
       <w:r>
         <w:rPr>
           <w:lang w:val="en_US" w:bidi="en_US"/>
         </w:rPr>
         <w:t xml:space="preserve">; </w:t>
       </w:r>
-      <w:hyperlink r:id="rId101">
-        <w:r>
-          <w:rPr>
-            <w:lang w:val="en_US" w:bidi="en_US"/>
-          </w:rPr>
-          <w:rPr>
-            <w:color w:val="0000EE"/>
-            <w:u w:val="single"/>
-          </w:rPr>
-          <w:t>Amos 3:1</w:t>
-        </w:r>
-      </w:hyperlink>
+      <w:r>
+        <w:rPr>
+          <w:lang w:val="en_US" w:bidi="en_US"/>
+        </w:rPr>
+        <w:t>Amos 3:1</w:t>
+      </w:r>
       <w:r>
         <w:rPr>
           <w:lang w:val="en_US" w:bidi="en_US"/>
         </w:rPr>
         <w:t xml:space="preserve">; </w:t>
       </w:r>
-      <w:hyperlink r:id="rId102">
-        <w:r>
-          <w:rPr>
-            <w:lang w:val="en_US" w:bidi="en_US"/>
-          </w:rPr>
-          <w:rPr>
-            <w:color w:val="0000EE"/>
-            <w:u w:val="single"/>
-          </w:rPr>
-          <w:t>Matt 13:18</w:t>
-        </w:r>
-      </w:hyperlink>
+      <w:r>
+        <w:rPr>
+          <w:lang w:val="en_US" w:bidi="en_US"/>
+        </w:rPr>
+        <w:t>Matt 13:18</w:t>
+      </w:r>
       <w:r>
         <w:rPr>
           <w:lang w:val="en_US" w:bidi="en_US"/>
         </w:rPr>
         <w:t xml:space="preserve">; </w:t>
       </w:r>
-      <w:hyperlink r:id="rId103">
-        <w:r>
-          <w:rPr>
-            <w:lang w:val="en_US" w:bidi="en_US"/>
-          </w:rPr>
-          <w:rPr>
-            <w:color w:val="0000EE"/>
-            <w:u w:val="single"/>
-          </w:rPr>
-          <w:t>Acts 15:13</w:t>
-        </w:r>
-      </w:hyperlink>
+      <w:r>
+        <w:rPr>
+          <w:lang w:val="en_US" w:bidi="en_US"/>
+        </w:rPr>
+        <w:t>Acts 15:13</w:t>
+      </w:r>
       <w:r>
         <w:rPr>
           <w:lang w:val="en_US" w:bidi="en_US"/>
@@ -3925,126 +3355,84 @@
         </w:rPr>
         <w:t xml:space="preserve"> God cares deeply for the poor, as shown in the Old Testament (</w:t>
       </w:r>
-      <w:hyperlink r:id="rId104">
-        <w:r>
-          <w:rPr>
-            <w:lang w:val="en_US" w:bidi="en_US"/>
-          </w:rPr>
-          <w:rPr>
-            <w:color w:val="0000EE"/>
-            <w:u w:val="single"/>
-          </w:rPr>
-          <w:t>Exodus 23:11</w:t>
-        </w:r>
-      </w:hyperlink>
+      <w:r>
+        <w:rPr>
+          <w:lang w:val="en_US" w:bidi="en_US"/>
+        </w:rPr>
+        <w:t>Exodus 23:11</w:t>
+      </w:r>
       <w:r>
         <w:rPr>
           <w:lang w:val="en_US" w:bidi="en_US"/>
         </w:rPr>
         <w:t xml:space="preserve">; </w:t>
       </w:r>
-      <w:hyperlink r:id="rId105">
-        <w:r>
-          <w:rPr>
-            <w:lang w:val="en_US" w:bidi="en_US"/>
-          </w:rPr>
-          <w:rPr>
-            <w:color w:val="0000EE"/>
-            <w:u w:val="single"/>
-          </w:rPr>
-          <w:t>1 Samuel 2:8</w:t>
-        </w:r>
-      </w:hyperlink>
+      <w:r>
+        <w:rPr>
+          <w:lang w:val="en_US" w:bidi="en_US"/>
+        </w:rPr>
+        <w:t>1 Samuel 2:8</w:t>
+      </w:r>
       <w:r>
         <w:rPr>
           <w:lang w:val="en_US" w:bidi="en_US"/>
         </w:rPr>
         <w:t xml:space="preserve">; </w:t>
       </w:r>
-      <w:hyperlink r:id="rId106">
-        <w:r>
-          <w:rPr>
-            <w:lang w:val="en_US" w:bidi="en_US"/>
-          </w:rPr>
-          <w:rPr>
-            <w:color w:val="0000EE"/>
-            <w:u w:val="single"/>
-          </w:rPr>
-          <w:t>Psalm 12:5</w:t>
-        </w:r>
-      </w:hyperlink>
+      <w:r>
+        <w:rPr>
+          <w:lang w:val="en_US" w:bidi="en_US"/>
+        </w:rPr>
+        <w:t>Psalm 12:5</w:t>
+      </w:r>
       <w:r>
         <w:rPr>
           <w:lang w:val="en_US" w:bidi="en_US"/>
         </w:rPr>
         <w:t>). It is also shown in the ministries of Jesus and Paul (</w:t>
       </w:r>
-      <w:hyperlink r:id="rId107">
-        <w:r>
-          <w:rPr>
-            <w:lang w:val="en_US" w:bidi="en_US"/>
-          </w:rPr>
-          <w:rPr>
-            <w:color w:val="0000EE"/>
-            <w:u w:val="single"/>
-          </w:rPr>
-          <w:t>Luke 4:18</w:t>
-        </w:r>
-      </w:hyperlink>
+      <w:r>
+        <w:rPr>
+          <w:lang w:val="en_US" w:bidi="en_US"/>
+        </w:rPr>
+        <w:t>Luke 4:18</w:t>
+      </w:r>
       <w:r>
         <w:rPr>
           <w:lang w:val="en_US" w:bidi="en_US"/>
         </w:rPr>
         <w:t xml:space="preserve">; </w:t>
       </w:r>
-      <w:hyperlink r:id="rId108">
-        <w:r>
-          <w:rPr>
-            <w:lang w:val="en_US" w:bidi="en_US"/>
-          </w:rPr>
-          <w:rPr>
-            <w:color w:val="0000EE"/>
-            <w:u w:val="single"/>
-          </w:rPr>
-          <w:t>6:20</w:t>
-        </w:r>
-      </w:hyperlink>
+      <w:r>
+        <w:rPr>
+          <w:lang w:val="en_US" w:bidi="en_US"/>
+        </w:rPr>
+        <w:t>6:20</w:t>
+      </w:r>
       <w:r>
         <w:rPr>
           <w:lang w:val="en_US" w:bidi="en_US"/>
         </w:rPr>
         <w:t xml:space="preserve">; </w:t>
       </w:r>
-      <w:hyperlink r:id="rId109">
-        <w:r>
-          <w:rPr>
-            <w:lang w:val="en_US" w:bidi="en_US"/>
-          </w:rPr>
-          <w:rPr>
-            <w:color w:val="0000EE"/>
-            <w:u w:val="single"/>
-          </w:rPr>
-          <w:t>1 Corinthians 1:26–28</w:t>
-        </w:r>
-      </w:hyperlink>
+      <w:r>
+        <w:rPr>
+          <w:lang w:val="en_US" w:bidi="en_US"/>
+        </w:rPr>
+        <w:t>1 Corinthians 1:26–28</w:t>
+      </w:r>
       <w:r>
         <w:rPr>
           <w:lang w:val="en_US" w:bidi="en_US"/>
         </w:rPr>
         <w:t>). The Jerusalem church, led by James, also emphasized this concern (</w:t>
       </w:r>
-      <w:hyperlink r:id="rId110">
-        <w:r>
-          <w:rPr>
-            <w:lang w:val="en_US" w:bidi="en_US"/>
-          </w:rPr>
-          <w:rPr>
-            <w:color w:val="0000EE"/>
-            <w:u w:val="single"/>
-          </w:rPr>
-          <w:t>Galatians 2:9–10</w:t>
-        </w:r>
-      </w:hyperlink>
+      <w:r>
+        <w:rPr>
+          <w:lang w:val="en_US" w:bidi="en_US"/>
+        </w:rPr>
+        <w:t>Galatians 2:9–10</w:t>
+      </w:r>
       <w:r>
         <w:rPr>
           <w:lang w:val="en_US" w:bidi="en_US"/>
@@ -4076,108 +3464,72 @@
         </w:rPr>
         <w:t>: The kingdom of God was central to the teachings of Jesus (</w:t>
       </w:r>
-      <w:hyperlink r:id="rId111">
-        <w:r>
-          <w:rPr>
-            <w:lang w:val="en_US" w:bidi="en_US"/>
-          </w:rPr>
-          <w:rPr>
-            <w:color w:val="0000EE"/>
-            <w:u w:val="single"/>
-          </w:rPr>
-          <w:t>Matthew 12:8</w:t>
-        </w:r>
-      </w:hyperlink>
+      <w:r>
+        <w:rPr>
+          <w:lang w:val="en_US" w:bidi="en_US"/>
+        </w:rPr>
+        <w:t>Matthew 12:8</w:t>
+      </w:r>
       <w:r>
         <w:rPr>
           <w:lang w:val="en_US" w:bidi="en_US"/>
         </w:rPr>
         <w:t xml:space="preserve">; </w:t>
       </w:r>
-      <w:hyperlink r:id="rId112">
-        <w:r>
-          <w:rPr>
-            <w:lang w:val="en_US" w:bidi="en_US"/>
-          </w:rPr>
-          <w:rPr>
-            <w:color w:val="0000EE"/>
-            <w:u w:val="single"/>
-          </w:rPr>
-          <w:t>Mark 1:15</w:t>
-        </w:r>
-      </w:hyperlink>
+      <w:r>
+        <w:rPr>
+          <w:lang w:val="en_US" w:bidi="en_US"/>
+        </w:rPr>
+        <w:t>Mark 1:15</w:t>
+      </w:r>
       <w:r>
         <w:rPr>
           <w:lang w:val="en_US" w:bidi="en_US"/>
         </w:rPr>
         <w:t xml:space="preserve">; </w:t>
       </w:r>
-      <w:hyperlink r:id="rId113">
-        <w:r>
-          <w:rPr>
-            <w:lang w:val="en_US" w:bidi="en_US"/>
-          </w:rPr>
-          <w:rPr>
-            <w:color w:val="0000EE"/>
-            <w:u w:val="single"/>
-          </w:rPr>
-          <w:t>Luke 17:21</w:t>
-        </w:r>
-      </w:hyperlink>
+      <w:r>
+        <w:rPr>
+          <w:lang w:val="en_US" w:bidi="en_US"/>
+        </w:rPr>
+        <w:t>Luke 17:21</w:t>
+      </w:r>
       <w:r>
         <w:rPr>
           <w:lang w:val="en_US" w:bidi="en_US"/>
         </w:rPr>
         <w:t>). Christ already rules from the right hand of the Father, but his kingdom will be fully realized when he returns in his glory (</w:t>
       </w:r>
-      <w:hyperlink r:id="rId114">
-        <w:r>
-          <w:rPr>
-            <w:lang w:val="en_US" w:bidi="en_US"/>
-          </w:rPr>
-          <w:rPr>
-            <w:color w:val="0000EE"/>
-            <w:u w:val="single"/>
-          </w:rPr>
-          <w:t>Matthew 25:31</w:t>
-        </w:r>
-      </w:hyperlink>
+      <w:r>
+        <w:rPr>
+          <w:lang w:val="en_US" w:bidi="en_US"/>
+        </w:rPr>
+        <w:t>Matthew 25:31</w:t>
+      </w:r>
       <w:r>
         <w:rPr>
           <w:lang w:val="en_US" w:bidi="en_US"/>
         </w:rPr>
         <w:t xml:space="preserve">, </w:t>
       </w:r>
-      <w:hyperlink r:id="rId115">
-        <w:r>
-          <w:rPr>
-            <w:lang w:val="en_US" w:bidi="en_US"/>
-          </w:rPr>
-          <w:rPr>
-            <w:color w:val="0000EE"/>
-            <w:u w:val="single"/>
-          </w:rPr>
-          <w:t>34</w:t>
-        </w:r>
-      </w:hyperlink>
+      <w:r>
+        <w:rPr>
+          <w:lang w:val="en_US" w:bidi="en_US"/>
+        </w:rPr>
+        <w:t>34</w:t>
+      </w:r>
       <w:r>
         <w:rPr>
           <w:lang w:val="en_US" w:bidi="en_US"/>
         </w:rPr>
         <w:t xml:space="preserve">; </w:t>
       </w:r>
-      <w:hyperlink r:id="rId116">
-        <w:r>
-          <w:rPr>
-            <w:lang w:val="en_US" w:bidi="en_US"/>
-          </w:rPr>
-          <w:rPr>
-            <w:color w:val="0000EE"/>
-            <w:u w:val="single"/>
-          </w:rPr>
-          <w:t>1 Corinthians 15:24–28</w:t>
-        </w:r>
-      </w:hyperlink>
+      <w:r>
+        <w:rPr>
+          <w:lang w:val="en_US" w:bidi="en_US"/>
+        </w:rPr>
+        <w:t>1 Corinthians 15:24–28</w:t>
+      </w:r>
       <w:r>
         <w:rPr>
           <w:lang w:val="en_US" w:bidi="en_US"/>
@@ -4252,18 +3604,12 @@
         </w:rPr>
         <w:t>): The name is Jesus Christ (</w:t>
       </w:r>
-      <w:hyperlink r:id="rId117">
-        <w:r>
-          <w:rPr>
-            <w:lang w:val="en_US" w:bidi="en_US"/>
-          </w:rPr>
-          <w:rPr>
-            <w:color w:val="0000EE"/>
-            <w:u w:val="single"/>
-          </w:rPr>
-          <w:t>2:1</w:t>
-        </w:r>
-      </w:hyperlink>
+      <w:r>
+        <w:rPr>
+          <w:lang w:val="en_US" w:bidi="en_US"/>
+        </w:rPr>
+        <w:t>2:1</w:t>
+      </w:r>
       <w:r>
         <w:rPr>
           <w:lang w:val="en_US" w:bidi="en_US"/>
@@ -4335,36 +3681,24 @@
         </w:rPr>
         <w:t>) the royal law, just as Jesus fulfilled the law by coming and teaching ((</w:t>
       </w:r>
-      <w:hyperlink r:id="rId118">
-        <w:r>
-          <w:rPr>
-            <w:lang w:val="en_US" w:bidi="en_US"/>
-          </w:rPr>
-          <w:rPr>
-            <w:color w:val="0000EE"/>
-            <w:u w:val="single"/>
-          </w:rPr>
-          <w:t>Matthew 5:17</w:t>
-        </w:r>
-      </w:hyperlink>
+      <w:r>
+        <w:rPr>
+          <w:lang w:val="en_US" w:bidi="en_US"/>
+        </w:rPr>
+        <w:t>Matthew 5:17</w:t>
+      </w:r>
       <w:r>
         <w:rPr>
           <w:lang w:val="en_US" w:bidi="en_US"/>
         </w:rPr>
         <w:t xml:space="preserve">; </w:t>
       </w:r>
-      <w:hyperlink r:id="rId119">
-        <w:r>
-          <w:rPr>
-            <w:lang w:val="en_US" w:bidi="en_US"/>
-          </w:rPr>
-          <w:rPr>
-            <w:color w:val="0000EE"/>
-            <w:u w:val="single"/>
-          </w:rPr>
-          <w:t>22:34–40</w:t>
-        </w:r>
-      </w:hyperlink>
+      <w:r>
+        <w:rPr>
+          <w:lang w:val="en_US" w:bidi="en_US"/>
+        </w:rPr>
+        <w:t>22:34–40</w:t>
+      </w:r>
       <w:r>
         <w:rPr>
           <w:lang w:val="en_US" w:bidi="en_US"/>
@@ -4402,18 +3736,12 @@
         </w:rPr>
         <w:t>because it belongs to the kingdom and our glorious Lord (King) gave it (</w:t>
       </w:r>
-      <w:hyperlink r:id="rId32">
-        <w:r>
-          <w:rPr>
-            <w:lang w:val="en_US" w:bidi="en_US"/>
-          </w:rPr>
-          <w:rPr>
-            <w:color w:val="0000EE"/>
-            <w:u w:val="single"/>
-          </w:rPr>
-          <w:t>James 2:5</w:t>
-        </w:r>
-      </w:hyperlink>
+      <w:r>
+        <w:rPr>
+          <w:lang w:val="en_US" w:bidi="en_US"/>
+        </w:rPr>
+        <w:t>James 2:5</w:t>
+      </w:r>
       <w:r>
         <w:rPr>
           <w:lang w:val="en_US" w:bidi="en_US"/>
@@ -4445,54 +3773,36 @@
         </w:rPr>
         <w:t>: James shifts from a general mention of the law to a specific commandment from “the holiness code” (</w:t>
       </w:r>
-      <w:hyperlink r:id="rId120">
-        <w:r>
-          <w:rPr>
-            <w:lang w:val="en_US" w:bidi="en_US"/>
-          </w:rPr>
-          <w:rPr>
-            <w:color w:val="0000EE"/>
-            <w:u w:val="single"/>
-          </w:rPr>
-          <w:t>Leviticus 19</w:t>
-        </w:r>
-      </w:hyperlink>
+      <w:r>
+        <w:rPr>
+          <w:lang w:val="en_US" w:bidi="en_US"/>
+        </w:rPr>
+        <w:t>Leviticus 19</w:t>
+      </w:r>
       <w:r>
         <w:rPr>
           <w:lang w:val="en_US" w:bidi="en_US"/>
         </w:rPr>
         <w:t xml:space="preserve">). It explains how we show our love for God through relationships with others (see </w:t>
       </w:r>
-      <w:hyperlink r:id="rId121">
-        <w:r>
-          <w:rPr>
-            <w:lang w:val="en_US" w:bidi="en_US"/>
-          </w:rPr>
-          <w:rPr>
-            <w:color w:val="0000EE"/>
-            <w:u w:val="single"/>
-          </w:rPr>
-          <w:t>Leviticus 19:18</w:t>
-        </w:r>
-      </w:hyperlink>
+      <w:r>
+        <w:rPr>
+          <w:lang w:val="en_US" w:bidi="en_US"/>
+        </w:rPr>
+        <w:t>Leviticus 19:18</w:t>
+      </w:r>
       <w:r>
         <w:rPr>
           <w:lang w:val="en_US" w:bidi="en_US"/>
         </w:rPr>
         <w:t xml:space="preserve">; </w:t>
       </w:r>
-      <w:hyperlink r:id="rId122">
-        <w:r>
-          <w:rPr>
-            <w:lang w:val="en_US" w:bidi="en_US"/>
-          </w:rPr>
-          <w:rPr>
-            <w:color w:val="0000EE"/>
-            <w:u w:val="single"/>
-          </w:rPr>
-          <w:t>Deuteronomy 6:5</w:t>
-        </w:r>
-      </w:hyperlink>
+      <w:r>
+        <w:rPr>
+          <w:lang w:val="en_US" w:bidi="en_US"/>
+        </w:rPr>
+        <w:t>Deuteronomy 6:5</w:t>
+      </w:r>
       <w:r>
         <w:rPr>
           <w:lang w:val="en_US" w:bidi="en_US"/>
@@ -4524,18 +3834,12 @@
         </w:rPr>
         <w:t xml:space="preserve">: This quote from </w:t>
       </w:r>
-      <w:hyperlink r:id="rId121">
-        <w:r>
-          <w:rPr>
-            <w:lang w:val="en_US" w:bidi="en_US"/>
-          </w:rPr>
-          <w:rPr>
-            <w:color w:val="0000EE"/>
-            <w:u w:val="single"/>
-          </w:rPr>
-          <w:t>Leviticus 19:18</w:t>
-        </w:r>
-      </w:hyperlink>
+      <w:r>
+        <w:rPr>
+          <w:lang w:val="en_US" w:bidi="en_US"/>
+        </w:rPr>
+        <w:t>Leviticus 19:18</w:t>
+      </w:r>
       <w:r>
         <w:rPr>
           <w:lang w:val="en_US" w:bidi="en_US"/>
@@ -4638,18 +3942,12 @@
         </w:rPr>
         <w:t>Favoritism opposes the command to love your neighbor (</w:t>
       </w:r>
-      <w:hyperlink r:id="rId123">
-        <w:r>
-          <w:rPr>
-            <w:lang w:val="en_US" w:bidi="en_US"/>
-          </w:rPr>
-          <w:rPr>
-            <w:color w:val="0000EE"/>
-            <w:u w:val="single"/>
-          </w:rPr>
-          <w:t>2:8</w:t>
-        </w:r>
-      </w:hyperlink>
+      <w:r>
+        <w:rPr>
+          <w:lang w:val="en_US" w:bidi="en_US"/>
+        </w:rPr>
+        <w:t>2:8</w:t>
+      </w:r>
       <w:r>
         <w:rPr>
           <w:lang w:val="en_US" w:bidi="en_US"/>
@@ -4711,18 +4009,12 @@
         </w:rPr>
         <w:t xml:space="preserve"> from the power of sin (see </w:t>
       </w:r>
-      <w:hyperlink r:id="rId124">
-        <w:r>
-          <w:rPr>
-            <w:lang w:val="en_US" w:bidi="en_US"/>
-          </w:rPr>
-          <w:rPr>
-            <w:color w:val="0000EE"/>
-            <w:u w:val="single"/>
-          </w:rPr>
-          <w:t>1:25</w:t>
-        </w:r>
-      </w:hyperlink>
+      <w:r>
+        <w:rPr>
+          <w:lang w:val="en_US" w:bidi="en_US"/>
+        </w:rPr>
+        <w:t>1:25</w:t>
+      </w:r>
       <w:r>
         <w:rPr>
           <w:lang w:val="en_US" w:bidi="en_US"/>
@@ -4741,18 +4033,12 @@
         </w:rPr>
         <w:t>). It promotes endurance and grow towards perfection (</w:t>
       </w:r>
-      <w:hyperlink r:id="rId125">
-        <w:r>
-          <w:rPr>
-            <w:lang w:val="en_US" w:bidi="en_US"/>
-          </w:rPr>
-          <w:rPr>
-            <w:color w:val="0000EE"/>
-            <w:u w:val="single"/>
-          </w:rPr>
-          <w:t>1:3–4</w:t>
-        </w:r>
-      </w:hyperlink>
+      <w:r>
+        <w:rPr>
+          <w:lang w:val="en_US" w:bidi="en_US"/>
+        </w:rPr>
+        <w:t>1:3–4</w:t>
+      </w:r>
       <w:r>
         <w:rPr>
           <w:lang w:val="en_US" w:bidi="en_US"/>
@@ -4807,54 +4093,36 @@
         </w:rPr>
         <w:t>James ends this section (</w:t>
       </w:r>
-      <w:hyperlink r:id="rId126">
-        <w:r>
-          <w:rPr>
-            <w:lang w:val="en_US" w:bidi="en_US"/>
-          </w:rPr>
-          <w:rPr>
-            <w:color w:val="0000EE"/>
-            <w:u w:val="single"/>
-          </w:rPr>
-          <w:t>2:1–13</w:t>
-        </w:r>
-      </w:hyperlink>
+      <w:r>
+        <w:rPr>
+          <w:lang w:val="en_US" w:bidi="en_US"/>
+        </w:rPr>
+        <w:t>2:1–13</w:t>
+      </w:r>
       <w:r>
         <w:rPr>
           <w:lang w:val="en_US" w:bidi="en_US"/>
         </w:rPr>
         <w:t xml:space="preserve">) by linking God's mercy with human mercy (see also </w:t>
       </w:r>
-      <w:hyperlink r:id="rId127">
-        <w:r>
-          <w:rPr>
-            <w:lang w:val="en_US" w:bidi="en_US"/>
-          </w:rPr>
-          <w:rPr>
-            <w:color w:val="0000EE"/>
-            <w:u w:val="single"/>
-          </w:rPr>
-          <w:t>Matthew 6:14–15</w:t>
-        </w:r>
-      </w:hyperlink>
+      <w:r>
+        <w:rPr>
+          <w:lang w:val="en_US" w:bidi="en_US"/>
+        </w:rPr>
+        <w:t>Matthew 6:14–15</w:t>
+      </w:r>
       <w:r>
         <w:rPr>
           <w:lang w:val="en_US" w:bidi="en_US"/>
         </w:rPr>
         <w:t xml:space="preserve">; </w:t>
       </w:r>
-      <w:hyperlink r:id="rId128">
-        <w:r>
-          <w:rPr>
-            <w:lang w:val="en_US" w:bidi="en_US"/>
-          </w:rPr>
-          <w:rPr>
-            <w:color w:val="0000EE"/>
-            <w:u w:val="single"/>
-          </w:rPr>
-          <w:t>Ephesians 4:32</w:t>
-        </w:r>
-      </w:hyperlink>
+      <w:r>
+        <w:rPr>
+          <w:lang w:val="en_US" w:bidi="en_US"/>
+        </w:rPr>
+        <w:t>Ephesians 4:32</w:t>
+      </w:r>
       <w:r>
         <w:rPr>
           <w:lang w:val="en_US" w:bidi="en_US"/>
@@ -4916,108 +4184,72 @@
         </w:rPr>
         <w:t xml:space="preserve">: James writes to Christians to urge them to actions that come from true faith. Paul teaches the same thing (see, for example, </w:t>
       </w:r>
-      <w:hyperlink r:id="rId129">
-        <w:r>
-          <w:rPr>
-            <w:lang w:val="en_US" w:bidi="en_US"/>
-          </w:rPr>
-          <w:rPr>
-            <w:color w:val="0000EE"/>
-            <w:u w:val="single"/>
-          </w:rPr>
-          <w:t>Galatians 5:6</w:t>
-        </w:r>
-      </w:hyperlink>
+      <w:r>
+        <w:rPr>
+          <w:lang w:val="en_US" w:bidi="en_US"/>
+        </w:rPr>
+        <w:t>Galatians 5:6</w:t>
+      </w:r>
       <w:r>
         <w:rPr>
           <w:lang w:val="en_US" w:bidi="en_US"/>
         </w:rPr>
         <w:t>). But he often criticizes those who rely on actions to define their relationship with God (</w:t>
       </w:r>
-      <w:hyperlink r:id="rId130">
-        <w:r>
-          <w:rPr>
-            <w:lang w:val="en_US" w:bidi="en_US"/>
-          </w:rPr>
-          <w:rPr>
-            <w:color w:val="0000EE"/>
-            <w:u w:val="single"/>
-          </w:rPr>
-          <w:t>Romans 3:20</w:t>
-        </w:r>
-      </w:hyperlink>
+      <w:r>
+        <w:rPr>
+          <w:lang w:val="en_US" w:bidi="en_US"/>
+        </w:rPr>
+        <w:t>Romans 3:20</w:t>
+      </w:r>
       <w:r>
         <w:rPr>
           <w:lang w:val="en_US" w:bidi="en_US"/>
         </w:rPr>
         <w:t xml:space="preserve">, </w:t>
       </w:r>
-      <w:hyperlink r:id="rId131">
-        <w:r>
-          <w:rPr>
-            <w:lang w:val="en_US" w:bidi="en_US"/>
-          </w:rPr>
-          <w:rPr>
-            <w:color w:val="0000EE"/>
-            <w:u w:val="single"/>
-          </w:rPr>
-          <w:t>28</w:t>
-        </w:r>
-      </w:hyperlink>
+      <w:r>
+        <w:rPr>
+          <w:lang w:val="en_US" w:bidi="en_US"/>
+        </w:rPr>
+        <w:t>28</w:t>
+      </w:r>
       <w:r>
         <w:rPr>
           <w:lang w:val="en_US" w:bidi="en_US"/>
         </w:rPr>
         <w:t xml:space="preserve">; </w:t>
       </w:r>
-      <w:hyperlink r:id="rId132">
-        <w:r>
-          <w:rPr>
-            <w:lang w:val="en_US" w:bidi="en_US"/>
-          </w:rPr>
-          <w:rPr>
-            <w:color w:val="0000EE"/>
-            <w:u w:val="single"/>
-          </w:rPr>
-          <w:t>4:3–5</w:t>
-        </w:r>
-      </w:hyperlink>
+      <w:r>
+        <w:rPr>
+          <w:lang w:val="en_US" w:bidi="en_US"/>
+        </w:rPr>
+        <w:t>4:3–5</w:t>
+      </w:r>
       <w:r>
         <w:rPr>
           <w:lang w:val="en_US" w:bidi="en_US"/>
         </w:rPr>
         <w:t xml:space="preserve">; </w:t>
       </w:r>
-      <w:hyperlink r:id="rId133">
-        <w:r>
-          <w:rPr>
-            <w:lang w:val="en_US" w:bidi="en_US"/>
-          </w:rPr>
-          <w:rPr>
-            <w:color w:val="0000EE"/>
-            <w:u w:val="single"/>
-          </w:rPr>
-          <w:t>Galatians 2:16</w:t>
-        </w:r>
-      </w:hyperlink>
+      <w:r>
+        <w:rPr>
+          <w:lang w:val="en_US" w:bidi="en_US"/>
+        </w:rPr>
+        <w:t>Galatians 2:16</w:t>
+      </w:r>
       <w:r>
         <w:rPr>
           <w:lang w:val="en_US" w:bidi="en_US"/>
         </w:rPr>
         <w:t xml:space="preserve">; </w:t>
       </w:r>
-      <w:hyperlink r:id="rId134">
-        <w:r>
-          <w:rPr>
-            <w:lang w:val="en_US" w:bidi="en_US"/>
-          </w:rPr>
-          <w:rPr>
-            <w:color w:val="0000EE"/>
-            <w:u w:val="single"/>
-          </w:rPr>
-          <w:t>3:1–14</w:t>
-        </w:r>
-      </w:hyperlink>
+      <w:r>
+        <w:rPr>
+          <w:lang w:val="en_US" w:bidi="en_US"/>
+        </w:rPr>
+        <w:t>3:1–14</w:t>
+      </w:r>
       <w:r>
         <w:rPr>
           <w:lang w:val="en_US" w:bidi="en_US"/>
@@ -5072,36 +4304,24 @@
         </w:rPr>
         <w:t>James explains why Christians should care about how God will judge their actions (</w:t>
       </w:r>
-      <w:hyperlink r:id="rId135">
-        <w:r>
-          <w:rPr>
-            <w:lang w:val="en_US" w:bidi="en_US"/>
-          </w:rPr>
-          <w:rPr>
-            <w:color w:val="0000EE"/>
-            <w:u w:val="single"/>
-          </w:rPr>
-          <w:t>2:12–13</w:t>
-        </w:r>
-      </w:hyperlink>
+      <w:r>
+        <w:rPr>
+          <w:lang w:val="en_US" w:bidi="en_US"/>
+        </w:rPr>
+        <w:t>2:12–13</w:t>
+      </w:r>
       <w:r>
         <w:rPr>
           <w:lang w:val="en_US" w:bidi="en_US"/>
         </w:rPr>
         <w:t xml:space="preserve">): Good deeds must accompany true faith (see </w:t>
       </w:r>
-      <w:hyperlink r:id="rId40">
-        <w:r>
-          <w:rPr>
-            <w:lang w:val="en_US" w:bidi="en_US"/>
-          </w:rPr>
-          <w:rPr>
-            <w:color w:val="0000EE"/>
-            <w:u w:val="single"/>
-          </w:rPr>
-          <w:t>1:22–25</w:t>
-        </w:r>
-      </w:hyperlink>
+      <w:r>
+        <w:rPr>
+          <w:lang w:val="en_US" w:bidi="en_US"/>
+        </w:rPr>
+        <w:t>1:22–25</w:t>
+      </w:r>
       <w:r>
         <w:rPr>
           <w:lang w:val="en_US" w:bidi="en_US"/>
@@ -5167,18 +4387,12 @@
         </w:rPr>
         <w:t xml:space="preserve">: In </w:t>
       </w:r>
-      <w:hyperlink r:id="rId136">
-        <w:r>
-          <w:rPr>
-            <w:lang w:val="en_US" w:bidi="en_US"/>
-          </w:rPr>
-          <w:rPr>
-            <w:color w:val="0000EE"/>
-            <w:u w:val="single"/>
-          </w:rPr>
-          <w:t>2:2–4</w:t>
-        </w:r>
-      </w:hyperlink>
+      <w:r>
+        <w:rPr>
+          <w:lang w:val="en_US" w:bidi="en_US"/>
+        </w:rPr>
+        <w:t>2:2–4</w:t>
+      </w:r>
       <w:r>
         <w:rPr>
           <w:lang w:val="en_US" w:bidi="en_US"/>
@@ -5337,18 +4551,12 @@
         </w:rPr>
         <w:t xml:space="preserve">). He introduces a possible argument someone might make. The imaginary person argues that different Christians might have different gifts—one person might have the gift of faith while another has the gift of works (see </w:t>
       </w:r>
-      <w:hyperlink r:id="rId137">
-        <w:r>
-          <w:rPr>
-            <w:lang w:val="en_US" w:bidi="en_US"/>
-          </w:rPr>
-          <w:rPr>
-            <w:color w:val="0000EE"/>
-            <w:u w:val="single"/>
-          </w:rPr>
-          <w:t>1 Corinthians 12:7–9</w:t>
-        </w:r>
-      </w:hyperlink>
+      <w:r>
+        <w:rPr>
+          <w:lang w:val="en_US" w:bidi="en_US"/>
+        </w:rPr>
+        <w:t>1 Corinthians 12:7–9</w:t>
+      </w:r>
       <w:r>
         <w:rPr>
           <w:lang w:val="en_US" w:bidi="en_US"/>
@@ -5434,18 +4642,12 @@
         </w:rPr>
         <w:t xml:space="preserve">): This is the core belief of Israel's faith (see </w:t>
       </w:r>
-      <w:hyperlink r:id="rId138">
-        <w:r>
-          <w:rPr>
-            <w:lang w:val="en_US" w:bidi="en_US"/>
-          </w:rPr>
-          <w:rPr>
-            <w:color w:val="0000EE"/>
-            <w:u w:val="single"/>
-          </w:rPr>
-          <w:t>Deuteronomy 6:4</w:t>
-        </w:r>
-      </w:hyperlink>
+      <w:r>
+        <w:rPr>
+          <w:lang w:val="en_US" w:bidi="en_US"/>
+        </w:rPr>
+        <w:t>Deuteronomy 6:4</w:t>
+      </w:r>
       <w:r>
         <w:rPr>
           <w:lang w:val="en_US" w:bidi="en_US"/>
@@ -5477,18 +4679,12 @@
         </w:rPr>
         <w:t>: They know there is one God, and he is their enemy (</w:t>
       </w:r>
-      <w:hyperlink r:id="rId139">
-        <w:r>
-          <w:rPr>
-            <w:lang w:val="en_US" w:bidi="en_US"/>
-          </w:rPr>
-          <w:rPr>
-            <w:color w:val="0000EE"/>
-            <w:u w:val="single"/>
-          </w:rPr>
-          <w:t>Mark 1:24</w:t>
-        </w:r>
-      </w:hyperlink>
+      <w:r>
+        <w:rPr>
+          <w:lang w:val="en_US" w:bidi="en_US"/>
+        </w:rPr>
+        <w:t>Mark 1:24</w:t>
+      </w:r>
       <w:r>
         <w:rPr>
           <w:lang w:val="en_US" w:bidi="en_US"/>
@@ -5591,54 +4787,36 @@
         </w:rPr>
         <w:t xml:space="preserve">This verse explains </w:t>
       </w:r>
-      <w:hyperlink r:id="rId140">
-        <w:r>
-          <w:rPr>
-            <w:lang w:val="en_US" w:bidi="en_US"/>
-          </w:rPr>
-          <w:rPr>
-            <w:color w:val="0000EE"/>
-            <w:u w:val="single"/>
-          </w:rPr>
-          <w:t>2:21</w:t>
-        </w:r>
-      </w:hyperlink>
+      <w:r>
+        <w:rPr>
+          <w:lang w:val="en_US" w:bidi="en_US"/>
+        </w:rPr>
+        <w:t>2:21</w:t>
+      </w:r>
       <w:r>
         <w:rPr>
           <w:lang w:val="en_US" w:bidi="en_US"/>
         </w:rPr>
         <w:t xml:space="preserve"> so that people will not understand it. Abraham was not justified (made right with God) by his actions alone. Instead, his faith and actions worked together to show his complete commitment to God (see </w:t>
       </w:r>
-      <w:hyperlink r:id="rId141">
-        <w:r>
-          <w:rPr>
-            <w:lang w:val="en_US" w:bidi="en_US"/>
-          </w:rPr>
-          <w:rPr>
-            <w:color w:val="0000EE"/>
-            <w:u w:val="single"/>
-          </w:rPr>
-          <w:t>Genesis 12:1–4</w:t>
-        </w:r>
-      </w:hyperlink>
+      <w:r>
+        <w:rPr>
+          <w:lang w:val="en_US" w:bidi="en_US"/>
+        </w:rPr>
+        <w:t>Genesis 12:1–4</w:t>
+      </w:r>
       <w:r>
         <w:rPr>
           <w:lang w:val="en_US" w:bidi="en_US"/>
         </w:rPr>
         <w:t xml:space="preserve">; </w:t>
       </w:r>
-      <w:hyperlink r:id="rId142">
-        <w:r>
-          <w:rPr>
-            <w:lang w:val="en_US" w:bidi="en_US"/>
-          </w:rPr>
-          <w:rPr>
-            <w:color w:val="0000EE"/>
-            <w:u w:val="single"/>
-          </w:rPr>
-          <w:t>18:1–27</w:t>
-        </w:r>
-      </w:hyperlink>
+      <w:r>
+        <w:rPr>
+          <w:lang w:val="en_US" w:bidi="en_US"/>
+        </w:rPr>
+        <w:t>18:1–27</w:t>
+      </w:r>
       <w:r>
         <w:rPr>
           <w:lang w:val="en_US" w:bidi="en_US"/>
@@ -5704,36 +4882,24 @@
         </w:rPr>
         <w:t xml:space="preserve">: James saw the offering of Isaac in </w:t>
       </w:r>
-      <w:hyperlink r:id="rId143">
-        <w:r>
-          <w:rPr>
-            <w:lang w:val="en_US" w:bidi="en_US"/>
-          </w:rPr>
-          <w:rPr>
-            <w:color w:val="0000EE"/>
-            <w:u w:val="single"/>
-          </w:rPr>
-          <w:t>Genesis 22</w:t>
-        </w:r>
-      </w:hyperlink>
+      <w:r>
+        <w:rPr>
+          <w:lang w:val="en_US" w:bidi="en_US"/>
+        </w:rPr>
+        <w:t>Genesis 22</w:t>
+      </w:r>
       <w:r>
         <w:rPr>
           <w:lang w:val="en_US" w:bidi="en_US"/>
         </w:rPr>
         <w:t xml:space="preserve"> as fulfilling the pledge of the faith of Abraham and the declaration of God that Abraham was righteous (quoted from </w:t>
       </w:r>
-      <w:hyperlink r:id="rId144">
-        <w:r>
-          <w:rPr>
-            <w:lang w:val="en_US" w:bidi="en_US"/>
-          </w:rPr>
-          <w:rPr>
-            <w:color w:val="0000EE"/>
-            <w:u w:val="single"/>
-          </w:rPr>
-          <w:t>Genesis 15:6</w:t>
-        </w:r>
-      </w:hyperlink>
+      <w:r>
+        <w:rPr>
+          <w:lang w:val="en_US" w:bidi="en_US"/>
+        </w:rPr>
+        <w:t>Genesis 15:6</w:t>
+      </w:r>
       <w:r>
         <w:rPr>
           <w:lang w:val="en_US" w:bidi="en_US"/>
@@ -5765,54 +4931,36 @@
         </w:rPr>
         <w:t>: James emphasizes that faith is a relationship of complete loyalty (</w:t>
       </w:r>
-      <w:hyperlink r:id="rId46">
-        <w:r>
-          <w:rPr>
-            <w:lang w:val="en_US" w:bidi="en_US"/>
-          </w:rPr>
-          <w:rPr>
-            <w:color w:val="0000EE"/>
-            <w:u w:val="single"/>
-          </w:rPr>
-          <w:t>James 1:5–8</w:t>
-        </w:r>
-      </w:hyperlink>
+      <w:r>
+        <w:rPr>
+          <w:lang w:val="en_US" w:bidi="en_US"/>
+        </w:rPr>
+        <w:t>James 1:5–8</w:t>
+      </w:r>
       <w:r>
         <w:rPr>
           <w:lang w:val="en_US" w:bidi="en_US"/>
         </w:rPr>
         <w:t xml:space="preserve">; </w:t>
       </w:r>
-      <w:hyperlink r:id="rId89">
-        <w:r>
-          <w:rPr>
-            <w:lang w:val="en_US" w:bidi="en_US"/>
-          </w:rPr>
-          <w:rPr>
-            <w:color w:val="0000EE"/>
-            <w:u w:val="single"/>
-          </w:rPr>
-          <w:t>4:4</w:t>
-        </w:r>
-      </w:hyperlink>
+      <w:r>
+        <w:rPr>
+          <w:lang w:val="en_US" w:bidi="en_US"/>
+        </w:rPr>
+        <w:t>4:4</w:t>
+      </w:r>
       <w:r>
         <w:rPr>
           <w:lang w:val="en_US" w:bidi="en_US"/>
         </w:rPr>
         <w:t xml:space="preserve">; </w:t>
       </w:r>
-      <w:hyperlink r:id="rId145">
-        <w:r>
-          <w:rPr>
-            <w:lang w:val="en_US" w:bidi="en_US"/>
-          </w:rPr>
-          <w:rPr>
-            <w:color w:val="0000EE"/>
-            <w:u w:val="single"/>
-          </w:rPr>
-          <w:t>John 15:15</w:t>
-        </w:r>
-      </w:hyperlink>
+      <w:r>
+        <w:rPr>
+          <w:lang w:val="en_US" w:bidi="en_US"/>
+        </w:rPr>
+        <w:t>John 15:15</w:t>
+      </w:r>
       <w:r>
         <w:rPr>
           <w:lang w:val="en_US" w:bidi="en_US"/>
@@ -5874,126 +5022,84 @@
         </w:rPr>
         <w:t>: This means that true faith is not like demons who simply believe something is true (</w:t>
       </w:r>
-      <w:hyperlink r:id="rId146">
-        <w:r>
-          <w:rPr>
-            <w:lang w:val="en_US" w:bidi="en_US"/>
-          </w:rPr>
-          <w:rPr>
-            <w:color w:val="0000EE"/>
-            <w:u w:val="single"/>
-          </w:rPr>
-          <w:t>2:19</w:t>
-        </w:r>
-      </w:hyperlink>
+      <w:r>
+        <w:rPr>
+          <w:lang w:val="en_US" w:bidi="en_US"/>
+        </w:rPr>
+        <w:t>2:19</w:t>
+      </w:r>
       <w:r>
         <w:rPr>
           <w:lang w:val="en_US" w:bidi="en_US"/>
         </w:rPr>
         <w:t>). But it is through a belief that leads to generous actions like God himself does (</w:t>
       </w:r>
-      <w:hyperlink r:id="rId147">
-        <w:r>
-          <w:rPr>
-            <w:lang w:val="en_US" w:bidi="en_US"/>
-          </w:rPr>
-          <w:rPr>
-            <w:color w:val="0000EE"/>
-            <w:u w:val="single"/>
-          </w:rPr>
-          <w:t>1:17</w:t>
-        </w:r>
-      </w:hyperlink>
+      <w:r>
+        <w:rPr>
+          <w:lang w:val="en_US" w:bidi="en_US"/>
+        </w:rPr>
+        <w:t>1:17</w:t>
+      </w:r>
       <w:r>
         <w:rPr>
           <w:lang w:val="en_US" w:bidi="en_US"/>
         </w:rPr>
         <w:t>). Some think this teaching contradicts Paul, but it does not. Paul does not oppose good deeds, but he warns against seeking forgiveness of sins through them (</w:t>
       </w:r>
-      <w:hyperlink r:id="rId131">
-        <w:r>
-          <w:rPr>
-            <w:lang w:val="en_US" w:bidi="en_US"/>
-          </w:rPr>
-          <w:rPr>
-            <w:color w:val="0000EE"/>
-            <w:u w:val="single"/>
-          </w:rPr>
-          <w:t>Romans 3:28</w:t>
-        </w:r>
-      </w:hyperlink>
+      <w:r>
+        <w:rPr>
+          <w:lang w:val="en_US" w:bidi="en_US"/>
+        </w:rPr>
+        <w:t>Romans 3:28</w:t>
+      </w:r>
       <w:r>
         <w:rPr>
           <w:lang w:val="en_US" w:bidi="en_US"/>
         </w:rPr>
         <w:t xml:space="preserve">; </w:t>
       </w:r>
-      <w:hyperlink r:id="rId133">
-        <w:r>
-          <w:rPr>
-            <w:lang w:val="en_US" w:bidi="en_US"/>
-          </w:rPr>
-          <w:rPr>
-            <w:color w:val="0000EE"/>
-            <w:u w:val="single"/>
-          </w:rPr>
-          <w:t>Galatians 2:16</w:t>
-        </w:r>
-      </w:hyperlink>
+      <w:r>
+        <w:rPr>
+          <w:lang w:val="en_US" w:bidi="en_US"/>
+        </w:rPr>
+        <w:t>Galatians 2:16</w:t>
+      </w:r>
       <w:r>
         <w:rPr>
           <w:lang w:val="en_US" w:bidi="en_US"/>
         </w:rPr>
         <w:t>). Paul understands that it is necessary for true faith to leads to love and generosity (</w:t>
       </w:r>
-      <w:hyperlink r:id="rId129">
-        <w:r>
-          <w:rPr>
-            <w:lang w:val="en_US" w:bidi="en_US"/>
-          </w:rPr>
-          <w:rPr>
-            <w:color w:val="0000EE"/>
-            <w:u w:val="single"/>
-          </w:rPr>
-          <w:t>Galatians 5:6</w:t>
-        </w:r>
-      </w:hyperlink>
+      <w:r>
+        <w:rPr>
+          <w:lang w:val="en_US" w:bidi="en_US"/>
+        </w:rPr>
+        <w:t>Galatians 5:6</w:t>
+      </w:r>
       <w:r>
         <w:rPr>
           <w:lang w:val="en_US" w:bidi="en_US"/>
         </w:rPr>
         <w:t>). In a similar way, James knows that a commitment to God comes from true faith and good deeds come only from true faith (</w:t>
       </w:r>
-      <w:hyperlink r:id="rId51">
-        <w:r>
-          <w:rPr>
-            <w:lang w:val="en_US" w:bidi="en_US"/>
-          </w:rPr>
-          <w:rPr>
-            <w:color w:val="0000EE"/>
-            <w:u w:val="single"/>
-          </w:rPr>
-          <w:t>James 2:18</w:t>
-        </w:r>
-      </w:hyperlink>
+      <w:r>
+        <w:rPr>
+          <w:lang w:val="en_US" w:bidi="en_US"/>
+        </w:rPr>
+        <w:t>James 2:18</w:t>
+      </w:r>
       <w:r>
         <w:rPr>
           <w:lang w:val="en_US" w:bidi="en_US"/>
         </w:rPr>
         <w:t xml:space="preserve">, </w:t>
       </w:r>
-      <w:hyperlink r:id="rId148">
-        <w:r>
-          <w:rPr>
-            <w:lang w:val="en_US" w:bidi="en_US"/>
-          </w:rPr>
-          <w:rPr>
-            <w:color w:val="0000EE"/>
-            <w:u w:val="single"/>
-          </w:rPr>
-          <w:t>26</w:t>
-        </w:r>
-      </w:hyperlink>
+      <w:r>
+        <w:rPr>
+          <w:lang w:val="en_US" w:bidi="en_US"/>
+        </w:rPr>
+        <w:t>26</w:t>
+      </w:r>
       <w:r>
         <w:rPr>
           <w:lang w:val="en_US" w:bidi="en_US"/>
@@ -6061,90 +5167,60 @@
         </w:rPr>
         <w:t xml:space="preserve"> (see </w:t>
       </w:r>
-      <w:hyperlink r:id="rId149">
-        <w:r>
-          <w:rPr>
-            <w:lang w:val="en_US" w:bidi="en_US"/>
-          </w:rPr>
-          <w:rPr>
-            <w:color w:val="0000EE"/>
-            <w:u w:val="single"/>
-          </w:rPr>
-          <w:t>Joshua 2:1</w:t>
-        </w:r>
-      </w:hyperlink>
+      <w:r>
+        <w:rPr>
+          <w:lang w:val="en_US" w:bidi="en_US"/>
+        </w:rPr>
+        <w:t>Joshua 2:1</w:t>
+      </w:r>
       <w:r>
         <w:rPr>
           <w:lang w:val="en_US" w:bidi="en_US"/>
         </w:rPr>
         <w:t>) as an example that good deeds must accompany true faith. She declared her belief that the Lord God of Israel was the only God (</w:t>
       </w:r>
-      <w:hyperlink r:id="rId150">
-        <w:r>
-          <w:rPr>
-            <w:lang w:val="en_US" w:bidi="en_US"/>
-          </w:rPr>
-          <w:rPr>
-            <w:color w:val="0000EE"/>
-            <w:u w:val="single"/>
-          </w:rPr>
-          <w:t>Joshua 2:9–11</w:t>
-        </w:r>
-      </w:hyperlink>
+      <w:r>
+        <w:rPr>
+          <w:lang w:val="en_US" w:bidi="en_US"/>
+        </w:rPr>
+        <w:t>Joshua 2:9–11</w:t>
+      </w:r>
       <w:r>
         <w:rPr>
           <w:lang w:val="en_US" w:bidi="en_US"/>
         </w:rPr>
         <w:t>). Her actions completed her faith. This happened when she hosted and helped the Israelite spies escape (</w:t>
       </w:r>
-      <w:hyperlink r:id="rId151">
-        <w:r>
-          <w:rPr>
-            <w:lang w:val="en_US" w:bidi="en_US"/>
-          </w:rPr>
-          <w:rPr>
-            <w:color w:val="0000EE"/>
-            <w:u w:val="single"/>
-          </w:rPr>
-          <w:t>Joshua 2:1–6</w:t>
-        </w:r>
-      </w:hyperlink>
+      <w:r>
+        <w:rPr>
+          <w:lang w:val="en_US" w:bidi="en_US"/>
+        </w:rPr>
+        <w:t>Joshua 2:1–6</w:t>
+      </w:r>
       <w:r>
         <w:rPr>
           <w:lang w:val="en_US" w:bidi="en_US"/>
         </w:rPr>
         <w:t xml:space="preserve">; </w:t>
       </w:r>
-      <w:hyperlink r:id="rId152">
-        <w:r>
-          <w:rPr>
-            <w:lang w:val="en_US" w:bidi="en_US"/>
-          </w:rPr>
-          <w:rPr>
-            <w:color w:val="0000EE"/>
-            <w:u w:val="single"/>
-          </w:rPr>
-          <w:t>6:25</w:t>
-        </w:r>
-      </w:hyperlink>
+      <w:r>
+        <w:rPr>
+          <w:lang w:val="en_US" w:bidi="en_US"/>
+        </w:rPr>
+        <w:t>6:25</w:t>
+      </w:r>
       <w:r>
         <w:rPr>
           <w:lang w:val="en_US" w:bidi="en_US"/>
         </w:rPr>
         <w:t xml:space="preserve">; </w:t>
       </w:r>
-      <w:hyperlink r:id="rId153">
-        <w:r>
-          <w:rPr>
-            <w:lang w:val="en_US" w:bidi="en_US"/>
-          </w:rPr>
-          <w:rPr>
-            <w:color w:val="0000EE"/>
-            <w:u w:val="single"/>
-          </w:rPr>
-          <w:t>Hebrews 11:31</w:t>
-        </w:r>
-      </w:hyperlink>
+      <w:r>
+        <w:rPr>
+          <w:lang w:val="en_US" w:bidi="en_US"/>
+        </w:rPr>
+        <w:t>Hebrews 11:31</w:t>
+      </w:r>
       <w:r>
         <w:rPr>
           <w:lang w:val="en_US" w:bidi="en_US"/>
@@ -6199,18 +5275,12 @@
         </w:rPr>
         <w:t>Good works are as essential to faith as breathing is to a body (</w:t>
       </w:r>
-      <w:hyperlink r:id="rId71">
-        <w:r>
-          <w:rPr>
-            <w:lang w:val="en_US" w:bidi="en_US"/>
-          </w:rPr>
-          <w:rPr>
-            <w:color w:val="0000EE"/>
-            <w:u w:val="single"/>
-          </w:rPr>
-          <w:t>Genesis 2:7</w:t>
-        </w:r>
-      </w:hyperlink>
+      <w:r>
+        <w:rPr>
+          <w:lang w:val="en_US" w:bidi="en_US"/>
+        </w:rPr>
+        <w:t>Genesis 2:7</w:t>
+      </w:r>
       <w:r>
         <w:rPr>
           <w:lang w:val="en_US" w:bidi="en_US"/>
@@ -6265,90 +5335,60 @@
         </w:rPr>
         <w:t>In the early church, becoming a teacher was one way to improve social status (</w:t>
       </w:r>
-      <w:hyperlink r:id="rId154">
-        <w:r>
-          <w:rPr>
-            <w:lang w:val="en_US" w:bidi="en_US"/>
-          </w:rPr>
-          <w:rPr>
-            <w:color w:val="0000EE"/>
-            <w:u w:val="single"/>
-          </w:rPr>
-          <w:t>1 Corinthians 12:28</w:t>
-        </w:r>
-      </w:hyperlink>
+      <w:r>
+        <w:rPr>
+          <w:lang w:val="en_US" w:bidi="en_US"/>
+        </w:rPr>
+        <w:t>1 Corinthians 12:28</w:t>
+      </w:r>
       <w:r>
         <w:rPr>
           <w:lang w:val="en_US" w:bidi="en_US"/>
         </w:rPr>
         <w:t xml:space="preserve">; </w:t>
       </w:r>
-      <w:hyperlink r:id="rId155">
-        <w:r>
-          <w:rPr>
-            <w:lang w:val="en_US" w:bidi="en_US"/>
-          </w:rPr>
-          <w:rPr>
-            <w:color w:val="0000EE"/>
-            <w:u w:val="single"/>
-          </w:rPr>
-          <w:t>Ephesians 4:11</w:t>
-        </w:r>
-      </w:hyperlink>
+      <w:r>
+        <w:rPr>
+          <w:lang w:val="en_US" w:bidi="en_US"/>
+        </w:rPr>
+        <w:t>Ephesians 4:11</w:t>
+      </w:r>
       <w:r>
         <w:rPr>
           <w:lang w:val="en_US" w:bidi="en_US"/>
         </w:rPr>
         <w:t xml:space="preserve">; </w:t>
       </w:r>
-      <w:hyperlink r:id="rId156">
-        <w:r>
-          <w:rPr>
-            <w:lang w:val="en_US" w:bidi="en_US"/>
-          </w:rPr>
-          <w:rPr>
-            <w:color w:val="0000EE"/>
-            <w:u w:val="single"/>
-          </w:rPr>
-          <w:t>1 Timothy 5:17</w:t>
-        </w:r>
-      </w:hyperlink>
+      <w:r>
+        <w:rPr>
+          <w:lang w:val="en_US" w:bidi="en_US"/>
+        </w:rPr>
+        <w:t>1 Timothy 5:17</w:t>
+      </w:r>
       <w:r>
         <w:rPr>
           <w:lang w:val="en_US" w:bidi="en_US"/>
         </w:rPr>
         <w:t xml:space="preserve">; compare </w:t>
       </w:r>
-      <w:hyperlink r:id="rId157">
-        <w:r>
-          <w:rPr>
-            <w:lang w:val="en_US" w:bidi="en_US"/>
-          </w:rPr>
-          <w:rPr>
-            <w:color w:val="0000EE"/>
-            <w:u w:val="single"/>
-          </w:rPr>
-          <w:t>Acts 5:34</w:t>
-        </w:r>
-      </w:hyperlink>
+      <w:r>
+        <w:rPr>
+          <w:lang w:val="en_US" w:bidi="en_US"/>
+        </w:rPr>
+        <w:t>Acts 5:34</w:t>
+      </w:r>
       <w:r>
         <w:rPr>
           <w:lang w:val="en_US" w:bidi="en_US"/>
         </w:rPr>
         <w:t>). This honor was especially valuable for Christians who were often treated poorly as outsiders in their society (</w:t>
       </w:r>
-      <w:hyperlink r:id="rId158">
-        <w:r>
-          <w:rPr>
-            <w:lang w:val="en_US" w:bidi="en_US"/>
-          </w:rPr>
-          <w:rPr>
-            <w:color w:val="0000EE"/>
-            <w:u w:val="single"/>
-          </w:rPr>
-          <w:t>James 2:6–7</w:t>
-        </w:r>
-      </w:hyperlink>
+      <w:r>
+        <w:rPr>
+          <w:lang w:val="en_US" w:bidi="en_US"/>
+        </w:rPr>
+        <w:t>James 2:6–7</w:t>
+      </w:r>
       <w:r>
         <w:rPr>
           <w:lang w:val="en_US" w:bidi="en_US"/>
@@ -6410,54 +5450,36 @@
         </w:rPr>
         <w:t>: The main concern of James is how the speech of church members affects their relationships with others (</w:t>
       </w:r>
-      <w:hyperlink r:id="rId159">
-        <w:r>
-          <w:rPr>
-            <w:lang w:val="en_US" w:bidi="en_US"/>
-          </w:rPr>
-          <w:rPr>
-            <w:color w:val="0000EE"/>
-            <w:u w:val="single"/>
-          </w:rPr>
-          <w:t>3:9–10</w:t>
-        </w:r>
-      </w:hyperlink>
+      <w:r>
+        <w:rPr>
+          <w:lang w:val="en_US" w:bidi="en_US"/>
+        </w:rPr>
+        <w:t>3:9–10</w:t>
+      </w:r>
       <w:r>
         <w:rPr>
           <w:lang w:val="en_US" w:bidi="en_US"/>
         </w:rPr>
         <w:t xml:space="preserve">, </w:t>
       </w:r>
-      <w:hyperlink r:id="rId29">
-        <w:r>
-          <w:rPr>
-            <w:lang w:val="en_US" w:bidi="en_US"/>
-          </w:rPr>
-          <w:rPr>
-            <w:color w:val="0000EE"/>
-            <w:u w:val="single"/>
-          </w:rPr>
-          <w:t>14</w:t>
-        </w:r>
-      </w:hyperlink>
+      <w:r>
+        <w:rPr>
+          <w:lang w:val="en_US" w:bidi="en_US"/>
+        </w:rPr>
+        <w:t>14</w:t>
+      </w:r>
       <w:r>
         <w:rPr>
           <w:lang w:val="en_US" w:bidi="en_US"/>
         </w:rPr>
         <w:t xml:space="preserve">; </w:t>
       </w:r>
-      <w:hyperlink r:id="rId160">
-        <w:r>
-          <w:rPr>
-            <w:lang w:val="en_US" w:bidi="en_US"/>
-          </w:rPr>
-          <w:rPr>
-            <w:color w:val="0000EE"/>
-            <w:u w:val="single"/>
-          </w:rPr>
-          <w:t>4:1–3</w:t>
-        </w:r>
-      </w:hyperlink>
+      <w:r>
+        <w:rPr>
+          <w:lang w:val="en_US" w:bidi="en_US"/>
+        </w:rPr>
+        <w:t>4:1–3</w:t>
+      </w:r>
       <w:r>
         <w:rPr>
           <w:lang w:val="en_US" w:bidi="en_US"/>
@@ -6529,36 +5551,24 @@
         </w:rPr>
         <w:t>The tongue (our speech) acts as an agent of the whole unrighteous world that opposes God (</w:t>
       </w:r>
-      <w:hyperlink r:id="rId161">
-        <w:r>
-          <w:rPr>
-            <w:lang w:val="en_US" w:bidi="en_US"/>
-          </w:rPr>
-          <w:rPr>
-            <w:color w:val="0000EE"/>
-            <w:u w:val="single"/>
-          </w:rPr>
-          <w:t>1:27</w:t>
-        </w:r>
-      </w:hyperlink>
+      <w:r>
+        <w:rPr>
+          <w:lang w:val="en_US" w:bidi="en_US"/>
+        </w:rPr>
+        <w:t>1:27</w:t>
+      </w:r>
       <w:r>
         <w:rPr>
           <w:lang w:val="en_US" w:bidi="en_US"/>
         </w:rPr>
         <w:t xml:space="preserve">; </w:t>
       </w:r>
-      <w:hyperlink r:id="rId89">
-        <w:r>
-          <w:rPr>
-            <w:lang w:val="en_US" w:bidi="en_US"/>
-          </w:rPr>
-          <w:rPr>
-            <w:color w:val="0000EE"/>
-            <w:u w:val="single"/>
-          </w:rPr>
-          <w:t>4:4</w:t>
-        </w:r>
-      </w:hyperlink>
+      <w:r>
+        <w:rPr>
+          <w:lang w:val="en_US" w:bidi="en_US"/>
+        </w:rPr>
+        <w:t>4:4</w:t>
+      </w:r>
       <w:r>
         <w:rPr>
           <w:lang w:val="en_US" w:bidi="en_US"/>
@@ -6603,54 +5613,36 @@
         </w:rPr>
         <w:t xml:space="preserve"> refers to the place of eternal punishment (</w:t>
       </w:r>
-      <w:hyperlink r:id="rId162">
-        <w:r>
-          <w:rPr>
-            <w:lang w:val="en_US" w:bidi="en_US"/>
-          </w:rPr>
-          <w:rPr>
-            <w:color w:val="0000EE"/>
-            <w:u w:val="single"/>
-          </w:rPr>
-          <w:t>Matthew 5:22</w:t>
-        </w:r>
-      </w:hyperlink>
+      <w:r>
+        <w:rPr>
+          <w:lang w:val="en_US" w:bidi="en_US"/>
+        </w:rPr>
+        <w:t>Matthew 5:22</w:t>
+      </w:r>
       <w:r>
         <w:rPr>
           <w:lang w:val="en_US" w:bidi="en_US"/>
         </w:rPr>
         <w:t xml:space="preserve">, </w:t>
       </w:r>
-      <w:hyperlink r:id="rId163">
-        <w:r>
-          <w:rPr>
-            <w:lang w:val="en_US" w:bidi="en_US"/>
-          </w:rPr>
-          <w:rPr>
-            <w:color w:val="0000EE"/>
-            <w:u w:val="single"/>
-          </w:rPr>
-          <w:t>30</w:t>
-        </w:r>
-      </w:hyperlink>
+      <w:r>
+        <w:rPr>
+          <w:lang w:val="en_US" w:bidi="en_US"/>
+        </w:rPr>
+        <w:t>30</w:t>
+      </w:r>
       <w:r>
         <w:rPr>
           <w:lang w:val="en_US" w:bidi="en_US"/>
         </w:rPr>
         <w:t xml:space="preserve">; </w:t>
       </w:r>
-      <w:hyperlink r:id="rId164">
-        <w:r>
-          <w:rPr>
-            <w:lang w:val="en_US" w:bidi="en_US"/>
-          </w:rPr>
-          <w:rPr>
-            <w:color w:val="0000EE"/>
-            <w:u w:val="single"/>
-          </w:rPr>
-          <w:t>23:15</w:t>
-        </w:r>
-      </w:hyperlink>
+      <w:r>
+        <w:rPr>
+          <w:lang w:val="en_US" w:bidi="en_US"/>
+        </w:rPr>
+        <w:t>23:15</w:t>
+      </w:r>
       <w:r>
         <w:rPr>
           <w:lang w:val="en_US" w:bidi="en_US"/>
@@ -6670,90 +5662,60 @@
         </w:rPr>
         <w:t xml:space="preserve"> is the place of the dead (</w:t>
       </w:r>
-      <w:hyperlink r:id="rId165">
-        <w:r>
-          <w:rPr>
-            <w:lang w:val="en_US" w:bidi="en_US"/>
-          </w:rPr>
-          <w:rPr>
-            <w:color w:val="0000EE"/>
-            <w:u w:val="single"/>
-          </w:rPr>
-          <w:t>Luke 16:23</w:t>
-        </w:r>
-      </w:hyperlink>
+      <w:r>
+        <w:rPr>
+          <w:lang w:val="en_US" w:bidi="en_US"/>
+        </w:rPr>
+        <w:t>Luke 16:23</w:t>
+      </w:r>
       <w:r>
         <w:rPr>
           <w:lang w:val="en_US" w:bidi="en_US"/>
         </w:rPr>
         <w:t xml:space="preserve">; </w:t>
       </w:r>
-      <w:hyperlink r:id="rId166">
-        <w:r>
-          <w:rPr>
-            <w:lang w:val="en_US" w:bidi="en_US"/>
-          </w:rPr>
-          <w:rPr>
-            <w:color w:val="0000EE"/>
-            <w:u w:val="single"/>
-          </w:rPr>
-          <w:t>Acts 2:31</w:t>
-        </w:r>
-      </w:hyperlink>
+      <w:r>
+        <w:rPr>
+          <w:lang w:val="en_US" w:bidi="en_US"/>
+        </w:rPr>
+        <w:t>Acts 2:31</w:t>
+      </w:r>
       <w:r>
         <w:rPr>
           <w:lang w:val="en_US" w:bidi="en_US"/>
         </w:rPr>
         <w:t>). Mentioning hell points to the devil as the ultimate source of evil speech (</w:t>
       </w:r>
-      <w:hyperlink r:id="rId167">
-        <w:r>
-          <w:rPr>
-            <w:lang w:val="en_US" w:bidi="en_US"/>
-          </w:rPr>
-          <w:rPr>
-            <w:color w:val="0000EE"/>
-            <w:u w:val="single"/>
-          </w:rPr>
-          <w:t>James 4:7</w:t>
-        </w:r>
-      </w:hyperlink>
+      <w:r>
+        <w:rPr>
+          <w:lang w:val="en_US" w:bidi="en_US"/>
+        </w:rPr>
+        <w:t>James 4:7</w:t>
+      </w:r>
       <w:r>
         <w:rPr>
           <w:lang w:val="en_US" w:bidi="en_US"/>
         </w:rPr>
         <w:t xml:space="preserve">; </w:t>
       </w:r>
-      <w:hyperlink r:id="rId162">
-        <w:r>
-          <w:rPr>
-            <w:lang w:val="en_US" w:bidi="en_US"/>
-          </w:rPr>
-          <w:rPr>
-            <w:color w:val="0000EE"/>
-            <w:u w:val="single"/>
-          </w:rPr>
-          <w:t>Matt 5:22</w:t>
-        </w:r>
-      </w:hyperlink>
+      <w:r>
+        <w:rPr>
+          <w:lang w:val="en_US" w:bidi="en_US"/>
+        </w:rPr>
+        <w:t>Matt 5:22</w:t>
+      </w:r>
       <w:r>
         <w:rPr>
           <w:lang w:val="en_US" w:bidi="en_US"/>
         </w:rPr>
         <w:t xml:space="preserve">; </w:t>
       </w:r>
-      <w:hyperlink r:id="rId168">
-        <w:r>
-          <w:rPr>
-            <w:lang w:val="en_US" w:bidi="en_US"/>
-          </w:rPr>
-          <w:rPr>
-            <w:color w:val="0000EE"/>
-            <w:u w:val="single"/>
-          </w:rPr>
-          <w:t>John 8:44</w:t>
-        </w:r>
-      </w:hyperlink>
+      <w:r>
+        <w:rPr>
+          <w:lang w:val="en_US" w:bidi="en_US"/>
+        </w:rPr>
+        <w:t>John 8:44</w:t>
+      </w:r>
       <w:r>
         <w:rPr>
           <w:lang w:val="en_US" w:bidi="en_US"/>
@@ -6819,18 +5781,12 @@
         </w:rPr>
         <w:t>: The tongue has a remarkable ability to do harm. If hell motivates its evil, humans effort alone cannot control it (</w:t>
       </w:r>
-      <w:hyperlink r:id="rId169">
-        <w:r>
-          <w:rPr>
-            <w:lang w:val="en_US" w:bidi="en_US"/>
-          </w:rPr>
-          <w:rPr>
-            <w:color w:val="0000EE"/>
-            <w:u w:val="single"/>
-          </w:rPr>
-          <w:t>3:6</w:t>
-        </w:r>
-      </w:hyperlink>
+      <w:r>
+        <w:rPr>
+          <w:lang w:val="en_US" w:bidi="en_US"/>
+        </w:rPr>
+        <w:t>3:6</w:t>
+      </w:r>
       <w:r>
         <w:rPr>
           <w:lang w:val="en_US" w:bidi="en_US"/>
@@ -6862,36 +5818,24 @@
         </w:rPr>
         <w:t>: This might refer to the serpent in the garden of Eden (</w:t>
       </w:r>
-      <w:hyperlink r:id="rId170">
-        <w:r>
-          <w:rPr>
-            <w:lang w:val="en_US" w:bidi="en_US"/>
-          </w:rPr>
-          <w:rPr>
-            <w:color w:val="0000EE"/>
-            <w:u w:val="single"/>
-          </w:rPr>
-          <w:t>Genesis 3:1</w:t>
-        </w:r>
-      </w:hyperlink>
+      <w:r>
+        <w:rPr>
+          <w:lang w:val="en_US" w:bidi="en_US"/>
+        </w:rPr>
+        <w:t>Genesis 3:1</w:t>
+      </w:r>
       <w:r>
         <w:rPr>
           <w:lang w:val="en_US" w:bidi="en_US"/>
         </w:rPr>
         <w:t>). The Scriptures identify the serpent with the devil (</w:t>
       </w:r>
-      <w:hyperlink r:id="rId171">
-        <w:r>
-          <w:rPr>
-            <w:lang w:val="en_US" w:bidi="en_US"/>
-          </w:rPr>
-          <w:rPr>
-            <w:color w:val="0000EE"/>
-            <w:u w:val="single"/>
-          </w:rPr>
-          <w:t>Revelation 20:2</w:t>
-        </w:r>
-      </w:hyperlink>
+      <w:r>
+        <w:rPr>
+          <w:lang w:val="en_US" w:bidi="en_US"/>
+        </w:rPr>
+        <w:t>Revelation 20:2</w:t>
+      </w:r>
       <w:r>
         <w:rPr>
           <w:lang w:val="en_US" w:bidi="en_US"/>
@@ -6953,36 +5897,24 @@
         </w:rPr>
         <w:t>: Blessing our Lord and Father is the best use of our tongues. Cursing people, who are made in God's image, is one of the worst. It indirectly curses God himself (</w:t>
       </w:r>
-      <w:hyperlink r:id="rId172">
-        <w:r>
-          <w:rPr>
-            <w:lang w:val="en_US" w:bidi="en_US"/>
-          </w:rPr>
-          <w:rPr>
-            <w:color w:val="0000EE"/>
-            <w:u w:val="single"/>
-          </w:rPr>
-          <w:t>Genesis 1:26–27</w:t>
-        </w:r>
-      </w:hyperlink>
+      <w:r>
+        <w:rPr>
+          <w:lang w:val="en_US" w:bidi="en_US"/>
+        </w:rPr>
+        <w:t>Genesis 1:26–27</w:t>
+      </w:r>
       <w:r>
         <w:rPr>
           <w:lang w:val="en_US" w:bidi="en_US"/>
         </w:rPr>
         <w:t xml:space="preserve">; </w:t>
       </w:r>
-      <w:hyperlink r:id="rId173">
-        <w:r>
-          <w:rPr>
-            <w:lang w:val="en_US" w:bidi="en_US"/>
-          </w:rPr>
-          <w:rPr>
-            <w:color w:val="0000EE"/>
-            <w:u w:val="single"/>
-          </w:rPr>
-          <w:t>9:6</w:t>
-        </w:r>
-      </w:hyperlink>
+      <w:r>
+        <w:rPr>
+          <w:lang w:val="en_US" w:bidi="en_US"/>
+        </w:rPr>
+        <w:t>9:6</w:t>
+      </w:r>
       <w:r>
         <w:rPr>
           <w:lang w:val="en_US" w:bidi="en_US"/>
@@ -7105,90 +6037,60 @@
         </w:rPr>
         <w:t>: The wisdom from God is not only skill of intelligence or a collection of facts (</w:t>
       </w:r>
-      <w:hyperlink r:id="rId174">
-        <w:r>
-          <w:rPr>
-            <w:lang w:val="en_US" w:bidi="en_US"/>
-          </w:rPr>
-          <w:rPr>
-            <w:color w:val="0000EE"/>
-            <w:u w:val="single"/>
-          </w:rPr>
-          <w:t>1:5</w:t>
-        </w:r>
-      </w:hyperlink>
+      <w:r>
+        <w:rPr>
+          <w:lang w:val="en_US" w:bidi="en_US"/>
+        </w:rPr>
+        <w:t>1:5</w:t>
+      </w:r>
       <w:r>
         <w:rPr>
           <w:lang w:val="en_US" w:bidi="en_US"/>
         </w:rPr>
         <w:t xml:space="preserve">). It is practical insight and spiritual understanding that shows in moral behavior, as described in </w:t>
       </w:r>
-      <w:hyperlink r:id="rId175">
-        <w:r>
-          <w:rPr>
-            <w:lang w:val="en_US" w:bidi="en_US"/>
-          </w:rPr>
-          <w:rPr>
-            <w:color w:val="0000EE"/>
-            <w:u w:val="single"/>
-          </w:rPr>
-          <w:t>3:17–18</w:t>
-        </w:r>
-      </w:hyperlink>
+      <w:r>
+        <w:rPr>
+          <w:lang w:val="en_US" w:bidi="en_US"/>
+        </w:rPr>
+        <w:t>3:17–18</w:t>
+      </w:r>
       <w:r>
         <w:rPr>
           <w:lang w:val="en_US" w:bidi="en_US"/>
         </w:rPr>
         <w:t xml:space="preserve"> (see also </w:t>
       </w:r>
-      <w:hyperlink r:id="rId176">
-        <w:r>
-          <w:rPr>
-            <w:lang w:val="en_US" w:bidi="en_US"/>
-          </w:rPr>
-          <w:rPr>
-            <w:color w:val="0000EE"/>
-            <w:u w:val="single"/>
-          </w:rPr>
-          <w:t>Job 28:28</w:t>
-        </w:r>
-      </w:hyperlink>
+      <w:r>
+        <w:rPr>
+          <w:lang w:val="en_US" w:bidi="en_US"/>
+        </w:rPr>
+        <w:t>Job 28:28</w:t>
+      </w:r>
       <w:r>
         <w:rPr>
           <w:lang w:val="en_US" w:bidi="en_US"/>
         </w:rPr>
         <w:t xml:space="preserve">; </w:t>
       </w:r>
-      <w:hyperlink r:id="rId177">
-        <w:r>
-          <w:rPr>
-            <w:lang w:val="en_US" w:bidi="en_US"/>
-          </w:rPr>
-          <w:rPr>
-            <w:color w:val="0000EE"/>
-            <w:u w:val="single"/>
-          </w:rPr>
-          <w:t>Proverbs 1:2–4</w:t>
-        </w:r>
-      </w:hyperlink>
+      <w:r>
+        <w:rPr>
+          <w:lang w:val="en_US" w:bidi="en_US"/>
+        </w:rPr>
+        <w:t>Proverbs 1:2–4</w:t>
+      </w:r>
       <w:r>
         <w:rPr>
           <w:lang w:val="en_US" w:bidi="en_US"/>
         </w:rPr>
         <w:t xml:space="preserve">; </w:t>
       </w:r>
-      <w:hyperlink r:id="rId178">
-        <w:r>
-          <w:rPr>
-            <w:lang w:val="en_US" w:bidi="en_US"/>
-          </w:rPr>
-          <w:rPr>
-            <w:color w:val="0000EE"/>
-            <w:u w:val="single"/>
-          </w:rPr>
-          <w:t>2:10–15</w:t>
-        </w:r>
-      </w:hyperlink>
+      <w:r>
+        <w:rPr>
+          <w:lang w:val="en_US" w:bidi="en_US"/>
+        </w:rPr>
+        <w:t>2:10–15</w:t>
+      </w:r>
       <w:r>
         <w:rPr>
           <w:lang w:val="en_US" w:bidi="en_US"/>
@@ -7243,36 +6145,24 @@
         </w:rPr>
         <w:t>Wisdom has no association with jealousy and selfish ambition. We can only receive God's true word through humility (</w:t>
       </w:r>
-      <w:hyperlink r:id="rId82">
-        <w:r>
-          <w:rPr>
-            <w:lang w:val="en_US" w:bidi="en_US"/>
-          </w:rPr>
-          <w:rPr>
-            <w:color w:val="0000EE"/>
-            <w:u w:val="single"/>
-          </w:rPr>
-          <w:t>1:18</w:t>
-        </w:r>
-      </w:hyperlink>
+      <w:r>
+        <w:rPr>
+          <w:lang w:val="en_US" w:bidi="en_US"/>
+        </w:rPr>
+        <w:t>1:18</w:t>
+      </w:r>
       <w:r>
         <w:rPr>
           <w:lang w:val="en_US" w:bidi="en_US"/>
         </w:rPr>
         <w:t xml:space="preserve">, </w:t>
       </w:r>
-      <w:hyperlink r:id="rId83">
-        <w:r>
-          <w:rPr>
-            <w:lang w:val="en_US" w:bidi="en_US"/>
-          </w:rPr>
-          <w:rPr>
-            <w:color w:val="0000EE"/>
-            <w:u w:val="single"/>
-          </w:rPr>
-          <w:t>21</w:t>
-        </w:r>
-      </w:hyperlink>
+      <w:r>
+        <w:rPr>
+          <w:lang w:val="en_US" w:bidi="en_US"/>
+        </w:rPr>
+        <w:t>21</w:t>
+      </w:r>
       <w:r>
         <w:rPr>
           <w:lang w:val="en_US" w:bidi="en_US"/>
@@ -7334,90 +6224,60 @@
         </w:rPr>
         <w:t xml:space="preserve"> wisdom is not part of God's good creation. It is the opposite of heavenly wisdom because it leaves out God. It is unspiritual because it does not acknowledge or respond to God's Spirit (</w:t>
       </w:r>
-      <w:hyperlink r:id="rId179">
-        <w:r>
-          <w:rPr>
-            <w:lang w:val="en_US" w:bidi="en_US"/>
-          </w:rPr>
-          <w:rPr>
-            <w:color w:val="0000EE"/>
-            <w:u w:val="single"/>
-          </w:rPr>
-          <w:t>1 Corinthians 2:14</w:t>
-        </w:r>
-      </w:hyperlink>
+      <w:r>
+        <w:rPr>
+          <w:lang w:val="en_US" w:bidi="en_US"/>
+        </w:rPr>
+        <w:t>1 Corinthians 2:14</w:t>
+      </w:r>
       <w:r>
         <w:rPr>
           <w:lang w:val="en_US" w:bidi="en_US"/>
         </w:rPr>
         <w:t xml:space="preserve">; </w:t>
       </w:r>
-      <w:hyperlink r:id="rId180">
-        <w:r>
-          <w:rPr>
-            <w:lang w:val="en_US" w:bidi="en_US"/>
-          </w:rPr>
-          <w:rPr>
-            <w:color w:val="0000EE"/>
-            <w:u w:val="single"/>
-          </w:rPr>
-          <w:t>Jude 1:19</w:t>
-        </w:r>
-      </w:hyperlink>
+      <w:r>
+        <w:rPr>
+          <w:lang w:val="en_US" w:bidi="en_US"/>
+        </w:rPr>
+        <w:t>Jude 1:19</w:t>
+      </w:r>
       <w:r>
         <w:rPr>
           <w:lang w:val="en_US" w:bidi="en_US"/>
         </w:rPr>
         <w:t>). It is demonic because it comes from the devil, who is the ultimate source of this wisdom that destroys (</w:t>
       </w:r>
-      <w:hyperlink r:id="rId169">
-        <w:r>
-          <w:rPr>
-            <w:lang w:val="en_US" w:bidi="en_US"/>
-          </w:rPr>
-          <w:rPr>
-            <w:color w:val="0000EE"/>
-            <w:u w:val="single"/>
-          </w:rPr>
-          <w:t>James 3:6</w:t>
-        </w:r>
-      </w:hyperlink>
+      <w:r>
+        <w:rPr>
+          <w:lang w:val="en_US" w:bidi="en_US"/>
+        </w:rPr>
+        <w:t>James 3:6</w:t>
+      </w:r>
       <w:r>
         <w:rPr>
           <w:lang w:val="en_US" w:bidi="en_US"/>
         </w:rPr>
         <w:t xml:space="preserve">; </w:t>
       </w:r>
-      <w:hyperlink r:id="rId181">
-        <w:r>
-          <w:rPr>
-            <w:lang w:val="en_US" w:bidi="en_US"/>
-          </w:rPr>
-          <w:rPr>
-            <w:color w:val="0000EE"/>
-            <w:u w:val="single"/>
-          </w:rPr>
-          <w:t>4:6</w:t>
-        </w:r>
-      </w:hyperlink>
+      <w:r>
+        <w:rPr>
+          <w:lang w:val="en_US" w:bidi="en_US"/>
+        </w:rPr>
+        <w:t>4:6</w:t>
+      </w:r>
       <w:r>
         <w:rPr>
           <w:lang w:val="en_US" w:bidi="en_US"/>
         </w:rPr>
         <w:t xml:space="preserve">; </w:t>
       </w:r>
-      <w:hyperlink r:id="rId182">
-        <w:r>
-          <w:rPr>
-            <w:lang w:val="en_US" w:bidi="en_US"/>
-          </w:rPr>
-          <w:rPr>
-            <w:color w:val="0000EE"/>
-            <w:u w:val="single"/>
-          </w:rPr>
-          <w:t>1 Timothy 4:1</w:t>
-        </w:r>
-      </w:hyperlink>
+      <w:r>
+        <w:rPr>
+          <w:lang w:val="en_US" w:bidi="en_US"/>
+        </w:rPr>
+        <w:t>1 Timothy 4:1</w:t>
+      </w:r>
       <w:r>
         <w:rPr>
           <w:lang w:val="en_US" w:bidi="en_US"/>
@@ -7498,18 +6358,12 @@
         </w:rPr>
         <w:t xml:space="preserve"> a rich harvest of righteousness in those relationships (see </w:t>
       </w:r>
-      <w:hyperlink r:id="rId183">
-        <w:r>
-          <w:rPr>
-            <w:lang w:val="en_US" w:bidi="en_US"/>
-          </w:rPr>
-          <w:rPr>
-            <w:color w:val="0000EE"/>
-            <w:u w:val="single"/>
-          </w:rPr>
-          <w:t>Matthew 5:9</w:t>
-        </w:r>
-      </w:hyperlink>
+      <w:r>
+        <w:rPr>
+          <w:lang w:val="en_US" w:bidi="en_US"/>
+        </w:rPr>
+        <w:t>Matthew 5:9</w:t>
+      </w:r>
       <w:r>
         <w:rPr>
           <w:lang w:val="en_US" w:bidi="en_US"/>
@@ -7597,54 +6451,36 @@
         </w:rPr>
         <w:t xml:space="preserve"> again in </w:t>
       </w:r>
-      <w:hyperlink r:id="rId184">
-        <w:r>
-          <w:rPr>
-            <w:lang w:val="en_US" w:bidi="en_US"/>
-          </w:rPr>
-          <w:rPr>
-            <w:color w:val="0000EE"/>
-            <w:u w:val="single"/>
-          </w:rPr>
-          <w:t>4:3</w:t>
-        </w:r>
-      </w:hyperlink>
+      <w:r>
+        <w:rPr>
+          <w:lang w:val="en_US" w:bidi="en_US"/>
+        </w:rPr>
+        <w:t>4:3</w:t>
+      </w:r>
       <w:r>
         <w:rPr>
           <w:lang w:val="en_US" w:bidi="en_US"/>
         </w:rPr>
         <w:t xml:space="preserve"> (translated as “pleasures”). This frames the entire paragraph and show the source of conflict and unanswered prayer (</w:t>
       </w:r>
-      <w:hyperlink r:id="rId185">
-        <w:r>
-          <w:rPr>
-            <w:lang w:val="en_US" w:bidi="en_US"/>
-          </w:rPr>
-          <w:rPr>
-            <w:color w:val="0000EE"/>
-            <w:u w:val="single"/>
-          </w:rPr>
-          <w:t>Luke 8:14</w:t>
-        </w:r>
-      </w:hyperlink>
+      <w:r>
+        <w:rPr>
+          <w:lang w:val="en_US" w:bidi="en_US"/>
+        </w:rPr>
+        <w:t>Luke 8:14</w:t>
+      </w:r>
       <w:r>
         <w:rPr>
           <w:lang w:val="en_US" w:bidi="en_US"/>
         </w:rPr>
         <w:t xml:space="preserve">; </w:t>
       </w:r>
-      <w:hyperlink r:id="rId186">
-        <w:r>
-          <w:rPr>
-            <w:lang w:val="en_US" w:bidi="en_US"/>
-          </w:rPr>
-          <w:rPr>
-            <w:color w:val="0000EE"/>
-            <w:u w:val="single"/>
-          </w:rPr>
-          <w:t>Titus 3:3</w:t>
-        </w:r>
-      </w:hyperlink>
+      <w:r>
+        <w:rPr>
+          <w:lang w:val="en_US" w:bidi="en_US"/>
+        </w:rPr>
+        <w:t>Titus 3:3</w:t>
+      </w:r>
       <w:r>
         <w:rPr>
           <w:lang w:val="en_US" w:bidi="en_US"/>
@@ -7765,36 +6601,24 @@
         </w:rPr>
         <w:t xml:space="preserve">: James uses this prophetic imagery to challenge his audience (see, for example, </w:t>
       </w:r>
-      <w:hyperlink r:id="rId187">
-        <w:r>
-          <w:rPr>
-            <w:lang w:val="en_US" w:bidi="en_US"/>
-          </w:rPr>
-          <w:rPr>
-            <w:color w:val="0000EE"/>
-            <w:u w:val="single"/>
-          </w:rPr>
-          <w:t>Jeremiah 3:6</w:t>
-        </w:r>
-      </w:hyperlink>
+      <w:r>
+        <w:rPr>
+          <w:lang w:val="en_US" w:bidi="en_US"/>
+        </w:rPr>
+        <w:t>Jeremiah 3:6</w:t>
+      </w:r>
       <w:r>
         <w:rPr>
           <w:lang w:val="en_US" w:bidi="en_US"/>
         </w:rPr>
         <w:t xml:space="preserve">; </w:t>
       </w:r>
-      <w:hyperlink r:id="rId188">
-        <w:r>
-          <w:rPr>
-            <w:lang w:val="en_US" w:bidi="en_US"/>
-          </w:rPr>
-          <w:rPr>
-            <w:color w:val="0000EE"/>
-            <w:u w:val="single"/>
-          </w:rPr>
-          <w:t>Hosea 3:1</w:t>
-        </w:r>
-      </w:hyperlink>
+      <w:r>
+        <w:rPr>
+          <w:lang w:val="en_US" w:bidi="en_US"/>
+        </w:rPr>
+        <w:t>Hosea 3:1</w:t>
+      </w:r>
       <w:r>
         <w:rPr>
           <w:lang w:val="en_US" w:bidi="en_US"/>
@@ -7819,18 +6643,12 @@
         </w:rPr>
         <w:t>social acceptance (</w:t>
       </w:r>
-      <w:hyperlink r:id="rId189">
-        <w:r>
-          <w:rPr>
-            <w:lang w:val="en_US" w:bidi="en_US"/>
-          </w:rPr>
-          <w:rPr>
-            <w:color w:val="0000EE"/>
-            <w:u w:val="single"/>
-          </w:rPr>
-          <w:t>James 2:1–4</w:t>
-        </w:r>
-      </w:hyperlink>
+      <w:r>
+        <w:rPr>
+          <w:lang w:val="en_US" w:bidi="en_US"/>
+        </w:rPr>
+        <w:t>James 2:1–4</w:t>
+      </w:r>
       <w:r>
         <w:rPr>
           <w:lang w:val="en_US" w:bidi="en_US"/>
@@ -7855,18 +6673,12 @@
         </w:rPr>
         <w:t>prestige (</w:t>
       </w:r>
-      <w:hyperlink r:id="rId95">
-        <w:r>
-          <w:rPr>
-            <w:lang w:val="en_US" w:bidi="en_US"/>
-          </w:rPr>
-          <w:rPr>
-            <w:color w:val="0000EE"/>
-            <w:u w:val="single"/>
-          </w:rPr>
-          <w:t>3:1</w:t>
-        </w:r>
-      </w:hyperlink>
+      <w:r>
+        <w:rPr>
+          <w:lang w:val="en_US" w:bidi="en_US"/>
+        </w:rPr>
+        <w:t>3:1</w:t>
+      </w:r>
       <w:r>
         <w:rPr>
           <w:lang w:val="en_US" w:bidi="en_US"/>
@@ -7891,18 +6703,12 @@
         </w:rPr>
         <w:t>wealth (</w:t>
       </w:r>
-      <w:hyperlink r:id="rId52">
-        <w:r>
-          <w:rPr>
-            <w:lang w:val="en_US" w:bidi="en_US"/>
-          </w:rPr>
-          <w:rPr>
-            <w:color w:val="0000EE"/>
-            <w:u w:val="single"/>
-          </w:rPr>
-          <w:t>4:13</w:t>
-        </w:r>
-      </w:hyperlink>
+      <w:r>
+        <w:rPr>
+          <w:lang w:val="en_US" w:bidi="en_US"/>
+        </w:rPr>
+        <w:t>4:13</w:t>
+      </w:r>
       <w:r>
         <w:rPr>
           <w:lang w:val="en_US" w:bidi="en_US"/>
@@ -7923,18 +6729,12 @@
         </w:rPr>
         <w:t>Divided loyalty toward God is like being unfaithful to a spouse (</w:t>
       </w:r>
-      <w:hyperlink r:id="rId190">
-        <w:r>
-          <w:rPr>
-            <w:lang w:val="en_US" w:bidi="en_US"/>
-          </w:rPr>
-          <w:rPr>
-            <w:color w:val="0000EE"/>
-            <w:u w:val="single"/>
-          </w:rPr>
-          <w:t>4:8</w:t>
-        </w:r>
-      </w:hyperlink>
+      <w:r>
+        <w:rPr>
+          <w:lang w:val="en_US" w:bidi="en_US"/>
+        </w:rPr>
+        <w:t>4:8</w:t>
+      </w:r>
       <w:r>
         <w:rPr>
           <w:lang w:val="en_US" w:bidi="en_US"/>
@@ -7959,36 +6759,24 @@
         </w:rPr>
         <w:t>In ancient times, “friend” was a title for special and exclusive relationships (</w:t>
       </w:r>
-      <w:hyperlink r:id="rId191">
-        <w:r>
-          <w:rPr>
-            <w:lang w:val="en_US" w:bidi="en_US"/>
-          </w:rPr>
-          <w:rPr>
-            <w:color w:val="0000EE"/>
-            <w:u w:val="single"/>
-          </w:rPr>
-          <w:t>Luke 23:12</w:t>
-        </w:r>
-      </w:hyperlink>
+      <w:r>
+        <w:rPr>
+          <w:lang w:val="en_US" w:bidi="en_US"/>
+        </w:rPr>
+        <w:t>Luke 23:12</w:t>
+      </w:r>
       <w:r>
         <w:rPr>
           <w:lang w:val="en_US" w:bidi="en_US"/>
         </w:rPr>
         <w:t xml:space="preserve">, Herod and Pilate). </w:t>
       </w:r>
-      <w:hyperlink r:id="rId192">
-        <w:r>
-          <w:rPr>
-            <w:lang w:val="en_US" w:bidi="en_US"/>
-          </w:rPr>
-          <w:rPr>
-            <w:color w:val="0000EE"/>
-            <w:u w:val="single"/>
-          </w:rPr>
-          <w:t>John 19:12</w:t>
-        </w:r>
-      </w:hyperlink>
+      <w:r>
+        <w:rPr>
+          <w:lang w:val="en_US" w:bidi="en_US"/>
+        </w:rPr>
+        <w:t>John 19:12</w:t>
+      </w:r>
       <w:r>
         <w:rPr>
           <w:lang w:val="en_US" w:bidi="en_US"/>
@@ -8008,90 +6796,60 @@
         </w:rPr>
         <w:t xml:space="preserve"> 2:18; 6:28). The Scriptures call Moses and Abraham “friend of God” (</w:t>
       </w:r>
-      <w:hyperlink r:id="rId193">
-        <w:r>
-          <w:rPr>
-            <w:lang w:val="en_US" w:bidi="en_US"/>
-          </w:rPr>
-          <w:rPr>
-            <w:color w:val="0000EE"/>
-            <w:u w:val="single"/>
-          </w:rPr>
-          <w:t>Exodus 33:11</w:t>
-        </w:r>
-      </w:hyperlink>
+      <w:r>
+        <w:rPr>
+          <w:lang w:val="en_US" w:bidi="en_US"/>
+        </w:rPr>
+        <w:t>Exodus 33:11</w:t>
+      </w:r>
       <w:r>
         <w:rPr>
           <w:lang w:val="en_US" w:bidi="en_US"/>
         </w:rPr>
         <w:t xml:space="preserve">; </w:t>
       </w:r>
-      <w:hyperlink r:id="rId194">
-        <w:r>
-          <w:rPr>
-            <w:lang w:val="en_US" w:bidi="en_US"/>
-          </w:rPr>
-          <w:rPr>
-            <w:color w:val="0000EE"/>
-            <w:u w:val="single"/>
-          </w:rPr>
-          <w:t>James 2:23</w:t>
-        </w:r>
-      </w:hyperlink>
+      <w:r>
+        <w:rPr>
+          <w:lang w:val="en_US" w:bidi="en_US"/>
+        </w:rPr>
+        <w:t>James 2:23</w:t>
+      </w:r>
       <w:r>
         <w:rPr>
           <w:lang w:val="en_US" w:bidi="en_US"/>
         </w:rPr>
         <w:t xml:space="preserve">; </w:t>
       </w:r>
-      <w:hyperlink r:id="rId195">
-        <w:r>
-          <w:rPr>
-            <w:lang w:val="en_US" w:bidi="en_US"/>
-          </w:rPr>
-          <w:rPr>
-            <w:color w:val="0000EE"/>
-            <w:u w:val="single"/>
-          </w:rPr>
-          <w:t>2 Chronicles 20:7</w:t>
-        </w:r>
-      </w:hyperlink>
+      <w:r>
+        <w:rPr>
+          <w:lang w:val="en_US" w:bidi="en_US"/>
+        </w:rPr>
+        <w:t>2 Chronicles 20:7</w:t>
+      </w:r>
       <w:r>
         <w:rPr>
           <w:lang w:val="en_US" w:bidi="en_US"/>
         </w:rPr>
         <w:t xml:space="preserve">; </w:t>
       </w:r>
-      <w:hyperlink r:id="rId196">
-        <w:r>
-          <w:rPr>
-            <w:lang w:val="en_US" w:bidi="en_US"/>
-          </w:rPr>
-          <w:rPr>
-            <w:color w:val="0000EE"/>
-            <w:u w:val="single"/>
-          </w:rPr>
-          <w:t>Isaiah 41:8</w:t>
-        </w:r>
-      </w:hyperlink>
+      <w:r>
+        <w:rPr>
+          <w:lang w:val="en_US" w:bidi="en_US"/>
+        </w:rPr>
+        <w:t>Isaiah 41:8</w:t>
+      </w:r>
       <w:r>
         <w:rPr>
           <w:lang w:val="en_US" w:bidi="en_US"/>
         </w:rPr>
         <w:t xml:space="preserve">; compare </w:t>
       </w:r>
-      <w:hyperlink r:id="rId145">
-        <w:r>
-          <w:rPr>
-            <w:lang w:val="en_US" w:bidi="en_US"/>
-          </w:rPr>
-          <w:rPr>
-            <w:color w:val="0000EE"/>
-            <w:u w:val="single"/>
-          </w:rPr>
-          <w:t>John 15:15</w:t>
-        </w:r>
-      </w:hyperlink>
+      <w:r>
+        <w:rPr>
+          <w:lang w:val="en_US" w:bidi="en_US"/>
+        </w:rPr>
+        <w:t>John 15:15</w:t>
+      </w:r>
       <w:r>
         <w:rPr>
           <w:lang w:val="en_US" w:bidi="en_US"/>
@@ -8129,36 +6887,24 @@
         </w:rPr>
         <w:t xml:space="preserve"> consists of society that opposes God and his kingdom. The world follows earthly wisdom, not heavenly wisdom (</w:t>
       </w:r>
-      <w:hyperlink r:id="rId197">
-        <w:r>
-          <w:rPr>
-            <w:lang w:val="en_US" w:bidi="en_US"/>
-          </w:rPr>
-          <w:rPr>
-            <w:color w:val="0000EE"/>
-            <w:u w:val="single"/>
-          </w:rPr>
-          <w:t>James 3:15–17</w:t>
-        </w:r>
-      </w:hyperlink>
+      <w:r>
+        <w:rPr>
+          <w:lang w:val="en_US" w:bidi="en_US"/>
+        </w:rPr>
+        <w:t>James 3:15–17</w:t>
+      </w:r>
       <w:r>
         <w:rPr>
           <w:lang w:val="en_US" w:bidi="en_US"/>
         </w:rPr>
         <w:t>). Evil desires, fighting, and killing mark the world (</w:t>
       </w:r>
-      <w:hyperlink r:id="rId198">
-        <w:r>
-          <w:rPr>
-            <w:lang w:val="en_US" w:bidi="en_US"/>
-          </w:rPr>
-          <w:rPr>
-            <w:color w:val="0000EE"/>
-            <w:u w:val="single"/>
-          </w:rPr>
-          <w:t>4:2–3</w:t>
-        </w:r>
-      </w:hyperlink>
+      <w:r>
+        <w:rPr>
+          <w:lang w:val="en_US" w:bidi="en_US"/>
+        </w:rPr>
+        <w:t>4:2–3</w:t>
+      </w:r>
       <w:r>
         <w:rPr>
           <w:lang w:val="en_US" w:bidi="en_US"/>
@@ -8213,18 +6959,12 @@
         </w:rPr>
         <w:t>James explains the causes of conflict among people: love for the world, divided loyalty, and arrogant criticism (</w:t>
       </w:r>
-      <w:hyperlink r:id="rId199">
-        <w:r>
-          <w:rPr>
-            <w:lang w:val="en_US" w:bidi="en_US"/>
-          </w:rPr>
-          <w:rPr>
-            <w:color w:val="0000EE"/>
-            <w:u w:val="single"/>
-          </w:rPr>
-          <w:t>4:11–12</w:t>
-        </w:r>
-      </w:hyperlink>
+      <w:r>
+        <w:rPr>
+          <w:lang w:val="en_US" w:bidi="en_US"/>
+        </w:rPr>
+        <w:t>4:11–12</w:t>
+      </w:r>
       <w:r>
         <w:rPr>
           <w:lang w:val="en_US" w:bidi="en_US"/>
@@ -8347,36 +7087,24 @@
         </w:rPr>
         <w:t xml:space="preserve">: See also </w:t>
       </w:r>
-      <w:hyperlink r:id="rId200">
-        <w:r>
-          <w:rPr>
-            <w:lang w:val="en_US" w:bidi="en_US"/>
-          </w:rPr>
-          <w:rPr>
-            <w:color w:val="0000EE"/>
-            <w:u w:val="single"/>
-          </w:rPr>
-          <w:t>Ephesians 6:11</w:t>
-        </w:r>
-      </w:hyperlink>
+      <w:r>
+        <w:rPr>
+          <w:lang w:val="en_US" w:bidi="en_US"/>
+        </w:rPr>
+        <w:t>Ephesians 6:11</w:t>
+      </w:r>
       <w:r>
         <w:rPr>
           <w:lang w:val="en_US" w:bidi="en_US"/>
         </w:rPr>
         <w:t xml:space="preserve">; </w:t>
       </w:r>
-      <w:hyperlink r:id="rId201">
-        <w:r>
-          <w:rPr>
-            <w:lang w:val="en_US" w:bidi="en_US"/>
-          </w:rPr>
-          <w:rPr>
-            <w:color w:val="0000EE"/>
-            <w:u w:val="single"/>
-          </w:rPr>
-          <w:t>1 Peter 5:8</w:t>
-        </w:r>
-      </w:hyperlink>
+      <w:r>
+        <w:rPr>
+          <w:lang w:val="en_US" w:bidi="en_US"/>
+        </w:rPr>
+        <w:t>1 Peter 5:8</w:t>
+      </w:r>
       <w:r>
         <w:rPr>
           <w:lang w:val="en_US" w:bidi="en_US"/>
@@ -8442,36 +7170,24 @@
         </w:rPr>
         <w:t>: This means building a friendship (</w:t>
       </w:r>
-      <w:hyperlink r:id="rId194">
-        <w:r>
-          <w:rPr>
-            <w:lang w:val="en_US" w:bidi="en_US"/>
-          </w:rPr>
-          <w:rPr>
-            <w:color w:val="0000EE"/>
-            <w:u w:val="single"/>
-          </w:rPr>
-          <w:t>2:23</w:t>
-        </w:r>
-      </w:hyperlink>
+      <w:r>
+        <w:rPr>
+          <w:lang w:val="en_US" w:bidi="en_US"/>
+        </w:rPr>
+        <w:t>2:23</w:t>
+      </w:r>
       <w:r>
         <w:rPr>
           <w:lang w:val="en_US" w:bidi="en_US"/>
         </w:rPr>
         <w:t>) and being loyal (</w:t>
       </w:r>
-      <w:hyperlink r:id="rId202">
-        <w:r>
-          <w:rPr>
-            <w:lang w:val="en_US" w:bidi="en_US"/>
-          </w:rPr>
-          <w:rPr>
-            <w:color w:val="0000EE"/>
-            <w:u w:val="single"/>
-          </w:rPr>
-          <w:t>1:6–8</w:t>
-        </w:r>
-      </w:hyperlink>
+      <w:r>
+        <w:rPr>
+          <w:lang w:val="en_US" w:bidi="en_US"/>
+        </w:rPr>
+        <w:t>1:6–8</w:t>
+      </w:r>
       <w:r>
         <w:rPr>
           <w:lang w:val="en_US" w:bidi="en_US"/>
@@ -8503,18 +7219,12 @@
         </w:rPr>
         <w:t xml:space="preserve">: The applies the biblical idea of ceremonial cleansing to purifying your intentions (compare </w:t>
       </w:r>
-      <w:hyperlink r:id="rId203">
-        <w:r>
-          <w:rPr>
-            <w:lang w:val="en_US" w:bidi="en_US"/>
-          </w:rPr>
-          <w:rPr>
-            <w:color w:val="0000EE"/>
-            <w:u w:val="single"/>
-          </w:rPr>
-          <w:t>Mark 7:1–23</w:t>
-        </w:r>
-      </w:hyperlink>
+      <w:r>
+        <w:rPr>
+          <w:lang w:val="en_US" w:bidi="en_US"/>
+        </w:rPr>
+        <w:t>Mark 7:1–23</w:t>
+      </w:r>
       <w:r>
         <w:rPr>
           <w:lang w:val="en_US" w:bidi="en_US"/>
@@ -8569,18 +7279,12 @@
         </w:rPr>
         <w:t>God honors those who humble themselves before him, replacing the shame of their persecution and oppression (</w:t>
       </w:r>
-      <w:hyperlink r:id="rId158">
-        <w:r>
-          <w:rPr>
-            <w:lang w:val="en_US" w:bidi="en_US"/>
-          </w:rPr>
-          <w:rPr>
-            <w:color w:val="0000EE"/>
-            <w:u w:val="single"/>
-          </w:rPr>
-          <w:t>James 2:6–7</w:t>
-        </w:r>
-      </w:hyperlink>
+      <w:r>
+        <w:rPr>
+          <w:lang w:val="en_US" w:bidi="en_US"/>
+        </w:rPr>
+        <w:t>James 2:6–7</w:t>
+      </w:r>
       <w:r>
         <w:rPr>
           <w:lang w:val="en_US" w:bidi="en_US"/>
@@ -8642,54 +7346,36 @@
         </w:rPr>
         <w:t>: This appeal for peace among Christians means they must not speak badly about one another. Speaking badly about a neighbor is like speaking badly about God's law. This is because the law forbids slander and requires loving your neighbor (</w:t>
       </w:r>
-      <w:hyperlink r:id="rId123">
-        <w:r>
-          <w:rPr>
-            <w:lang w:val="en_US" w:bidi="en_US"/>
-          </w:rPr>
-          <w:rPr>
-            <w:color w:val="0000EE"/>
-            <w:u w:val="single"/>
-          </w:rPr>
-          <w:t>2:8</w:t>
-        </w:r>
-      </w:hyperlink>
+      <w:r>
+        <w:rPr>
+          <w:lang w:val="en_US" w:bidi="en_US"/>
+        </w:rPr>
+        <w:t>2:8</w:t>
+      </w:r>
       <w:r>
         <w:rPr>
           <w:lang w:val="en_US" w:bidi="en_US"/>
         </w:rPr>
         <w:t xml:space="preserve">; </w:t>
       </w:r>
-      <w:hyperlink r:id="rId204">
-        <w:r>
-          <w:rPr>
-            <w:lang w:val="en_US" w:bidi="en_US"/>
-          </w:rPr>
-          <w:rPr>
-            <w:color w:val="0000EE"/>
-            <w:u w:val="single"/>
-          </w:rPr>
-          <w:t>Leviticus 19:16–18</w:t>
-        </w:r>
-      </w:hyperlink>
+      <w:r>
+        <w:rPr>
+          <w:lang w:val="en_US" w:bidi="en_US"/>
+        </w:rPr>
+        <w:t>Leviticus 19:16–18</w:t>
+      </w:r>
       <w:r>
         <w:rPr>
           <w:lang w:val="en_US" w:bidi="en_US"/>
         </w:rPr>
         <w:t xml:space="preserve">; </w:t>
       </w:r>
-      <w:hyperlink r:id="rId205">
-        <w:r>
-          <w:rPr>
-            <w:lang w:val="en_US" w:bidi="en_US"/>
-          </w:rPr>
-          <w:rPr>
-            <w:color w:val="0000EE"/>
-            <w:u w:val="single"/>
-          </w:rPr>
-          <w:t>Matthew 7:1–5</w:t>
-        </w:r>
-      </w:hyperlink>
+      <w:r>
+        <w:rPr>
+          <w:lang w:val="en_US" w:bidi="en_US"/>
+        </w:rPr>
+        <w:t>Matthew 7:1–5</w:t>
+      </w:r>
       <w:r>
         <w:rPr>
           <w:lang w:val="en_US" w:bidi="en_US"/>
@@ -8744,36 +7430,24 @@
         </w:rPr>
         <w:t xml:space="preserve">These verses discuss the teaching in </w:t>
       </w:r>
-      <w:hyperlink r:id="rId206">
-        <w:r>
-          <w:rPr>
-            <w:lang w:val="en_US" w:bidi="en_US"/>
-          </w:rPr>
-          <w:rPr>
-            <w:color w:val="0000EE"/>
-            <w:u w:val="single"/>
-          </w:rPr>
-          <w:t>Matthew 7:1</w:t>
-        </w:r>
-      </w:hyperlink>
+      <w:r>
+        <w:rPr>
+          <w:lang w:val="en_US" w:bidi="en_US"/>
+        </w:rPr>
+        <w:t>Matthew 7:1</w:t>
+      </w:r>
       <w:r>
         <w:rPr>
           <w:lang w:val="en_US" w:bidi="en_US"/>
         </w:rPr>
         <w:t xml:space="preserve"> and </w:t>
       </w:r>
-      <w:hyperlink r:id="rId207">
-        <w:r>
-          <w:rPr>
-            <w:lang w:val="en_US" w:bidi="en_US"/>
-          </w:rPr>
-          <w:rPr>
-            <w:color w:val="0000EE"/>
-            <w:u w:val="single"/>
-          </w:rPr>
-          <w:t>Luke 6:37</w:t>
-        </w:r>
-      </w:hyperlink>
+      <w:r>
+        <w:rPr>
+          <w:lang w:val="en_US" w:bidi="en_US"/>
+        </w:rPr>
+        <w:t>Luke 6:37</w:t>
+      </w:r>
       <w:r>
         <w:rPr>
           <w:lang w:val="en_US" w:bidi="en_US"/>
@@ -8888,54 +7562,36 @@
         </w:rPr>
         <w:t>The Lord controls life and death (</w:t>
       </w:r>
-      <w:hyperlink r:id="rId208">
-        <w:r>
-          <w:rPr>
-            <w:lang w:val="en_US" w:bidi="en_US"/>
-          </w:rPr>
-          <w:rPr>
-            <w:color w:val="0000EE"/>
-            <w:u w:val="single"/>
-          </w:rPr>
-          <w:t>Deuteronomy 32:39</w:t>
-        </w:r>
-      </w:hyperlink>
+      <w:r>
+        <w:rPr>
+          <w:lang w:val="en_US" w:bidi="en_US"/>
+        </w:rPr>
+        <w:t>Deuteronomy 32:39</w:t>
+      </w:r>
       <w:r>
         <w:rPr>
           <w:lang w:val="en_US" w:bidi="en_US"/>
         </w:rPr>
         <w:t xml:space="preserve">; </w:t>
       </w:r>
-      <w:hyperlink r:id="rId209">
-        <w:r>
-          <w:rPr>
-            <w:lang w:val="en_US" w:bidi="en_US"/>
-          </w:rPr>
-          <w:rPr>
-            <w:color w:val="0000EE"/>
-            <w:u w:val="single"/>
-          </w:rPr>
-          <w:t>1 Samuel 2:6</w:t>
-        </w:r>
-      </w:hyperlink>
+      <w:r>
+        <w:rPr>
+          <w:lang w:val="en_US" w:bidi="en_US"/>
+        </w:rPr>
+        <w:t>1 Samuel 2:6</w:t>
+      </w:r>
       <w:r>
         <w:rPr>
           <w:lang w:val="en_US" w:bidi="en_US"/>
         </w:rPr>
         <w:t xml:space="preserve">; </w:t>
       </w:r>
-      <w:hyperlink r:id="rId210">
-        <w:r>
-          <w:rPr>
-            <w:lang w:val="en_US" w:bidi="en_US"/>
-          </w:rPr>
-          <w:rPr>
-            <w:color w:val="0000EE"/>
-            <w:u w:val="single"/>
-          </w:rPr>
-          <w:t>Matthew 10:28</w:t>
-        </w:r>
-      </w:hyperlink>
+      <w:r>
+        <w:rPr>
+          <w:lang w:val="en_US" w:bidi="en_US"/>
+        </w:rPr>
+        <w:t>Matthew 10:28</w:t>
+      </w:r>
       <w:r>
         <w:rPr>
           <w:lang w:val="en_US" w:bidi="en_US"/>
@@ -8990,18 +7646,12 @@
         </w:rPr>
         <w:t>Christians can proudly share what God has done (</w:t>
       </w:r>
-      <w:hyperlink r:id="rId211">
-        <w:r>
-          <w:rPr>
-            <w:lang w:val="en_US" w:bidi="en_US"/>
-          </w:rPr>
-          <w:rPr>
-            <w:color w:val="0000EE"/>
-            <w:u w:val="single"/>
-          </w:rPr>
-          <w:t>1:9–10</w:t>
-        </w:r>
-      </w:hyperlink>
+      <w:r>
+        <w:rPr>
+          <w:lang w:val="en_US" w:bidi="en_US"/>
+        </w:rPr>
+        <w:t>1:9–10</w:t>
+      </w:r>
       <w:r>
         <w:rPr>
           <w:lang w:val="en_US" w:bidi="en_US"/>
@@ -9076,72 +7726,48 @@
         </w:rPr>
         <w:t xml:space="preserve">this verse is probably a saying that James thought his audience would know. Its origin is unknown, but it aligns with Scripture teachings (compare </w:t>
       </w:r>
-      <w:hyperlink r:id="rId212">
-        <w:r>
-          <w:rPr>
-            <w:lang w:val="en_US" w:bidi="en_US"/>
-          </w:rPr>
-          <w:rPr>
-            <w:color w:val="0000EE"/>
-            <w:u w:val="single"/>
-          </w:rPr>
-          <w:t>Deuteronomy 24:15</w:t>
-        </w:r>
-      </w:hyperlink>
+      <w:r>
+        <w:rPr>
+          <w:lang w:val="en_US" w:bidi="en_US"/>
+        </w:rPr>
+        <w:t>Deuteronomy 24:15</w:t>
+      </w:r>
       <w:r>
         <w:rPr>
           <w:lang w:val="en_US" w:bidi="en_US"/>
         </w:rPr>
         <w:t xml:space="preserve">; </w:t>
       </w:r>
-      <w:hyperlink r:id="rId213">
-        <w:r>
-          <w:rPr>
-            <w:lang w:val="en_US" w:bidi="en_US"/>
-          </w:rPr>
-          <w:rPr>
-            <w:color w:val="0000EE"/>
-            <w:u w:val="single"/>
-          </w:rPr>
-          <w:t>Proverbs 3:27–28</w:t>
-        </w:r>
-      </w:hyperlink>
+      <w:r>
+        <w:rPr>
+          <w:lang w:val="en_US" w:bidi="en_US"/>
+        </w:rPr>
+        <w:t>Proverbs 3:27–28</w:t>
+      </w:r>
       <w:r>
         <w:rPr>
           <w:lang w:val="en_US" w:bidi="en_US"/>
         </w:rPr>
         <w:t xml:space="preserve">; </w:t>
       </w:r>
-      <w:hyperlink r:id="rId214">
-        <w:r>
-          <w:rPr>
-            <w:lang w:val="en_US" w:bidi="en_US"/>
-          </w:rPr>
-          <w:rPr>
-            <w:color w:val="0000EE"/>
-            <w:u w:val="single"/>
-          </w:rPr>
-          <w:t>Matthew 25:41–46</w:t>
-        </w:r>
-      </w:hyperlink>
+      <w:r>
+        <w:rPr>
+          <w:lang w:val="en_US" w:bidi="en_US"/>
+        </w:rPr>
+        <w:t>Matthew 25:41–46</w:t>
+      </w:r>
       <w:r>
         <w:rPr>
           <w:lang w:val="en_US" w:bidi="en_US"/>
         </w:rPr>
         <w:t xml:space="preserve">; </w:t>
       </w:r>
-      <w:hyperlink r:id="rId215">
-        <w:r>
-          <w:rPr>
-            <w:lang w:val="en_US" w:bidi="en_US"/>
-          </w:rPr>
-          <w:rPr>
-            <w:color w:val="0000EE"/>
-            <w:u w:val="single"/>
-          </w:rPr>
-          <w:t>Luke 12:47</w:t>
-        </w:r>
-      </w:hyperlink>
+      <w:r>
+        <w:rPr>
+          <w:lang w:val="en_US" w:bidi="en_US"/>
+        </w:rPr>
+        <w:t>Luke 12:47</w:t>
+      </w:r>
       <w:r>
         <w:rPr>
           <w:lang w:val="en_US" w:bidi="en_US"/>
@@ -9196,18 +7822,12 @@
         </w:rPr>
         <w:t>This section criticizes wealthy people for being greedy and proud mistreatment of the poor (</w:t>
       </w:r>
-      <w:hyperlink r:id="rId216">
-        <w:r>
-          <w:rPr>
-            <w:lang w:val="en_US" w:bidi="en_US"/>
-          </w:rPr>
-          <w:rPr>
-            <w:color w:val="0000EE"/>
-            <w:u w:val="single"/>
-          </w:rPr>
-          <w:t>Leviticus 19:13</w:t>
-        </w:r>
-      </w:hyperlink>
+      <w:r>
+        <w:rPr>
+          <w:lang w:val="en_US" w:bidi="en_US"/>
+        </w:rPr>
+        <w:t>Leviticus 19:13</w:t>
+      </w:r>
       <w:r>
         <w:rPr>
           <w:lang w:val="en_US" w:bidi="en_US"/>
@@ -9310,36 +7930,24 @@
         </w:rPr>
         <w:t xml:space="preserve">Material wealth, like gold and silver, is worthless when facing God's judgment. It will actually speak against them because they obtained it unfairly and used it wickedly ( </w:t>
       </w:r>
-      <w:hyperlink r:id="rId217">
-        <w:r>
-          <w:rPr>
-            <w:lang w:val="en_US" w:bidi="en_US"/>
-          </w:rPr>
-          <w:rPr>
-            <w:color w:val="0000EE"/>
-            <w:u w:val="single"/>
-          </w:rPr>
-          <w:t>5:4</w:t>
-        </w:r>
-      </w:hyperlink>
+      <w:r>
+        <w:rPr>
+          <w:lang w:val="en_US" w:bidi="en_US"/>
+        </w:rPr>
+        <w:t>5:4</w:t>
+      </w:r>
       <w:r>
         <w:rPr>
           <w:lang w:val="en_US" w:bidi="en_US"/>
         </w:rPr>
         <w:t xml:space="preserve">, </w:t>
       </w:r>
-      <w:hyperlink r:id="rId218">
-        <w:r>
-          <w:rPr>
-            <w:lang w:val="en_US" w:bidi="en_US"/>
-          </w:rPr>
-          <w:rPr>
-            <w:color w:val="0000EE"/>
-            <w:u w:val="single"/>
-          </w:rPr>
-          <w:t>5–6</w:t>
-        </w:r>
-      </w:hyperlink>
+      <w:r>
+        <w:rPr>
+          <w:lang w:val="en_US" w:bidi="en_US"/>
+        </w:rPr>
+        <w:t>5–6</w:t>
+      </w:r>
       <w:r>
         <w:rPr>
           <w:lang w:val="en_US" w:bidi="en_US"/>
@@ -9398,36 +8006,24 @@
         </w:rPr>
         <w:t>These wealthy individuals were landowners who exploited their workers (</w:t>
       </w:r>
-      <w:hyperlink r:id="rId219">
-        <w:r>
-          <w:rPr>
-            <w:lang w:val="en_US" w:bidi="en_US"/>
-          </w:rPr>
-          <w:rPr>
-            <w:color w:val="0000EE"/>
-            <w:u w:val="single"/>
-          </w:rPr>
-          <w:t>5:1</w:t>
-        </w:r>
-      </w:hyperlink>
+      <w:r>
+        <w:rPr>
+          <w:lang w:val="en_US" w:bidi="en_US"/>
+        </w:rPr>
+        <w:t>5:1</w:t>
+      </w:r>
       <w:r>
         <w:rPr>
           <w:lang w:val="en_US" w:bidi="en_US"/>
         </w:rPr>
         <w:t xml:space="preserve">). They are like those in </w:t>
       </w:r>
-      <w:hyperlink r:id="rId220">
-        <w:r>
-          <w:rPr>
-            <w:lang w:val="en_US" w:bidi="en_US"/>
-          </w:rPr>
-          <w:rPr>
-            <w:color w:val="0000EE"/>
-            <w:u w:val="single"/>
-          </w:rPr>
-          <w:t>2:6</w:t>
-        </w:r>
-      </w:hyperlink>
+      <w:r>
+        <w:rPr>
+          <w:lang w:val="en_US" w:bidi="en_US"/>
+        </w:rPr>
+        <w:t>2:6</w:t>
+      </w:r>
       <w:r>
         <w:rPr>
           <w:lang w:val="en_US" w:bidi="en_US"/>
@@ -9459,36 +8055,24 @@
         </w:rPr>
         <w:t xml:space="preserve">: God hears the prayers of the oppressed (see </w:t>
       </w:r>
-      <w:hyperlink r:id="rId221">
-        <w:r>
-          <w:rPr>
-            <w:lang w:val="en_US" w:bidi="en_US"/>
-          </w:rPr>
-          <w:rPr>
-            <w:color w:val="0000EE"/>
-            <w:u w:val="single"/>
-          </w:rPr>
-          <w:t>Deuteronomy 24:14–15</w:t>
-        </w:r>
-      </w:hyperlink>
+      <w:r>
+        <w:rPr>
+          <w:lang w:val="en_US" w:bidi="en_US"/>
+        </w:rPr>
+        <w:t>Deuteronomy 24:14–15</w:t>
+      </w:r>
       <w:r>
         <w:rPr>
           <w:lang w:val="en_US" w:bidi="en_US"/>
         </w:rPr>
         <w:t xml:space="preserve">). Even while the laborers are still suffering, the Lord has heard them (see </w:t>
       </w:r>
-      <w:hyperlink r:id="rId222">
-        <w:r>
-          <w:rPr>
-            <w:lang w:val="en_US" w:bidi="en_US"/>
-          </w:rPr>
-          <w:rPr>
-            <w:color w:val="0000EE"/>
-            <w:u w:val="single"/>
-          </w:rPr>
-          <w:t>Exodus 3:7</w:t>
-        </w:r>
-      </w:hyperlink>
+      <w:r>
+        <w:rPr>
+          <w:lang w:val="en_US" w:bidi="en_US"/>
+        </w:rPr>
+        <w:t>Exodus 3:7</w:t>
+      </w:r>
       <w:r>
         <w:rPr>
           <w:lang w:val="en_US" w:bidi="en_US"/>
@@ -9520,54 +8104,36 @@
         </w:rPr>
         <w:t xml:space="preserve"> (</w:t>
       </w:r>
-      <w:hyperlink r:id="rId223">
-        <w:r>
-          <w:rPr>
-            <w:lang w:val="en_US" w:bidi="en_US"/>
-          </w:rPr>
-          <w:rPr>
-            <w:color w:val="0000EE"/>
-            <w:u w:val="single"/>
-          </w:rPr>
-          <w:t>1 Samuel 17:45</w:t>
-        </w:r>
-      </w:hyperlink>
+      <w:r>
+        <w:rPr>
+          <w:lang w:val="en_US" w:bidi="en_US"/>
+        </w:rPr>
+        <w:t>1 Samuel 17:45</w:t>
+      </w:r>
       <w:r>
         <w:rPr>
           <w:lang w:val="en_US" w:bidi="en_US"/>
         </w:rPr>
         <w:t xml:space="preserve">; </w:t>
       </w:r>
-      <w:hyperlink r:id="rId224">
-        <w:r>
-          <w:rPr>
-            <w:lang w:val="en_US" w:bidi="en_US"/>
-          </w:rPr>
-          <w:rPr>
-            <w:color w:val="0000EE"/>
-            <w:u w:val="single"/>
-          </w:rPr>
-          <w:t>Psalm 103:20–21</w:t>
-        </w:r>
-      </w:hyperlink>
+      <w:r>
+        <w:rPr>
+          <w:lang w:val="en_US" w:bidi="en_US"/>
+        </w:rPr>
+        <w:t>Psalm 103:20–21</w:t>
+      </w:r>
       <w:r>
         <w:rPr>
           <w:lang w:val="en_US" w:bidi="en_US"/>
         </w:rPr>
         <w:t xml:space="preserve">; </w:t>
       </w:r>
-      <w:hyperlink r:id="rId225">
-        <w:r>
-          <w:rPr>
-            <w:lang w:val="en_US" w:bidi="en_US"/>
-          </w:rPr>
-          <w:rPr>
-            <w:color w:val="0000EE"/>
-            <w:u w:val="single"/>
-          </w:rPr>
-          <w:t>Romans 9:29</w:t>
-        </w:r>
-      </w:hyperlink>
+      <w:r>
+        <w:rPr>
+          <w:lang w:val="en_US" w:bidi="en_US"/>
+        </w:rPr>
+        <w:t>Romans 9:29</w:t>
+      </w:r>
       <w:r>
         <w:rPr>
           <w:lang w:val="en_US" w:bidi="en_US"/>
@@ -9642,36 +8208,24 @@
         </w:rPr>
         <w:t xml:space="preserve">): Here, this phrase probably refers to innocent people like the oppressed workers mentioned in this paragraph, rather than to Jesus (compare </w:t>
       </w:r>
-      <w:hyperlink r:id="rId226">
-        <w:r>
-          <w:rPr>
-            <w:lang w:val="en_US" w:bidi="en_US"/>
-          </w:rPr>
-          <w:rPr>
-            <w:color w:val="0000EE"/>
-            <w:u w:val="single"/>
-          </w:rPr>
-          <w:t>Acts 3:14</w:t>
-        </w:r>
-      </w:hyperlink>
+      <w:r>
+        <w:rPr>
+          <w:lang w:val="en_US" w:bidi="en_US"/>
+        </w:rPr>
+        <w:t>Acts 3:14</w:t>
+      </w:r>
       <w:r>
         <w:rPr>
           <w:lang w:val="en_US" w:bidi="en_US"/>
         </w:rPr>
         <w:t xml:space="preserve">; </w:t>
       </w:r>
-      <w:hyperlink r:id="rId227">
-        <w:r>
-          <w:rPr>
-            <w:lang w:val="en_US" w:bidi="en_US"/>
-          </w:rPr>
-          <w:rPr>
-            <w:color w:val="0000EE"/>
-            <w:u w:val="single"/>
-          </w:rPr>
-          <w:t>7:52</w:t>
-        </w:r>
-      </w:hyperlink>
+      <w:r>
+        <w:rPr>
+          <w:lang w:val="en_US" w:bidi="en_US"/>
+        </w:rPr>
+        <w:t>7:52</w:t>
+      </w:r>
       <w:r>
         <w:rPr>
           <w:lang w:val="en_US" w:bidi="en_US"/>
@@ -9733,144 +8287,96 @@
         </w:rPr>
         <w:t>: This is the ultimate solution for the poor enduring economic struggles and unfair treatment by the wicked people who are rich (</w:t>
       </w:r>
-      <w:hyperlink r:id="rId39">
-        <w:r>
-          <w:rPr>
-            <w:lang w:val="en_US" w:bidi="en_US"/>
-          </w:rPr>
-          <w:rPr>
-            <w:color w:val="0000EE"/>
-            <w:u w:val="single"/>
-          </w:rPr>
-          <w:t>5:1–6</w:t>
-        </w:r>
-      </w:hyperlink>
+      <w:r>
+        <w:rPr>
+          <w:lang w:val="en_US" w:bidi="en_US"/>
+        </w:rPr>
+        <w:t>5:1–6</w:t>
+      </w:r>
       <w:r>
         <w:rPr>
           <w:lang w:val="en_US" w:bidi="en_US"/>
         </w:rPr>
         <w:t xml:space="preserve">; see </w:t>
       </w:r>
-      <w:hyperlink r:id="rId158">
-        <w:r>
-          <w:rPr>
-            <w:lang w:val="en_US" w:bidi="en_US"/>
-          </w:rPr>
-          <w:rPr>
-            <w:color w:val="0000EE"/>
-            <w:u w:val="single"/>
-          </w:rPr>
-          <w:t>2:6–7</w:t>
-        </w:r>
-      </w:hyperlink>
+      <w:r>
+        <w:rPr>
+          <w:lang w:val="en_US" w:bidi="en_US"/>
+        </w:rPr>
+        <w:t>2:6–7</w:t>
+      </w:r>
       <w:r>
         <w:rPr>
           <w:lang w:val="en_US" w:bidi="en_US"/>
         </w:rPr>
         <w:t>). People may treat the poor as insignificant and oppress them. Yet, they should not give up or retaliate against their oppressors. When the Lord returns, the faithful will receive their final reward (</w:t>
       </w:r>
-      <w:hyperlink r:id="rId228">
-        <w:r>
-          <w:rPr>
-            <w:lang w:val="en_US" w:bidi="en_US"/>
-          </w:rPr>
-          <w:rPr>
-            <w:color w:val="0000EE"/>
-            <w:u w:val="single"/>
-          </w:rPr>
-          <w:t>Isaiah 40:10</w:t>
-        </w:r>
-      </w:hyperlink>
+      <w:r>
+        <w:rPr>
+          <w:lang w:val="en_US" w:bidi="en_US"/>
+        </w:rPr>
+        <w:t>Isaiah 40:10</w:t>
+      </w:r>
       <w:r>
         <w:rPr>
           <w:lang w:val="en_US" w:bidi="en_US"/>
         </w:rPr>
         <w:t xml:space="preserve">; </w:t>
       </w:r>
-      <w:hyperlink r:id="rId229">
-        <w:r>
-          <w:rPr>
-            <w:lang w:val="en_US" w:bidi="en_US"/>
-          </w:rPr>
-          <w:rPr>
-            <w:color w:val="0000EE"/>
-            <w:u w:val="single"/>
-          </w:rPr>
-          <w:t>Luke 6:20–35</w:t>
-        </w:r>
-      </w:hyperlink>
+      <w:r>
+        <w:rPr>
+          <w:lang w:val="en_US" w:bidi="en_US"/>
+        </w:rPr>
+        <w:t>Luke 6:20–35</w:t>
+      </w:r>
       <w:r>
         <w:rPr>
           <w:lang w:val="en_US" w:bidi="en_US"/>
         </w:rPr>
         <w:t xml:space="preserve">; </w:t>
       </w:r>
-      <w:hyperlink r:id="rId230">
-        <w:r>
-          <w:rPr>
-            <w:lang w:val="en_US" w:bidi="en_US"/>
-          </w:rPr>
-          <w:rPr>
-            <w:color w:val="0000EE"/>
-            <w:u w:val="single"/>
-          </w:rPr>
-          <w:t>1 Corinthians 15:23</w:t>
-        </w:r>
-      </w:hyperlink>
+      <w:r>
+        <w:rPr>
+          <w:lang w:val="en_US" w:bidi="en_US"/>
+        </w:rPr>
+        <w:t>1 Corinthians 15:23</w:t>
+      </w:r>
       <w:r>
         <w:rPr>
           <w:lang w:val="en_US" w:bidi="en_US"/>
         </w:rPr>
         <w:t xml:space="preserve">; </w:t>
       </w:r>
-      <w:hyperlink r:id="rId231">
-        <w:r>
-          <w:rPr>
-            <w:lang w:val="en_US" w:bidi="en_US"/>
-          </w:rPr>
-          <w:rPr>
-            <w:color w:val="0000EE"/>
-            <w:u w:val="single"/>
-          </w:rPr>
-          <w:t>1 Peter 1:17</w:t>
-        </w:r>
-      </w:hyperlink>
+      <w:r>
+        <w:rPr>
+          <w:lang w:val="en_US" w:bidi="en_US"/>
+        </w:rPr>
+        <w:t>1 Peter 1:17</w:t>
+      </w:r>
       <w:r>
         <w:rPr>
           <w:lang w:val="en_US" w:bidi="en_US"/>
         </w:rPr>
         <w:t xml:space="preserve">; </w:t>
       </w:r>
-      <w:hyperlink r:id="rId232">
-        <w:r>
-          <w:rPr>
-            <w:lang w:val="en_US" w:bidi="en_US"/>
-          </w:rPr>
-          <w:rPr>
-            <w:color w:val="0000EE"/>
-            <w:u w:val="single"/>
-          </w:rPr>
-          <w:t>5:4</w:t>
-        </w:r>
-      </w:hyperlink>
+      <w:r>
+        <w:rPr>
+          <w:lang w:val="en_US" w:bidi="en_US"/>
+        </w:rPr>
+        <w:t>5:4</w:t>
+      </w:r>
       <w:r>
         <w:rPr>
           <w:lang w:val="en_US" w:bidi="en_US"/>
         </w:rPr>
         <w:t xml:space="preserve">; </w:t>
       </w:r>
-      <w:hyperlink r:id="rId233">
-        <w:r>
-          <w:rPr>
-            <w:lang w:val="en_US" w:bidi="en_US"/>
-          </w:rPr>
-          <w:rPr>
-            <w:color w:val="0000EE"/>
-            <w:u w:val="single"/>
-          </w:rPr>
-          <w:t>Revelation 22:12</w:t>
-        </w:r>
-      </w:hyperlink>
+      <w:r>
+        <w:rPr>
+          <w:lang w:val="en_US" w:bidi="en_US"/>
+        </w:rPr>
+        <w:t>Revelation 22:12</w:t>
+      </w:r>
       <w:r>
         <w:rPr>
           <w:lang w:val="en_US" w:bidi="en_US"/>
@@ -9980,36 +8486,24 @@
         </w:rPr>
         <w:t xml:space="preserve">This verse comments on </w:t>
       </w:r>
-      <w:hyperlink r:id="rId234">
-        <w:r>
-          <w:rPr>
-            <w:lang w:val="en_US" w:bidi="en_US"/>
-          </w:rPr>
-          <w:rPr>
-            <w:color w:val="0000EE"/>
-            <w:u w:val="single"/>
-          </w:rPr>
-          <w:t>Matthew 5:11</w:t>
-        </w:r>
-      </w:hyperlink>
+      <w:r>
+        <w:rPr>
+          <w:lang w:val="en_US" w:bidi="en_US"/>
+        </w:rPr>
+        <w:t>Matthew 5:11</w:t>
+      </w:r>
       <w:r>
         <w:rPr>
           <w:lang w:val="en_US" w:bidi="en_US"/>
         </w:rPr>
         <w:t xml:space="preserve"> and </w:t>
       </w:r>
-      <w:hyperlink r:id="rId235">
-        <w:r>
-          <w:rPr>
-            <w:lang w:val="en_US" w:bidi="en_US"/>
-          </w:rPr>
-          <w:rPr>
-            <w:color w:val="0000EE"/>
-            <w:u w:val="single"/>
-          </w:rPr>
-          <w:t>Luke 6:23</w:t>
-        </w:r>
-      </w:hyperlink>
+      <w:r>
+        <w:rPr>
+          <w:lang w:val="en_US" w:bidi="en_US"/>
+        </w:rPr>
+        <w:t>Luke 6:23</w:t>
+      </w:r>
       <w:r>
         <w:rPr>
           <w:lang w:val="en_US" w:bidi="en_US"/>
@@ -10076,90 +8570,60 @@
         </w:rPr>
         <w:t>Job showed great endurance by staying faithful to God during his hardships (</w:t>
       </w:r>
-      <w:hyperlink r:id="rId236">
-        <w:r>
-          <w:rPr>
-            <w:lang w:val="en_US" w:bidi="en_US"/>
-          </w:rPr>
-          <w:rPr>
-            <w:color w:val="0000EE"/>
-            <w:u w:val="single"/>
-          </w:rPr>
-          <w:t>Job 1:20–21</w:t>
-        </w:r>
-      </w:hyperlink>
+      <w:r>
+        <w:rPr>
+          <w:lang w:val="en_US" w:bidi="en_US"/>
+        </w:rPr>
+        <w:t>Job 1:20–21</w:t>
+      </w:r>
       <w:r>
         <w:rPr>
           <w:lang w:val="en_US" w:bidi="en_US"/>
         </w:rPr>
         <w:t xml:space="preserve">; </w:t>
       </w:r>
-      <w:hyperlink r:id="rId237">
-        <w:r>
-          <w:rPr>
-            <w:lang w:val="en_US" w:bidi="en_US"/>
-          </w:rPr>
-          <w:rPr>
-            <w:color w:val="0000EE"/>
-            <w:u w:val="single"/>
-          </w:rPr>
-          <w:t>2:9–10</w:t>
-        </w:r>
-      </w:hyperlink>
+      <w:r>
+        <w:rPr>
+          <w:lang w:val="en_US" w:bidi="en_US"/>
+        </w:rPr>
+        <w:t>2:9–10</w:t>
+      </w:r>
       <w:r>
         <w:rPr>
           <w:lang w:val="en_US" w:bidi="en_US"/>
         </w:rPr>
         <w:t>). He was faithful even though he complained (</w:t>
       </w:r>
-      <w:hyperlink r:id="rId238">
-        <w:r>
-          <w:rPr>
-            <w:lang w:val="en_US" w:bidi="en_US"/>
-          </w:rPr>
-          <w:rPr>
-            <w:color w:val="0000EE"/>
-            <w:u w:val="single"/>
-          </w:rPr>
-          <w:t>Job 3:1–26</w:t>
-        </w:r>
-      </w:hyperlink>
+      <w:r>
+        <w:rPr>
+          <w:lang w:val="en_US" w:bidi="en_US"/>
+        </w:rPr>
+        <w:t>Job 3:1–26</w:t>
+      </w:r>
       <w:r>
         <w:rPr>
           <w:lang w:val="en_US" w:bidi="en_US"/>
         </w:rPr>
         <w:t xml:space="preserve">; </w:t>
       </w:r>
-      <w:hyperlink r:id="rId239">
-        <w:r>
-          <w:rPr>
-            <w:lang w:val="en_US" w:bidi="en_US"/>
-          </w:rPr>
-          <w:rPr>
-            <w:color w:val="0000EE"/>
-            <w:u w:val="single"/>
-          </w:rPr>
-          <w:t>12:1–3</w:t>
-        </w:r>
-      </w:hyperlink>
+      <w:r>
+        <w:rPr>
+          <w:lang w:val="en_US" w:bidi="en_US"/>
+        </w:rPr>
+        <w:t>12:1–3</w:t>
+      </w:r>
       <w:r>
         <w:rPr>
           <w:lang w:val="en_US" w:bidi="en_US"/>
         </w:rPr>
         <w:t xml:space="preserve">; </w:t>
       </w:r>
-      <w:hyperlink r:id="rId240">
-        <w:r>
-          <w:rPr>
-            <w:lang w:val="en_US" w:bidi="en_US"/>
-          </w:rPr>
-          <w:rPr>
-            <w:color w:val="0000EE"/>
-            <w:u w:val="single"/>
-          </w:rPr>
-          <w:t>16:1–3</w:t>
-        </w:r>
-      </w:hyperlink>
+      <w:r>
+        <w:rPr>
+          <w:lang w:val="en_US" w:bidi="en_US"/>
+        </w:rPr>
+        <w:t>16:1–3</w:t>
+      </w:r>
       <w:r>
         <w:rPr>
           <w:lang w:val="en_US" w:bidi="en_US"/>
@@ -10221,162 +8685,108 @@
         </w:rPr>
         <w:t>: The churches were having serious arguments (</w:t>
       </w:r>
-      <w:hyperlink r:id="rId160">
-        <w:r>
-          <w:rPr>
-            <w:lang w:val="en_US" w:bidi="en_US"/>
-          </w:rPr>
-          <w:rPr>
-            <w:color w:val="0000EE"/>
-            <w:u w:val="single"/>
-          </w:rPr>
-          <w:t>4:1–3</w:t>
-        </w:r>
-      </w:hyperlink>
+      <w:r>
+        <w:rPr>
+          <w:lang w:val="en_US" w:bidi="en_US"/>
+        </w:rPr>
+        <w:t>4:1–3</w:t>
+      </w:r>
       <w:r>
         <w:rPr>
           <w:lang w:val="en_US" w:bidi="en_US"/>
         </w:rPr>
         <w:t xml:space="preserve">, </w:t>
       </w:r>
-      <w:hyperlink r:id="rId199">
-        <w:r>
-          <w:rPr>
-            <w:lang w:val="en_US" w:bidi="en_US"/>
-          </w:rPr>
-          <w:rPr>
-            <w:color w:val="0000EE"/>
-            <w:u w:val="single"/>
-          </w:rPr>
-          <w:t>11–12</w:t>
-        </w:r>
-      </w:hyperlink>
+      <w:r>
+        <w:rPr>
+          <w:lang w:val="en_US" w:bidi="en_US"/>
+        </w:rPr>
+        <w:t>11–12</w:t>
+      </w:r>
       <w:r>
         <w:rPr>
           <w:lang w:val="en_US" w:bidi="en_US"/>
         </w:rPr>
         <w:t>), so James advised them to avoid dishonest oaths by not using any oaths at all (</w:t>
       </w:r>
-      <w:hyperlink r:id="rId241">
-        <w:r>
-          <w:rPr>
-            <w:lang w:val="en_US" w:bidi="en_US"/>
-          </w:rPr>
-          <w:rPr>
-            <w:color w:val="0000EE"/>
-            <w:u w:val="single"/>
-          </w:rPr>
-          <w:t>Matt 5:33–37</w:t>
-        </w:r>
-      </w:hyperlink>
+      <w:r>
+        <w:rPr>
+          <w:lang w:val="en_US" w:bidi="en_US"/>
+        </w:rPr>
+        <w:t>Matt 5:33–37</w:t>
+      </w:r>
       <w:r>
         <w:rPr>
           <w:lang w:val="en_US" w:bidi="en_US"/>
         </w:rPr>
         <w:t>). Swearing an oath in the Lord's name meant asking God to enforce it (</w:t>
       </w:r>
-      <w:hyperlink r:id="rId242">
-        <w:r>
-          <w:rPr>
-            <w:lang w:val="en_US" w:bidi="en_US"/>
-          </w:rPr>
-          <w:rPr>
-            <w:color w:val="0000EE"/>
-            <w:u w:val="single"/>
-          </w:rPr>
-          <w:t>Genesis 31:53</w:t>
-        </w:r>
-      </w:hyperlink>
+      <w:r>
+        <w:rPr>
+          <w:lang w:val="en_US" w:bidi="en_US"/>
+        </w:rPr>
+        <w:t>Genesis 31:53</w:t>
+      </w:r>
       <w:r>
         <w:rPr>
           <w:lang w:val="en_US" w:bidi="en_US"/>
         </w:rPr>
         <w:t xml:space="preserve">; </w:t>
       </w:r>
-      <w:hyperlink r:id="rId243">
-        <w:r>
-          <w:rPr>
-            <w:lang w:val="en_US" w:bidi="en_US"/>
-          </w:rPr>
-          <w:rPr>
-            <w:color w:val="0000EE"/>
-            <w:u w:val="single"/>
-          </w:rPr>
-          <w:t>1 Kings 8:31–32</w:t>
-        </w:r>
-      </w:hyperlink>
+      <w:r>
+        <w:rPr>
+          <w:lang w:val="en_US" w:bidi="en_US"/>
+        </w:rPr>
+        <w:t>1 Kings 8:31–32</w:t>
+      </w:r>
       <w:r>
         <w:rPr>
           <w:lang w:val="en_US" w:bidi="en_US"/>
         </w:rPr>
         <w:t>). People swore by heaven or earth. They either pretended to be respectful while avoiding speaking God's name or used tricky words to deceive (</w:t>
       </w:r>
-      <w:hyperlink r:id="rId244">
-        <w:r>
-          <w:rPr>
-            <w:lang w:val="en_US" w:bidi="en_US"/>
-          </w:rPr>
-          <w:rPr>
-            <w:color w:val="0000EE"/>
-            <w:u w:val="single"/>
-          </w:rPr>
-          <w:t>Matthew 23:16–22</w:t>
-        </w:r>
-      </w:hyperlink>
+      <w:r>
+        <w:rPr>
+          <w:lang w:val="en_US" w:bidi="en_US"/>
+        </w:rPr>
+        <w:t>Matthew 23:16–22</w:t>
+      </w:r>
       <w:r>
         <w:rPr>
           <w:lang w:val="en_US" w:bidi="en_US"/>
         </w:rPr>
         <w:t>). Peter used an oath dishonestly (</w:t>
       </w:r>
-      <w:hyperlink r:id="rId245">
-        <w:r>
-          <w:rPr>
-            <w:lang w:val="en_US" w:bidi="en_US"/>
-          </w:rPr>
-          <w:rPr>
-            <w:color w:val="0000EE"/>
-            <w:u w:val="single"/>
-          </w:rPr>
-          <w:t>Matthew 26:71–73</w:t>
-        </w:r>
-      </w:hyperlink>
+      <w:r>
+        <w:rPr>
+          <w:lang w:val="en_US" w:bidi="en_US"/>
+        </w:rPr>
+        <w:t>Matthew 26:71–73</w:t>
+      </w:r>
       <w:r>
         <w:rPr>
           <w:lang w:val="en_US" w:bidi="en_US"/>
         </w:rPr>
         <w:t>). But Paul used one to support his claims (</w:t>
       </w:r>
-      <w:hyperlink r:id="rId246">
-        <w:r>
-          <w:rPr>
-            <w:lang w:val="en_US" w:bidi="en_US"/>
-          </w:rPr>
-          <w:rPr>
-            <w:color w:val="0000EE"/>
-            <w:u w:val="single"/>
-          </w:rPr>
-          <w:t>Romans 1:9</w:t>
-        </w:r>
-      </w:hyperlink>
+      <w:r>
+        <w:rPr>
+          <w:lang w:val="en_US" w:bidi="en_US"/>
+        </w:rPr>
+        <w:t>Romans 1:9</w:t>
+      </w:r>
       <w:r>
         <w:rPr>
           <w:lang w:val="en_US" w:bidi="en_US"/>
         </w:rPr>
         <w:t xml:space="preserve">; </w:t>
       </w:r>
-      <w:hyperlink r:id="rId247">
-        <w:r>
-          <w:rPr>
-            <w:lang w:val="en_US" w:bidi="en_US"/>
-          </w:rPr>
-          <w:rPr>
-            <w:color w:val="0000EE"/>
-            <w:u w:val="single"/>
-          </w:rPr>
-          <w:t>2 Corinthians 1:23</w:t>
-        </w:r>
-      </w:hyperlink>
+      <w:r>
+        <w:rPr>
+          <w:lang w:val="en_US" w:bidi="en_US"/>
+        </w:rPr>
+        <w:t>2 Corinthians 1:23</w:t>
+      </w:r>
       <w:r>
         <w:rPr>
           <w:lang w:val="en_US" w:bidi="en_US"/>
@@ -10435,108 +8845,72 @@
         </w:rPr>
         <w:t>The church elders took care of a local group of Christians. People chose them for their age and leadership skills (</w:t>
       </w:r>
-      <w:hyperlink r:id="rId248">
-        <w:r>
-          <w:rPr>
-            <w:lang w:val="en_US" w:bidi="en_US"/>
-          </w:rPr>
-          <w:rPr>
-            <w:color w:val="0000EE"/>
-            <w:u w:val="single"/>
-          </w:rPr>
-          <w:t>Acts 14:23</w:t>
-        </w:r>
-      </w:hyperlink>
+      <w:r>
+        <w:rPr>
+          <w:lang w:val="en_US" w:bidi="en_US"/>
+        </w:rPr>
+        <w:t>Acts 14:23</w:t>
+      </w:r>
       <w:r>
         <w:rPr>
           <w:lang w:val="en_US" w:bidi="en_US"/>
         </w:rPr>
         <w:t xml:space="preserve">; </w:t>
       </w:r>
-      <w:hyperlink r:id="rId249">
-        <w:r>
-          <w:rPr>
-            <w:lang w:val="en_US" w:bidi="en_US"/>
-          </w:rPr>
-          <w:rPr>
-            <w:color w:val="0000EE"/>
-            <w:u w:val="single"/>
-          </w:rPr>
-          <w:t>20:17</w:t>
-        </w:r>
-      </w:hyperlink>
+      <w:r>
+        <w:rPr>
+          <w:lang w:val="en_US" w:bidi="en_US"/>
+        </w:rPr>
+        <w:t>20:17</w:t>
+      </w:r>
       <w:r>
         <w:rPr>
           <w:lang w:val="en_US" w:bidi="en_US"/>
         </w:rPr>
         <w:t xml:space="preserve">, </w:t>
       </w:r>
-      <w:hyperlink r:id="rId250">
-        <w:r>
-          <w:rPr>
-            <w:lang w:val="en_US" w:bidi="en_US"/>
-          </w:rPr>
-          <w:rPr>
-            <w:color w:val="0000EE"/>
-            <w:u w:val="single"/>
-          </w:rPr>
-          <w:t>28</w:t>
-        </w:r>
-      </w:hyperlink>
+      <w:r>
+        <w:rPr>
+          <w:lang w:val="en_US" w:bidi="en_US"/>
+        </w:rPr>
+        <w:t>28</w:t>
+      </w:r>
       <w:r>
         <w:rPr>
           <w:lang w:val="en_US" w:bidi="en_US"/>
         </w:rPr>
         <w:t xml:space="preserve">; </w:t>
       </w:r>
-      <w:hyperlink r:id="rId251">
-        <w:r>
-          <w:rPr>
-            <w:lang w:val="en_US" w:bidi="en_US"/>
-          </w:rPr>
-          <w:rPr>
-            <w:color w:val="0000EE"/>
-            <w:u w:val="single"/>
-          </w:rPr>
-          <w:t>1 Peter 5:1–4</w:t>
-        </w:r>
-      </w:hyperlink>
+      <w:r>
+        <w:rPr>
+          <w:lang w:val="en_US" w:bidi="en_US"/>
+        </w:rPr>
+        <w:t>1 Peter 5:1–4</w:t>
+      </w:r>
       <w:r>
         <w:rPr>
           <w:lang w:val="en_US" w:bidi="en_US"/>
         </w:rPr>
         <w:t xml:space="preserve">; compare </w:t>
       </w:r>
-      <w:hyperlink r:id="rId252">
-        <w:r>
-          <w:rPr>
-            <w:lang w:val="en_US" w:bidi="en_US"/>
-          </w:rPr>
-          <w:rPr>
-            <w:color w:val="0000EE"/>
-            <w:u w:val="single"/>
-          </w:rPr>
-          <w:t>1 Timothy 3:1–7</w:t>
-        </w:r>
-      </w:hyperlink>
+      <w:r>
+        <w:rPr>
+          <w:lang w:val="en_US" w:bidi="en_US"/>
+        </w:rPr>
+        <w:t>1 Timothy 3:1–7</w:t>
+      </w:r>
       <w:r>
         <w:rPr>
           <w:lang w:val="en_US" w:bidi="en_US"/>
         </w:rPr>
         <w:t xml:space="preserve">; </w:t>
       </w:r>
-      <w:hyperlink r:id="rId253">
-        <w:r>
-          <w:rPr>
-            <w:lang w:val="en_US" w:bidi="en_US"/>
-          </w:rPr>
-          <w:rPr>
-            <w:color w:val="0000EE"/>
-            <w:u w:val="single"/>
-          </w:rPr>
-          <w:t>Titus 1:5–9</w:t>
-        </w:r>
-      </w:hyperlink>
+      <w:r>
+        <w:rPr>
+          <w:lang w:val="en_US" w:bidi="en_US"/>
+        </w:rPr>
+        <w:t>Titus 1:5–9</w:t>
+      </w:r>
       <w:r>
         <w:rPr>
           <w:lang w:val="en_US" w:bidi="en_US"/>
@@ -10561,18 +8935,12 @@
         </w:rPr>
         <w:t xml:space="preserve">During the early development of the church (around AD 40s), “church” meant “congregation” or “assembly” (see also </w:t>
       </w:r>
-      <w:hyperlink r:id="rId254">
-        <w:r>
-          <w:rPr>
-            <w:lang w:val="en_US" w:bidi="en_US"/>
-          </w:rPr>
-          <w:rPr>
-            <w:color w:val="0000EE"/>
-            <w:u w:val="single"/>
-          </w:rPr>
-          <w:t>Matthew 18:17</w:t>
-        </w:r>
-      </w:hyperlink>
+      <w:r>
+        <w:rPr>
+          <w:lang w:val="en_US" w:bidi="en_US"/>
+        </w:rPr>
+        <w:t>Matthew 18:17</w:t>
+      </w:r>
       <w:r>
         <w:rPr>
           <w:lang w:val="en_US" w:bidi="en_US"/>
@@ -10622,72 +8990,48 @@
         </w:rPr>
         <w:t>The practice of anointing with oil was a symbol of divine blessing and healing (</w:t>
       </w:r>
-      <w:hyperlink r:id="rId255">
-        <w:r>
-          <w:rPr>
-            <w:lang w:val="en_US" w:bidi="en_US"/>
-          </w:rPr>
-          <w:rPr>
-            <w:color w:val="0000EE"/>
-            <w:u w:val="single"/>
-          </w:rPr>
-          <w:t>Isaiah 1:6</w:t>
-        </w:r>
-      </w:hyperlink>
+      <w:r>
+        <w:rPr>
+          <w:lang w:val="en_US" w:bidi="en_US"/>
+        </w:rPr>
+        <w:t>Isaiah 1:6</w:t>
+      </w:r>
       <w:r>
         <w:rPr>
           <w:lang w:val="en_US" w:bidi="en_US"/>
         </w:rPr>
         <w:t xml:space="preserve">; </w:t>
       </w:r>
-      <w:hyperlink r:id="rId256">
-        <w:r>
-          <w:rPr>
-            <w:lang w:val="en_US" w:bidi="en_US"/>
-          </w:rPr>
-          <w:rPr>
-            <w:color w:val="0000EE"/>
-            <w:u w:val="single"/>
-          </w:rPr>
-          <w:t>Matthew 6:17</w:t>
-        </w:r>
-      </w:hyperlink>
+      <w:r>
+        <w:rPr>
+          <w:lang w:val="en_US" w:bidi="en_US"/>
+        </w:rPr>
+        <w:t>Matthew 6:17</w:t>
+      </w:r>
       <w:r>
         <w:rPr>
           <w:lang w:val="en_US" w:bidi="en_US"/>
         </w:rPr>
         <w:t xml:space="preserve">; </w:t>
       </w:r>
-      <w:hyperlink r:id="rId257">
-        <w:r>
-          <w:rPr>
-            <w:lang w:val="en_US" w:bidi="en_US"/>
-          </w:rPr>
-          <w:rPr>
-            <w:color w:val="0000EE"/>
-            <w:u w:val="single"/>
-          </w:rPr>
-          <w:t>Mark 6:13</w:t>
-        </w:r>
-      </w:hyperlink>
+      <w:r>
+        <w:rPr>
+          <w:lang w:val="en_US" w:bidi="en_US"/>
+        </w:rPr>
+        <w:t>Mark 6:13</w:t>
+      </w:r>
       <w:r>
         <w:rPr>
           <w:lang w:val="en_US" w:bidi="en_US"/>
         </w:rPr>
         <w:t xml:space="preserve">; </w:t>
       </w:r>
-      <w:hyperlink r:id="rId258">
-        <w:r>
-          <w:rPr>
-            <w:lang w:val="en_US" w:bidi="en_US"/>
-          </w:rPr>
-          <w:rPr>
-            <w:color w:val="0000EE"/>
-            <w:u w:val="single"/>
-          </w:rPr>
-          <w:t>Luke 10:34</w:t>
-        </w:r>
-      </w:hyperlink>
+      <w:r>
+        <w:rPr>
+          <w:lang w:val="en_US" w:bidi="en_US"/>
+        </w:rPr>
+        <w:t>Luke 10:34</w:t>
+      </w:r>
       <w:r>
         <w:rPr>
           <w:lang w:val="en_US" w:bidi="en_US"/>
@@ -10772,126 +9116,84 @@
         </w:rPr>
         <w:t xml:space="preserve"> will receive a positive response from the Lord. Faith for healing is a gift from God (See also </w:t>
       </w:r>
-      <w:hyperlink r:id="rId259">
-        <w:r>
-          <w:rPr>
-            <w:lang w:val="en_US" w:bidi="en_US"/>
-          </w:rPr>
-          <w:rPr>
-            <w:color w:val="0000EE"/>
-            <w:u w:val="single"/>
-          </w:rPr>
-          <w:t>Mark 9:23</w:t>
-        </w:r>
-      </w:hyperlink>
+      <w:r>
+        <w:rPr>
+          <w:lang w:val="en_US" w:bidi="en_US"/>
+        </w:rPr>
+        <w:t>Mark 9:23</w:t>
+      </w:r>
       <w:r>
         <w:rPr>
           <w:lang w:val="en_US" w:bidi="en_US"/>
         </w:rPr>
         <w:t xml:space="preserve">; </w:t>
       </w:r>
-      <w:hyperlink r:id="rId260">
-        <w:r>
-          <w:rPr>
-            <w:lang w:val="en_US" w:bidi="en_US"/>
-          </w:rPr>
-          <w:rPr>
-            <w:color w:val="0000EE"/>
-            <w:u w:val="single"/>
-          </w:rPr>
-          <w:t>John 14:13–14</w:t>
-        </w:r>
-      </w:hyperlink>
+      <w:r>
+        <w:rPr>
+          <w:lang w:val="en_US" w:bidi="en_US"/>
+        </w:rPr>
+        <w:t>John 14:13–14</w:t>
+      </w:r>
       <w:r>
         <w:rPr>
           <w:lang w:val="en_US" w:bidi="en_US"/>
         </w:rPr>
         <w:t xml:space="preserve">; </w:t>
       </w:r>
-      <w:hyperlink r:id="rId261">
-        <w:r>
-          <w:rPr>
-            <w:lang w:val="en_US" w:bidi="en_US"/>
-          </w:rPr>
-          <w:rPr>
-            <w:color w:val="0000EE"/>
-            <w:u w:val="single"/>
-          </w:rPr>
-          <w:t>15:7</w:t>
-        </w:r>
-      </w:hyperlink>
+      <w:r>
+        <w:rPr>
+          <w:lang w:val="en_US" w:bidi="en_US"/>
+        </w:rPr>
+        <w:t>15:7</w:t>
+      </w:r>
       <w:r>
         <w:rPr>
           <w:lang w:val="en_US" w:bidi="en_US"/>
         </w:rPr>
         <w:t xml:space="preserve">, </w:t>
       </w:r>
-      <w:hyperlink r:id="rId262">
-        <w:r>
-          <w:rPr>
-            <w:lang w:val="en_US" w:bidi="en_US"/>
-          </w:rPr>
-          <w:rPr>
-            <w:color w:val="0000EE"/>
-            <w:u w:val="single"/>
-          </w:rPr>
-          <w:t>16</w:t>
-        </w:r>
-      </w:hyperlink>
+      <w:r>
+        <w:rPr>
+          <w:lang w:val="en_US" w:bidi="en_US"/>
+        </w:rPr>
+        <w:t>16</w:t>
+      </w:r>
       <w:r>
         <w:rPr>
           <w:lang w:val="en_US" w:bidi="en_US"/>
         </w:rPr>
         <w:t xml:space="preserve">; </w:t>
       </w:r>
-      <w:hyperlink r:id="rId263">
-        <w:r>
-          <w:rPr>
-            <w:lang w:val="en_US" w:bidi="en_US"/>
-          </w:rPr>
-          <w:rPr>
-            <w:color w:val="0000EE"/>
-            <w:u w:val="single"/>
-          </w:rPr>
-          <w:t>16:23–27</w:t>
-        </w:r>
-      </w:hyperlink>
+      <w:r>
+        <w:rPr>
+          <w:lang w:val="en_US" w:bidi="en_US"/>
+        </w:rPr>
+        <w:t>16:23–27</w:t>
+      </w:r>
       <w:r>
         <w:rPr>
           <w:lang w:val="en_US" w:bidi="en_US"/>
         </w:rPr>
         <w:t xml:space="preserve">; </w:t>
       </w:r>
-      <w:hyperlink r:id="rId264">
-        <w:r>
-          <w:rPr>
-            <w:lang w:val="en_US" w:bidi="en_US"/>
-          </w:rPr>
-          <w:rPr>
-            <w:color w:val="0000EE"/>
-            <w:u w:val="single"/>
-          </w:rPr>
-          <w:t>1 John 3:22</w:t>
-        </w:r>
-      </w:hyperlink>
+      <w:r>
+        <w:rPr>
+          <w:lang w:val="en_US" w:bidi="en_US"/>
+        </w:rPr>
+        <w:t>1 John 3:22</w:t>
+      </w:r>
       <w:r>
         <w:rPr>
           <w:lang w:val="en_US" w:bidi="en_US"/>
         </w:rPr>
         <w:t xml:space="preserve">; </w:t>
       </w:r>
-      <w:hyperlink r:id="rId265">
-        <w:r>
-          <w:rPr>
-            <w:lang w:val="en_US" w:bidi="en_US"/>
-          </w:rPr>
-          <w:rPr>
-            <w:color w:val="0000EE"/>
-            <w:u w:val="single"/>
-          </w:rPr>
-          <w:t>5:14–15</w:t>
-        </w:r>
-      </w:hyperlink>
+      <w:r>
+        <w:rPr>
+          <w:lang w:val="en_US" w:bidi="en_US"/>
+        </w:rPr>
+        <w:t>5:14–15</w:t>
+      </w:r>
       <w:r>
         <w:rPr>
           <w:lang w:val="en_US" w:bidi="en_US"/>
@@ -10929,54 +9231,36 @@
         </w:rPr>
         <w:t>James suggests that some illnesses might result from sin. It is important to confess and seek forgiveness for the sin (</w:t>
       </w:r>
-      <w:hyperlink r:id="rId266">
-        <w:r>
-          <w:rPr>
-            <w:lang w:val="en_US" w:bidi="en_US"/>
-          </w:rPr>
-          <w:rPr>
-            <w:color w:val="0000EE"/>
-            <w:u w:val="single"/>
-          </w:rPr>
-          <w:t>James 5:16</w:t>
-        </w:r>
-      </w:hyperlink>
+      <w:r>
+        <w:rPr>
+          <w:lang w:val="en_US" w:bidi="en_US"/>
+        </w:rPr>
+        <w:t>James 5:16</w:t>
+      </w:r>
       <w:r>
         <w:rPr>
           <w:lang w:val="en_US" w:bidi="en_US"/>
         </w:rPr>
         <w:t xml:space="preserve">; see </w:t>
       </w:r>
-      <w:hyperlink r:id="rId267">
-        <w:r>
-          <w:rPr>
-            <w:lang w:val="en_US" w:bidi="en_US"/>
-          </w:rPr>
-          <w:rPr>
-            <w:color w:val="0000EE"/>
-            <w:u w:val="single"/>
-          </w:rPr>
-          <w:t>Mark 2:3–12</w:t>
-        </w:r>
-      </w:hyperlink>
+      <w:r>
+        <w:rPr>
+          <w:lang w:val="en_US" w:bidi="en_US"/>
+        </w:rPr>
+        <w:t>Mark 2:3–12</w:t>
+      </w:r>
       <w:r>
         <w:rPr>
           <w:lang w:val="en_US" w:bidi="en_US"/>
         </w:rPr>
         <w:t xml:space="preserve">; </w:t>
       </w:r>
-      <w:hyperlink r:id="rId268">
-        <w:r>
-          <w:rPr>
-            <w:lang w:val="en_US" w:bidi="en_US"/>
-          </w:rPr>
-          <w:rPr>
-            <w:color w:val="0000EE"/>
-            <w:u w:val="single"/>
-          </w:rPr>
-          <w:t>John 5:14</w:t>
-        </w:r>
-      </w:hyperlink>
+      <w:r>
+        <w:rPr>
+          <w:lang w:val="en_US" w:bidi="en_US"/>
+        </w:rPr>
+        <w:t>John 5:14</w:t>
+      </w:r>
       <w:r>
         <w:rPr>
           <w:lang w:val="en_US" w:bidi="en_US"/>
@@ -11042,36 +9326,24 @@
         </w:rPr>
         <w:t xml:space="preserve">: See </w:t>
       </w:r>
-      <w:hyperlink r:id="rId269">
-        <w:r>
-          <w:rPr>
-            <w:lang w:val="en_US" w:bidi="en_US"/>
-          </w:rPr>
-          <w:rPr>
-            <w:color w:val="0000EE"/>
-            <w:u w:val="single"/>
-          </w:rPr>
-          <w:t>1 Kings 17:1</w:t>
-        </w:r>
-      </w:hyperlink>
+      <w:r>
+        <w:rPr>
+          <w:lang w:val="en_US" w:bidi="en_US"/>
+        </w:rPr>
+        <w:t>1 Kings 17:1</w:t>
+      </w:r>
       <w:r>
         <w:rPr>
           <w:lang w:val="en_US" w:bidi="en_US"/>
         </w:rPr>
         <w:t xml:space="preserve">; </w:t>
       </w:r>
-      <w:hyperlink r:id="rId270">
-        <w:r>
-          <w:rPr>
-            <w:lang w:val="en_US" w:bidi="en_US"/>
-          </w:rPr>
-          <w:rPr>
-            <w:color w:val="0000EE"/>
-            <w:u w:val="single"/>
-          </w:rPr>
-          <w:t>18:41–46</w:t>
-        </w:r>
-      </w:hyperlink>
+      <w:r>
+        <w:rPr>
+          <w:lang w:val="en_US" w:bidi="en_US"/>
+        </w:rPr>
+        <w:t>18:41–46</w:t>
+      </w:r>
       <w:r>
         <w:rPr>
           <w:lang w:val="en_US" w:bidi="en_US"/>
@@ -11103,72 +9375,48 @@
         </w:rPr>
         <w:t xml:space="preserve"> (see </w:t>
       </w:r>
-      <w:hyperlink r:id="rId271">
-        <w:r>
-          <w:rPr>
-            <w:lang w:val="en_US" w:bidi="en_US"/>
-          </w:rPr>
-          <w:rPr>
-            <w:color w:val="0000EE"/>
-            <w:u w:val="single"/>
-          </w:rPr>
-          <w:t>1 Kings 18:1</w:t>
-        </w:r>
-      </w:hyperlink>
+      <w:r>
+        <w:rPr>
+          <w:lang w:val="en_US" w:bidi="en_US"/>
+        </w:rPr>
+        <w:t>1 Kings 18:1</w:t>
+      </w:r>
       <w:r>
         <w:rPr>
           <w:lang w:val="en_US" w:bidi="en_US"/>
         </w:rPr>
         <w:t xml:space="preserve">; </w:t>
       </w:r>
-      <w:hyperlink r:id="rId272">
-        <w:r>
-          <w:rPr>
-            <w:lang w:val="en_US" w:bidi="en_US"/>
-          </w:rPr>
-          <w:rPr>
-            <w:color w:val="0000EE"/>
-            <w:u w:val="single"/>
-          </w:rPr>
-          <w:t>Luke 4:25</w:t>
-        </w:r>
-      </w:hyperlink>
+      <w:r>
+        <w:rPr>
+          <w:lang w:val="en_US" w:bidi="en_US"/>
+        </w:rPr>
+        <w:t>Luke 4:25</w:t>
+      </w:r>
       <w:r>
         <w:rPr>
           <w:lang w:val="en_US" w:bidi="en_US"/>
         </w:rPr>
         <w:t xml:space="preserve">) is an approximate time, representing half of seven, which symbolizes a period of judgment (compare </w:t>
       </w:r>
-      <w:hyperlink r:id="rId273">
-        <w:r>
-          <w:rPr>
-            <w:lang w:val="en_US" w:bidi="en_US"/>
-          </w:rPr>
-          <w:rPr>
-            <w:color w:val="0000EE"/>
-            <w:u w:val="single"/>
-          </w:rPr>
-          <w:t>Daniel 12:7</w:t>
-        </w:r>
-      </w:hyperlink>
+      <w:r>
+        <w:rPr>
+          <w:lang w:val="en_US" w:bidi="en_US"/>
+        </w:rPr>
+        <w:t>Daniel 12:7</w:t>
+      </w:r>
       <w:r>
         <w:rPr>
           <w:lang w:val="en_US" w:bidi="en_US"/>
         </w:rPr>
         <w:t xml:space="preserve">; </w:t>
       </w:r>
-      <w:hyperlink r:id="rId274">
-        <w:r>
-          <w:rPr>
-            <w:lang w:val="en_US" w:bidi="en_US"/>
-          </w:rPr>
-          <w:rPr>
-            <w:color w:val="0000EE"/>
-            <w:u w:val="single"/>
-          </w:rPr>
-          <w:t>Revelation 11:2</w:t>
-        </w:r>
-      </w:hyperlink>
+      <w:r>
+        <w:rPr>
+          <w:lang w:val="en_US" w:bidi="en_US"/>
+        </w:rPr>
+        <w:t>Revelation 11:2</w:t>
+      </w:r>
       <w:r>
         <w:rPr>
           <w:lang w:val="en_US" w:bidi="en_US"/>
@@ -11236,18 +9484,12 @@
         </w:rPr>
         <w:t xml:space="preserve"> This means they balance with and relate to the beginning of the letter. The final section connects back to James's opening words about endurance in </w:t>
       </w:r>
-      <w:hyperlink r:id="rId44">
-        <w:r>
-          <w:rPr>
-            <w:lang w:val="en_US" w:bidi="en_US"/>
-          </w:rPr>
-          <w:rPr>
-            <w:color w:val="0000EE"/>
-            <w:u w:val="single"/>
-          </w:rPr>
-          <w:t>1:2–4</w:t>
-        </w:r>
-      </w:hyperlink>
+      <w:r>
+        <w:rPr>
+          <w:lang w:val="en_US" w:bidi="en_US"/>
+        </w:rPr>
+        <w:t>1:2–4</w:t>
+      </w:r>
       <w:r>
         <w:rPr>
           <w:lang w:val="en_US" w:bidi="en_US"/>
@@ -11302,54 +9544,36 @@
         </w:rPr>
         <w:t xml:space="preserve">When James talks about saving "a sinner from death," he means more than just physical death. He is referring to eternal death, which is the punishment for those who turn away from the truth of the good news of Jesus Christ (see </w:t>
       </w:r>
-      <w:hyperlink r:id="rId53">
-        <w:r>
-          <w:rPr>
-            <w:lang w:val="en_US" w:bidi="en_US"/>
-          </w:rPr>
-          <w:rPr>
-            <w:color w:val="0000EE"/>
-            <w:u w:val="single"/>
-          </w:rPr>
-          <w:t>1:12</w:t>
-        </w:r>
-      </w:hyperlink>
+      <w:r>
+        <w:rPr>
+          <w:lang w:val="en_US" w:bidi="en_US"/>
+        </w:rPr>
+        <w:t>1:12</w:t>
+      </w:r>
       <w:r>
         <w:rPr>
           <w:lang w:val="en_US" w:bidi="en_US"/>
         </w:rPr>
         <w:t xml:space="preserve">, </w:t>
       </w:r>
-      <w:hyperlink r:id="rId275">
-        <w:r>
-          <w:rPr>
-            <w:lang w:val="en_US" w:bidi="en_US"/>
-          </w:rPr>
-          <w:rPr>
-            <w:color w:val="0000EE"/>
-            <w:u w:val="single"/>
-          </w:rPr>
-          <w:t>15</w:t>
-        </w:r>
-      </w:hyperlink>
+      <w:r>
+        <w:rPr>
+          <w:lang w:val="en_US" w:bidi="en_US"/>
+        </w:rPr>
+        <w:t>15</w:t>
+      </w:r>
       <w:r>
         <w:rPr>
           <w:lang w:val="en_US" w:bidi="en_US"/>
         </w:rPr>
         <w:t xml:space="preserve">; compare </w:t>
       </w:r>
-      <w:hyperlink r:id="rId276">
-        <w:r>
-          <w:rPr>
-            <w:lang w:val="en_US" w:bidi="en_US"/>
-          </w:rPr>
-          <w:rPr>
-            <w:color w:val="0000EE"/>
-            <w:u w:val="single"/>
-          </w:rPr>
-          <w:t>Hebrews 6:4–8</w:t>
-        </w:r>
-      </w:hyperlink>
+      <w:r>
+        <w:rPr>
+          <w:lang w:val="en_US" w:bidi="en_US"/>
+        </w:rPr>
+        <w:t>Hebrews 6:4–8</w:t>
+      </w:r>
       <w:r>
         <w:rPr>
           <w:lang w:val="en_US" w:bidi="en_US"/>
@@ -11370,36 +9594,24 @@
         </w:rPr>
         <w:t xml:space="preserve">James teaches that if someone has wandered from the truth, other believers should try to bring that person back to the right path. If the person who has sinned listens and turns back to God (repents), then eternal punishment will be avoided (see also </w:t>
       </w:r>
-      <w:hyperlink r:id="rId277">
-        <w:r>
-          <w:rPr>
-            <w:lang w:val="en_US" w:bidi="en_US"/>
-          </w:rPr>
-          <w:rPr>
-            <w:color w:val="0000EE"/>
-            <w:u w:val="single"/>
-          </w:rPr>
-          <w:t>Galatians 6:1</w:t>
-        </w:r>
-      </w:hyperlink>
+      <w:r>
+        <w:rPr>
+          <w:lang w:val="en_US" w:bidi="en_US"/>
+        </w:rPr>
+        <w:t>Galatians 6:1</w:t>
+      </w:r>
       <w:r>
         <w:rPr>
           <w:lang w:val="en_US" w:bidi="en_US"/>
         </w:rPr>
         <w:t xml:space="preserve">; </w:t>
       </w:r>
-      <w:hyperlink r:id="rId278">
-        <w:r>
-          <w:rPr>
-            <w:lang w:val="en_US" w:bidi="en_US"/>
-          </w:rPr>
-          <w:rPr>
-            <w:color w:val="0000EE"/>
-            <w:u w:val="single"/>
-          </w:rPr>
-          <w:t>Jude 1:22–24</w:t>
-        </w:r>
-      </w:hyperlink>
+      <w:r>
+        <w:rPr>
+          <w:lang w:val="en_US" w:bidi="en_US"/>
+        </w:rPr>
+        <w:t>Jude 1:22–24</w:t>
+      </w:r>
       <w:r>
         <w:rPr>
           <w:lang w:val="en_US" w:bidi="en_US"/>
